--- a/3kurs2sem/Метрология/lab4/Метр4_Дмитриев_ПВ-223.docx
+++ b/3kurs2sem/Метрология/lab4/Метр4_Дмитриев_ПВ-223.docx
@@ -934,7 +934,7 @@
           <w:sz w:val="28"/>
           <w:szCs w:val="28"/>
         </w:rPr>
-        <w:t>изучить теоретические сведения и получить практические навыки построения потокового графа подпрограмм и вычисления метрики цикломатической сложности.</w:t>
+        <w:t>изучить теоретические сведения и получить практические навыки оценки иерархии классов объектно-ориентированных программных систем.</w:t>
       </w:r>
     </w:p>
     <w:p>
@@ -953,7 +953,6 @@
           <w:color w:val="000000"/>
           <w:sz w:val="27"/>
           <w:szCs w:val="27"/>
-          <w:lang w:val="en-US"/>
         </w:rPr>
       </w:pPr>
       <w:r>
@@ -1304,6 +1303,7 @@
       <w:r>
         <w:rPr>
           <w:b/>
+          <w:noProof/>
           <w:sz w:val="28"/>
           <w:lang w:val="en-US"/>
         </w:rPr>
@@ -1349,6 +1349,7 @@
         <w:rPr>
           <w:b/>
           <w:sz w:val="28"/>
+          <w:lang w:val="en-US"/>
         </w:rPr>
       </w:pPr>
       <w:r>
@@ -1356,42 +1357,86 @@
           <w:b/>
           <w:sz w:val="28"/>
         </w:rPr>
-        <w:t xml:space="preserve">Метрики </w:t>
-      </w:r>
+        <w:t>Описание</w:t>
+      </w:r>
+      <w:r>
+        <w:rPr>
+          <w:b/>
+          <w:sz w:val="28"/>
+          <w:lang w:val="en-US"/>
+        </w:rPr>
+        <w:t xml:space="preserve"> </w:t>
+      </w:r>
+      <w:r>
+        <w:rPr>
+          <w:b/>
+          <w:sz w:val="28"/>
+        </w:rPr>
+        <w:t>классов</w:t>
+      </w:r>
+      <w:r>
+        <w:rPr>
+          <w:b/>
+          <w:sz w:val="28"/>
+          <w:lang w:val="en-US"/>
+        </w:rPr>
+        <w:t>:</w:t>
+      </w:r>
+    </w:p>
+    <w:p>
+      <w:pPr>
+        <w:rPr>
+          <w:bCs/>
+          <w:sz w:val="28"/>
+          <w:lang w:val="en-US"/>
+        </w:rPr>
+      </w:pPr>
+      <w:r>
+        <w:rPr>
+          <w:bCs/>
+          <w:sz w:val="28"/>
+          <w:lang w:val="en-US"/>
+        </w:rPr>
+        <w:t>Figure</w:t>
+      </w:r>
+    </w:p>
+    <w:p>
+      <w:pPr>
+        <w:rPr>
+          <w:bCs/>
+          <w:sz w:val="28"/>
+          <w:lang w:val="en-US"/>
+        </w:rPr>
+      </w:pPr>
       <w:proofErr w:type="spellStart"/>
       <w:r>
         <w:rPr>
-          <w:b/>
-          <w:sz w:val="28"/>
-        </w:rPr>
-        <w:t>Чидамбера</w:t>
-      </w:r>
-      <w:proofErr w:type="spellEnd"/>
-      <w:r>
-        <w:rPr>
-          <w:b/>
-          <w:sz w:val="28"/>
-        </w:rPr>
-        <w:t xml:space="preserve"> и </w:t>
-      </w:r>
-      <w:proofErr w:type="spellStart"/>
-      <w:r>
-        <w:rPr>
-          <w:b/>
-          <w:sz w:val="28"/>
-        </w:rPr>
-        <w:t>Кемерера</w:t>
+          <w:bCs/>
+          <w:sz w:val="28"/>
+          <w:lang w:val="en-US"/>
+        </w:rPr>
+        <w:t>ChessLogger</w:t>
       </w:r>
       <w:proofErr w:type="spellEnd"/>
     </w:p>
     <w:p>
       <w:pPr>
         <w:rPr>
-          <w:b/>
+          <w:bCs/>
           <w:sz w:val="28"/>
           <w:lang w:val="en-US"/>
         </w:rPr>
       </w:pPr>
+      <w:proofErr w:type="spellStart"/>
+      <w:r>
+        <w:rPr>
+          <w:bCs/>
+          <w:sz w:val="28"/>
+          <w:lang w:val="en-US"/>
+        </w:rPr>
+        <w:t>GameMode</w:t>
+      </w:r>
+      <w:proofErr w:type="spellEnd"/>
     </w:p>
     <w:p>
       <w:pPr>
@@ -1399,6 +1444,276 @@
           <w:bCs/>
           <w:sz w:val="28"/>
           <w:lang w:val="en-US"/>
+        </w:rPr>
+      </w:pPr>
+      <w:proofErr w:type="spellStart"/>
+      <w:r>
+        <w:rPr>
+          <w:bCs/>
+          <w:sz w:val="28"/>
+          <w:lang w:val="en-US"/>
+        </w:rPr>
+        <w:t>SettingsJson</w:t>
+      </w:r>
+      <w:proofErr w:type="spellEnd"/>
+    </w:p>
+    <w:p>
+      <w:pPr>
+        <w:rPr>
+          <w:bCs/>
+          <w:sz w:val="28"/>
+          <w:lang w:val="en-US"/>
+        </w:rPr>
+      </w:pPr>
+      <w:proofErr w:type="spellStart"/>
+      <w:r>
+        <w:rPr>
+          <w:bCs/>
+          <w:sz w:val="28"/>
+          <w:lang w:val="en-US"/>
+        </w:rPr>
+        <w:t>ChessScene</w:t>
+      </w:r>
+      <w:proofErr w:type="spellEnd"/>
+    </w:p>
+    <w:p>
+      <w:pPr>
+        <w:rPr>
+          <w:bCs/>
+          <w:sz w:val="28"/>
+          <w:lang w:val="en-US"/>
+        </w:rPr>
+      </w:pPr>
+      <w:proofErr w:type="spellStart"/>
+      <w:r>
+        <w:rPr>
+          <w:bCs/>
+          <w:sz w:val="28"/>
+          <w:lang w:val="en-US"/>
+        </w:rPr>
+        <w:t>HighliteGraphicItem</w:t>
+      </w:r>
+      <w:proofErr w:type="spellEnd"/>
+    </w:p>
+    <w:p>
+      <w:pPr>
+        <w:rPr>
+          <w:bCs/>
+          <w:sz w:val="28"/>
+          <w:lang w:val="en-US"/>
+        </w:rPr>
+      </w:pPr>
+      <w:proofErr w:type="spellStart"/>
+      <w:r>
+        <w:rPr>
+          <w:bCs/>
+          <w:sz w:val="28"/>
+          <w:lang w:val="en-US"/>
+        </w:rPr>
+        <w:t>FigureGraphicItem</w:t>
+      </w:r>
+      <w:proofErr w:type="spellEnd"/>
+    </w:p>
+    <w:p>
+      <w:pPr>
+        <w:rPr>
+          <w:bCs/>
+          <w:sz w:val="28"/>
+          <w:lang w:val="en-US"/>
+        </w:rPr>
+      </w:pPr>
+      <w:proofErr w:type="spellStart"/>
+      <w:r>
+        <w:rPr>
+          <w:bCs/>
+          <w:sz w:val="28"/>
+          <w:lang w:val="en-US"/>
+        </w:rPr>
+        <w:t>CellGraphicItem</w:t>
+      </w:r>
+      <w:proofErr w:type="spellEnd"/>
+    </w:p>
+    <w:p>
+      <w:pPr>
+        <w:rPr>
+          <w:bCs/>
+          <w:sz w:val="28"/>
+          <w:lang w:val="en-US"/>
+        </w:rPr>
+      </w:pPr>
+      <w:proofErr w:type="spellStart"/>
+      <w:r>
+        <w:rPr>
+          <w:bCs/>
+          <w:sz w:val="28"/>
+          <w:lang w:val="en-US"/>
+        </w:rPr>
+        <w:t>WindowHolder</w:t>
+      </w:r>
+      <w:proofErr w:type="spellEnd"/>
+    </w:p>
+    <w:p>
+      <w:pPr>
+        <w:rPr>
+          <w:bCs/>
+          <w:sz w:val="28"/>
+          <w:lang w:val="en-US"/>
+        </w:rPr>
+      </w:pPr>
+      <w:proofErr w:type="spellStart"/>
+      <w:r>
+        <w:rPr>
+          <w:bCs/>
+          <w:sz w:val="28"/>
+          <w:lang w:val="en-US"/>
+        </w:rPr>
+        <w:t>GameModesMenuWindow</w:t>
+      </w:r>
+      <w:proofErr w:type="spellEnd"/>
+    </w:p>
+    <w:p>
+      <w:pPr>
+        <w:rPr>
+          <w:bCs/>
+          <w:sz w:val="28"/>
+          <w:lang w:val="en-US"/>
+        </w:rPr>
+      </w:pPr>
+      <w:proofErr w:type="spellStart"/>
+      <w:r>
+        <w:rPr>
+          <w:bCs/>
+          <w:sz w:val="28"/>
+          <w:lang w:val="en-US"/>
+        </w:rPr>
+        <w:t>MenuWindow</w:t>
+      </w:r>
+      <w:proofErr w:type="spellEnd"/>
+    </w:p>
+    <w:p>
+      <w:pPr>
+        <w:rPr>
+          <w:bCs/>
+          <w:sz w:val="28"/>
+          <w:lang w:val="en-US"/>
+        </w:rPr>
+      </w:pPr>
+      <w:r>
+        <w:rPr>
+          <w:bCs/>
+          <w:sz w:val="28"/>
+          <w:lang w:val="en-US"/>
+        </w:rPr>
+        <w:t>SettingsWindow</w:t>
+      </w:r>
+    </w:p>
+    <w:p>
+      <w:pPr>
+        <w:rPr>
+          <w:bCs/>
+          <w:sz w:val="28"/>
+          <w:lang w:val="en-US"/>
+        </w:rPr>
+      </w:pPr>
+      <w:proofErr w:type="spellStart"/>
+      <w:r>
+        <w:rPr>
+          <w:bCs/>
+          <w:sz w:val="28"/>
+          <w:lang w:val="en-US"/>
+        </w:rPr>
+        <w:t>WindowHolder</w:t>
+      </w:r>
+      <w:proofErr w:type="spellEnd"/>
+    </w:p>
+    <w:p>
+      <w:pPr>
+        <w:rPr>
+          <w:b/>
+          <w:sz w:val="28"/>
+          <w:lang w:val="en-US"/>
+        </w:rPr>
+      </w:pPr>
+    </w:p>
+    <w:p>
+      <w:pPr>
+        <w:rPr>
+          <w:b/>
+          <w:sz w:val="28"/>
+          <w:lang w:val="en-US"/>
+        </w:rPr>
+      </w:pPr>
+      <w:r>
+        <w:rPr>
+          <w:b/>
+          <w:sz w:val="28"/>
+        </w:rPr>
+        <w:t>Метрики</w:t>
+      </w:r>
+      <w:r>
+        <w:rPr>
+          <w:b/>
+          <w:sz w:val="28"/>
+          <w:lang w:val="en-US"/>
+        </w:rPr>
+        <w:t xml:space="preserve"> </w:t>
+      </w:r>
+      <w:proofErr w:type="spellStart"/>
+      <w:r>
+        <w:rPr>
+          <w:b/>
+          <w:sz w:val="28"/>
+        </w:rPr>
+        <w:t>Чидамбера</w:t>
+      </w:r>
+      <w:proofErr w:type="spellEnd"/>
+      <w:r>
+        <w:rPr>
+          <w:b/>
+          <w:sz w:val="28"/>
+          <w:lang w:val="en-US"/>
+        </w:rPr>
+        <w:t xml:space="preserve"> </w:t>
+      </w:r>
+      <w:r>
+        <w:rPr>
+          <w:b/>
+          <w:sz w:val="28"/>
+        </w:rPr>
+        <w:t>и</w:t>
+      </w:r>
+      <w:r>
+        <w:rPr>
+          <w:b/>
+          <w:sz w:val="28"/>
+          <w:lang w:val="en-US"/>
+        </w:rPr>
+        <w:t xml:space="preserve"> </w:t>
+      </w:r>
+      <w:proofErr w:type="spellStart"/>
+      <w:r>
+        <w:rPr>
+          <w:b/>
+          <w:sz w:val="28"/>
+        </w:rPr>
+        <w:t>Кемерера</w:t>
+      </w:r>
+      <w:proofErr w:type="spellEnd"/>
+    </w:p>
+    <w:p>
+      <w:pPr>
+        <w:rPr>
+          <w:b/>
+          <w:sz w:val="28"/>
+          <w:lang w:val="en-US"/>
+        </w:rPr>
+      </w:pPr>
+    </w:p>
+    <w:p>
+      <w:pPr>
+        <w:rPr>
+          <w:bCs/>
+          <w:sz w:val="28"/>
         </w:rPr>
       </w:pPr>
       <w:r>
@@ -1847,6 +2162,7 @@
                 <w:lang w:val="en-US" w:eastAsia="ru-RU"/>
               </w:rPr>
             </w:pPr>
+            <w:bookmarkStart w:id="0" w:name="_Hlk193998102"/>
             <w:r>
               <w:rPr>
                 <w:rFonts w:ascii="Calibri" w:hAnsi="Calibri" w:cs="Calibri"/>
@@ -1896,9 +2212,17 @@
               <w:rPr>
                 <w:rFonts w:ascii="Calibri" w:hAnsi="Calibri" w:cs="Calibri"/>
                 <w:color w:val="000000"/>
-                <w:lang w:eastAsia="ru-RU"/>
-              </w:rPr>
-            </w:pPr>
+                <w:lang w:val="en-US" w:eastAsia="ru-RU"/>
+              </w:rPr>
+            </w:pPr>
+            <w:r>
+              <w:rPr>
+                <w:rFonts w:ascii="Calibri" w:hAnsi="Calibri" w:cs="Calibri"/>
+                <w:color w:val="000000"/>
+                <w:lang w:val="en-US" w:eastAsia="ru-RU"/>
+              </w:rPr>
+              <w:t>0</w:t>
+            </w:r>
           </w:p>
         </w:tc>
         <w:tc>
@@ -1914,9 +2238,17 @@
               <w:rPr>
                 <w:rFonts w:ascii="Calibri" w:hAnsi="Calibri" w:cs="Calibri"/>
                 <w:color w:val="000000"/>
-                <w:lang w:eastAsia="ru-RU"/>
-              </w:rPr>
-            </w:pPr>
+                <w:lang w:val="en-US" w:eastAsia="ru-RU"/>
+              </w:rPr>
+            </w:pPr>
+            <w:r>
+              <w:rPr>
+                <w:rFonts w:ascii="Calibri" w:hAnsi="Calibri" w:cs="Calibri"/>
+                <w:color w:val="000000"/>
+                <w:lang w:val="en-US" w:eastAsia="ru-RU"/>
+              </w:rPr>
+              <w:t>1*6</w:t>
+            </w:r>
           </w:p>
         </w:tc>
         <w:tc>
@@ -1932,9 +2264,17 @@
               <w:rPr>
                 <w:rFonts w:ascii="Calibri" w:hAnsi="Calibri" w:cs="Calibri"/>
                 <w:color w:val="000000"/>
-                <w:lang w:eastAsia="ru-RU"/>
-              </w:rPr>
-            </w:pPr>
+                <w:lang w:val="en-US" w:eastAsia="ru-RU"/>
+              </w:rPr>
+            </w:pPr>
+            <w:r>
+              <w:rPr>
+                <w:rFonts w:ascii="Calibri" w:hAnsi="Calibri" w:cs="Calibri"/>
+                <w:color w:val="000000"/>
+                <w:lang w:val="en-US" w:eastAsia="ru-RU"/>
+              </w:rPr>
+              <w:t>0</w:t>
+            </w:r>
           </w:p>
         </w:tc>
         <w:tc>
@@ -1950,9 +2290,25 @@
               <w:rPr>
                 <w:rFonts w:ascii="Calibri" w:hAnsi="Calibri" w:cs="Calibri"/>
                 <w:color w:val="000000"/>
-                <w:lang w:eastAsia="ru-RU"/>
-              </w:rPr>
-            </w:pPr>
+                <w:lang w:val="en-US" w:eastAsia="ru-RU"/>
+              </w:rPr>
+            </w:pPr>
+            <w:r>
+              <w:rPr>
+                <w:rFonts w:ascii="Calibri" w:hAnsi="Calibri" w:cs="Calibri"/>
+                <w:color w:val="000000"/>
+                <w:lang w:eastAsia="ru-RU"/>
+              </w:rPr>
+              <w:t>3</w:t>
+            </w:r>
+            <w:r>
+              <w:rPr>
+                <w:rFonts w:ascii="Calibri" w:hAnsi="Calibri" w:cs="Calibri"/>
+                <w:color w:val="000000"/>
+                <w:lang w:val="en-US" w:eastAsia="ru-RU"/>
+              </w:rPr>
+              <w:t>*6</w:t>
+            </w:r>
           </w:p>
         </w:tc>
         <w:tc>
@@ -1968,9 +2324,17 @@
               <w:rPr>
                 <w:rFonts w:ascii="Calibri" w:hAnsi="Calibri" w:cs="Calibri"/>
                 <w:color w:val="000000"/>
-                <w:lang w:eastAsia="ru-RU"/>
-              </w:rPr>
-            </w:pPr>
+                <w:lang w:val="en-US" w:eastAsia="ru-RU"/>
+              </w:rPr>
+            </w:pPr>
+            <w:r>
+              <w:rPr>
+                <w:rFonts w:ascii="Calibri" w:hAnsi="Calibri" w:cs="Calibri"/>
+                <w:color w:val="000000"/>
+                <w:lang w:val="en-US" w:eastAsia="ru-RU"/>
+              </w:rPr>
+              <w:t>0</w:t>
+            </w:r>
           </w:p>
         </w:tc>
         <w:tc>
@@ -1986,9 +2350,17 @@
               <w:rPr>
                 <w:rFonts w:ascii="Calibri" w:hAnsi="Calibri" w:cs="Calibri"/>
                 <w:color w:val="000000"/>
-                <w:lang w:eastAsia="ru-RU"/>
-              </w:rPr>
-            </w:pPr>
+                <w:lang w:val="en-US" w:eastAsia="ru-RU"/>
+              </w:rPr>
+            </w:pPr>
+            <w:r>
+              <w:rPr>
+                <w:rFonts w:ascii="Calibri" w:hAnsi="Calibri" w:cs="Calibri"/>
+                <w:color w:val="000000"/>
+                <w:lang w:val="en-US" w:eastAsia="ru-RU"/>
+              </w:rPr>
+              <w:t>1*6</w:t>
+            </w:r>
           </w:p>
         </w:tc>
         <w:tc>
@@ -2004,9 +2376,265 @@
               <w:rPr>
                 <w:rFonts w:ascii="Calibri" w:hAnsi="Calibri" w:cs="Calibri"/>
                 <w:color w:val="000000"/>
-                <w:lang w:eastAsia="ru-RU"/>
-              </w:rPr>
-            </w:pPr>
+                <w:lang w:val="en-US" w:eastAsia="ru-RU"/>
+              </w:rPr>
+            </w:pPr>
+            <w:r>
+              <w:rPr>
+                <w:rFonts w:ascii="Calibri" w:hAnsi="Calibri" w:cs="Calibri"/>
+                <w:color w:val="000000"/>
+                <w:lang w:val="en-US" w:eastAsia="ru-RU"/>
+              </w:rPr>
+              <w:t>0</w:t>
+            </w:r>
+          </w:p>
+        </w:tc>
+      </w:tr>
+      <w:bookmarkEnd w:id="0"/>
+      <w:tr>
+        <w:trPr>
+          <w:trHeight w:val="288"/>
+          <w:jc w:val="center"/>
+        </w:trPr>
+        <w:tc>
+          <w:tcPr>
+            <w:tcW w:w="2972" w:type="dxa"/>
+            <w:shd w:val="clear" w:color="auto" w:fill="auto"/>
+            <w:noWrap/>
+            <w:vAlign w:val="bottom"/>
+          </w:tcPr>
+          <w:p>
+            <w:pPr>
+              <w:rPr>
+                <w:rFonts w:ascii="Calibri" w:hAnsi="Calibri" w:cs="Calibri"/>
+                <w:color w:val="000000"/>
+                <w:lang w:val="en-US" w:eastAsia="ru-RU"/>
+              </w:rPr>
+            </w:pPr>
+            <w:r>
+              <w:rPr>
+                <w:rFonts w:ascii="Calibri" w:hAnsi="Calibri" w:cs="Calibri"/>
+                <w:color w:val="000000"/>
+                <w:lang w:val="en-US" w:eastAsia="ru-RU"/>
+              </w:rPr>
+              <w:t>figures</w:t>
+            </w:r>
+          </w:p>
+        </w:tc>
+        <w:tc>
+          <w:tcPr>
+            <w:tcW w:w="828" w:type="dxa"/>
+            <w:shd w:val="clear" w:color="auto" w:fill="auto"/>
+            <w:noWrap/>
+            <w:vAlign w:val="bottom"/>
+          </w:tcPr>
+          <w:p>
+            <w:pPr>
+              <w:jc w:val="right"/>
+              <w:rPr>
+                <w:rFonts w:ascii="Calibri" w:hAnsi="Calibri" w:cs="Calibri"/>
+                <w:color w:val="000000"/>
+                <w:lang w:val="en-US" w:eastAsia="ru-RU"/>
+              </w:rPr>
+            </w:pPr>
+            <w:r>
+              <w:rPr>
+                <w:rFonts w:ascii="Calibri" w:hAnsi="Calibri" w:cs="Calibri"/>
+                <w:color w:val="000000"/>
+                <w:lang w:val="en-US" w:eastAsia="ru-RU"/>
+              </w:rPr>
+              <w:t>1</w:t>
+            </w:r>
+          </w:p>
+        </w:tc>
+        <w:tc>
+          <w:tcPr>
+            <w:tcW w:w="960" w:type="dxa"/>
+            <w:shd w:val="clear" w:color="auto" w:fill="auto"/>
+            <w:noWrap/>
+            <w:vAlign w:val="bottom"/>
+          </w:tcPr>
+          <w:p>
+            <w:pPr>
+              <w:jc w:val="right"/>
+              <w:rPr>
+                <w:rFonts w:ascii="Calibri" w:hAnsi="Calibri" w:cs="Calibri"/>
+                <w:color w:val="000000"/>
+                <w:lang w:val="en-US" w:eastAsia="ru-RU"/>
+              </w:rPr>
+            </w:pPr>
+            <w:r>
+              <w:rPr>
+                <w:rFonts w:ascii="Calibri" w:hAnsi="Calibri" w:cs="Calibri"/>
+                <w:color w:val="000000"/>
+                <w:lang w:val="en-US" w:eastAsia="ru-RU"/>
+              </w:rPr>
+              <w:t>1*6</w:t>
+            </w:r>
+          </w:p>
+        </w:tc>
+        <w:tc>
+          <w:tcPr>
+            <w:tcW w:w="960" w:type="dxa"/>
+            <w:shd w:val="clear" w:color="auto" w:fill="auto"/>
+            <w:noWrap/>
+            <w:vAlign w:val="bottom"/>
+          </w:tcPr>
+          <w:p>
+            <w:pPr>
+              <w:jc w:val="right"/>
+              <w:rPr>
+                <w:rFonts w:ascii="Calibri" w:hAnsi="Calibri" w:cs="Calibri"/>
+                <w:color w:val="000000"/>
+                <w:lang w:eastAsia="ru-RU"/>
+              </w:rPr>
+            </w:pPr>
+            <w:r>
+              <w:rPr>
+                <w:rFonts w:ascii="Calibri" w:hAnsi="Calibri" w:cs="Calibri"/>
+                <w:color w:val="000000"/>
+                <w:lang w:val="en-US" w:eastAsia="ru-RU"/>
+              </w:rPr>
+              <w:t>0</w:t>
+            </w:r>
+          </w:p>
+        </w:tc>
+        <w:tc>
+          <w:tcPr>
+            <w:tcW w:w="960" w:type="dxa"/>
+            <w:shd w:val="clear" w:color="auto" w:fill="auto"/>
+            <w:noWrap/>
+            <w:vAlign w:val="bottom"/>
+          </w:tcPr>
+          <w:p>
+            <w:pPr>
+              <w:jc w:val="right"/>
+              <w:rPr>
+                <w:rFonts w:ascii="Calibri" w:hAnsi="Calibri" w:cs="Calibri"/>
+                <w:color w:val="000000"/>
+                <w:lang w:val="en-US" w:eastAsia="ru-RU"/>
+              </w:rPr>
+            </w:pPr>
+            <w:r>
+              <w:rPr>
+                <w:rFonts w:ascii="Calibri" w:hAnsi="Calibri" w:cs="Calibri"/>
+                <w:color w:val="000000"/>
+                <w:lang w:val="en-US" w:eastAsia="ru-RU"/>
+              </w:rPr>
+              <w:t>0</w:t>
+            </w:r>
+          </w:p>
+        </w:tc>
+        <w:tc>
+          <w:tcPr>
+            <w:tcW w:w="960" w:type="dxa"/>
+            <w:shd w:val="clear" w:color="auto" w:fill="auto"/>
+            <w:noWrap/>
+            <w:vAlign w:val="bottom"/>
+          </w:tcPr>
+          <w:p>
+            <w:pPr>
+              <w:jc w:val="right"/>
+              <w:rPr>
+                <w:rFonts w:ascii="Calibri" w:hAnsi="Calibri" w:cs="Calibri"/>
+                <w:color w:val="000000"/>
+                <w:lang w:val="en-US" w:eastAsia="ru-RU"/>
+              </w:rPr>
+            </w:pPr>
+            <w:r>
+              <w:rPr>
+                <w:rFonts w:ascii="Calibri" w:hAnsi="Calibri" w:cs="Calibri"/>
+                <w:color w:val="000000"/>
+                <w:lang w:eastAsia="ru-RU"/>
+              </w:rPr>
+              <w:t>1</w:t>
+            </w:r>
+            <w:r>
+              <w:rPr>
+                <w:rFonts w:ascii="Calibri" w:hAnsi="Calibri" w:cs="Calibri"/>
+                <w:color w:val="000000"/>
+                <w:lang w:val="en-US" w:eastAsia="ru-RU"/>
+              </w:rPr>
+              <w:t>*6</w:t>
+            </w:r>
+          </w:p>
+        </w:tc>
+        <w:tc>
+          <w:tcPr>
+            <w:tcW w:w="1136" w:type="dxa"/>
+            <w:shd w:val="clear" w:color="auto" w:fill="auto"/>
+            <w:noWrap/>
+            <w:vAlign w:val="bottom"/>
+          </w:tcPr>
+          <w:p>
+            <w:pPr>
+              <w:jc w:val="right"/>
+              <w:rPr>
+                <w:rFonts w:ascii="Calibri" w:hAnsi="Calibri" w:cs="Calibri"/>
+                <w:color w:val="000000"/>
+                <w:lang w:val="en-US" w:eastAsia="ru-RU"/>
+              </w:rPr>
+            </w:pPr>
+            <w:r>
+              <w:rPr>
+                <w:rFonts w:ascii="Calibri" w:hAnsi="Calibri" w:cs="Calibri"/>
+                <w:color w:val="000000"/>
+                <w:lang w:val="en-US" w:eastAsia="ru-RU"/>
+              </w:rPr>
+              <w:t>1*6</w:t>
+            </w:r>
+          </w:p>
+        </w:tc>
+        <w:tc>
+          <w:tcPr>
+            <w:tcW w:w="1136" w:type="dxa"/>
+            <w:shd w:val="clear" w:color="auto" w:fill="auto"/>
+            <w:noWrap/>
+            <w:vAlign w:val="bottom"/>
+          </w:tcPr>
+          <w:p>
+            <w:pPr>
+              <w:jc w:val="right"/>
+              <w:rPr>
+                <w:rFonts w:ascii="Calibri" w:hAnsi="Calibri" w:cs="Calibri"/>
+                <w:color w:val="000000"/>
+                <w:lang w:val="en-US" w:eastAsia="ru-RU"/>
+              </w:rPr>
+            </w:pPr>
+            <w:r>
+              <w:rPr>
+                <w:rFonts w:ascii="Calibri" w:hAnsi="Calibri" w:cs="Calibri"/>
+                <w:color w:val="000000"/>
+                <w:lang w:val="en-US" w:eastAsia="ru-RU"/>
+              </w:rPr>
+              <w:t>0</w:t>
+            </w:r>
+          </w:p>
+        </w:tc>
+        <w:tc>
+          <w:tcPr>
+            <w:tcW w:w="767" w:type="dxa"/>
+            <w:shd w:val="clear" w:color="auto" w:fill="auto"/>
+            <w:noWrap/>
+            <w:vAlign w:val="bottom"/>
+          </w:tcPr>
+          <w:p>
+            <w:pPr>
+              <w:jc w:val="right"/>
+              <w:rPr>
+                <w:rFonts w:ascii="Calibri" w:hAnsi="Calibri" w:cs="Calibri"/>
+                <w:color w:val="000000"/>
+                <w:lang w:val="en-US" w:eastAsia="ru-RU"/>
+              </w:rPr>
+            </w:pPr>
+            <w:r>
+              <w:rPr>
+                <w:rFonts w:ascii="Calibri" w:hAnsi="Calibri" w:cs="Calibri"/>
+                <w:color w:val="000000"/>
+                <w:lang w:val="en-US" w:eastAsia="ru-RU"/>
+              </w:rPr>
+              <w:t>6</w:t>
+            </w:r>
           </w:p>
         </w:tc>
       </w:tr>
@@ -2081,9 +2709,17 @@
               <w:rPr>
                 <w:rFonts w:ascii="Calibri" w:hAnsi="Calibri" w:cs="Calibri"/>
                 <w:color w:val="000000"/>
-                <w:lang w:eastAsia="ru-RU"/>
-              </w:rPr>
-            </w:pPr>
+                <w:lang w:val="en-US" w:eastAsia="ru-RU"/>
+              </w:rPr>
+            </w:pPr>
+            <w:r>
+              <w:rPr>
+                <w:rFonts w:ascii="Calibri" w:hAnsi="Calibri" w:cs="Calibri"/>
+                <w:color w:val="000000"/>
+                <w:lang w:val="en-US" w:eastAsia="ru-RU"/>
+              </w:rPr>
+              <w:t>0</w:t>
+            </w:r>
           </w:p>
         </w:tc>
         <w:tc>
@@ -2102,6 +2738,14 @@
                 <w:lang w:eastAsia="ru-RU"/>
               </w:rPr>
             </w:pPr>
+            <w:r>
+              <w:rPr>
+                <w:rFonts w:ascii="Calibri" w:hAnsi="Calibri" w:cs="Calibri"/>
+                <w:color w:val="000000"/>
+                <w:lang w:val="en-US" w:eastAsia="ru-RU"/>
+              </w:rPr>
+              <w:t>0</w:t>
+            </w:r>
           </w:p>
         </w:tc>
         <w:tc>
@@ -2117,9 +2761,17 @@
               <w:rPr>
                 <w:rFonts w:ascii="Calibri" w:hAnsi="Calibri" w:cs="Calibri"/>
                 <w:color w:val="000000"/>
-                <w:lang w:eastAsia="ru-RU"/>
-              </w:rPr>
-            </w:pPr>
+                <w:lang w:val="en-US" w:eastAsia="ru-RU"/>
+              </w:rPr>
+            </w:pPr>
+            <w:r>
+              <w:rPr>
+                <w:rFonts w:ascii="Calibri" w:hAnsi="Calibri" w:cs="Calibri"/>
+                <w:color w:val="000000"/>
+                <w:lang w:val="en-US" w:eastAsia="ru-RU"/>
+              </w:rPr>
+              <w:t>1</w:t>
+            </w:r>
           </w:p>
         </w:tc>
         <w:tc>
@@ -2138,6 +2790,14 @@
                 <w:lang w:eastAsia="ru-RU"/>
               </w:rPr>
             </w:pPr>
+            <w:r>
+              <w:rPr>
+                <w:rFonts w:ascii="Calibri" w:hAnsi="Calibri" w:cs="Calibri"/>
+                <w:color w:val="000000"/>
+                <w:lang w:eastAsia="ru-RU"/>
+              </w:rPr>
+              <w:t>2</w:t>
+            </w:r>
           </w:p>
         </w:tc>
         <w:tc>
@@ -2156,6 +2816,14 @@
                 <w:lang w:eastAsia="ru-RU"/>
               </w:rPr>
             </w:pPr>
+            <w:r>
+              <w:rPr>
+                <w:rFonts w:ascii="Calibri" w:hAnsi="Calibri" w:cs="Calibri"/>
+                <w:color w:val="000000"/>
+                <w:lang w:val="en-US" w:eastAsia="ru-RU"/>
+              </w:rPr>
+              <w:t>0</w:t>
+            </w:r>
           </w:p>
         </w:tc>
         <w:tc>
@@ -2171,9 +2839,17 @@
               <w:rPr>
                 <w:rFonts w:ascii="Calibri" w:hAnsi="Calibri" w:cs="Calibri"/>
                 <w:color w:val="000000"/>
-                <w:lang w:eastAsia="ru-RU"/>
-              </w:rPr>
-            </w:pPr>
+                <w:lang w:val="en-US" w:eastAsia="ru-RU"/>
+              </w:rPr>
+            </w:pPr>
+            <w:r>
+              <w:rPr>
+                <w:rFonts w:ascii="Calibri" w:hAnsi="Calibri" w:cs="Calibri"/>
+                <w:color w:val="000000"/>
+                <w:lang w:val="en-US" w:eastAsia="ru-RU"/>
+              </w:rPr>
+              <w:t>2</w:t>
+            </w:r>
           </w:p>
         </w:tc>
         <w:tc>
@@ -2189,9 +2865,17 @@
               <w:rPr>
                 <w:rFonts w:ascii="Calibri" w:hAnsi="Calibri" w:cs="Calibri"/>
                 <w:color w:val="000000"/>
-                <w:lang w:eastAsia="ru-RU"/>
-              </w:rPr>
-            </w:pPr>
+                <w:lang w:val="en-US" w:eastAsia="ru-RU"/>
+              </w:rPr>
+            </w:pPr>
+            <w:r>
+              <w:rPr>
+                <w:rFonts w:ascii="Calibri" w:hAnsi="Calibri" w:cs="Calibri"/>
+                <w:color w:val="000000"/>
+                <w:lang w:val="en-US" w:eastAsia="ru-RU"/>
+              </w:rPr>
+              <w:t>0</w:t>
+            </w:r>
           </w:p>
         </w:tc>
       </w:tr>
@@ -2266,9 +2950,17 @@
               <w:rPr>
                 <w:rFonts w:ascii="Calibri" w:hAnsi="Calibri" w:cs="Calibri"/>
                 <w:color w:val="000000"/>
-                <w:lang w:eastAsia="ru-RU"/>
-              </w:rPr>
-            </w:pPr>
+                <w:lang w:val="en-US" w:eastAsia="ru-RU"/>
+              </w:rPr>
+            </w:pPr>
+            <w:r>
+              <w:rPr>
+                <w:rFonts w:ascii="Calibri" w:hAnsi="Calibri" w:cs="Calibri"/>
+                <w:color w:val="000000"/>
+                <w:lang w:val="en-US" w:eastAsia="ru-RU"/>
+              </w:rPr>
+              <w:t>0</w:t>
+            </w:r>
           </w:p>
         </w:tc>
         <w:tc>
@@ -2287,6 +2979,14 @@
                 <w:lang w:eastAsia="ru-RU"/>
               </w:rPr>
             </w:pPr>
+            <w:r>
+              <w:rPr>
+                <w:rFonts w:ascii="Calibri" w:hAnsi="Calibri" w:cs="Calibri"/>
+                <w:color w:val="000000"/>
+                <w:lang w:eastAsia="ru-RU"/>
+              </w:rPr>
+              <w:t>1</w:t>
+            </w:r>
           </w:p>
         </w:tc>
         <w:tc>
@@ -2302,9 +3002,17 @@
               <w:rPr>
                 <w:rFonts w:ascii="Calibri" w:hAnsi="Calibri" w:cs="Calibri"/>
                 <w:color w:val="000000"/>
-                <w:lang w:eastAsia="ru-RU"/>
-              </w:rPr>
-            </w:pPr>
+                <w:lang w:val="en-US" w:eastAsia="ru-RU"/>
+              </w:rPr>
+            </w:pPr>
+            <w:r>
+              <w:rPr>
+                <w:rFonts w:ascii="Calibri" w:hAnsi="Calibri" w:cs="Calibri"/>
+                <w:color w:val="000000"/>
+                <w:lang w:val="en-US" w:eastAsia="ru-RU"/>
+              </w:rPr>
+              <w:t>2</w:t>
+            </w:r>
           </w:p>
         </w:tc>
         <w:tc>
@@ -2323,6 +3031,14 @@
                 <w:lang w:eastAsia="ru-RU"/>
               </w:rPr>
             </w:pPr>
+            <w:r>
+              <w:rPr>
+                <w:rFonts w:ascii="Calibri" w:hAnsi="Calibri" w:cs="Calibri"/>
+                <w:color w:val="000000"/>
+                <w:lang w:eastAsia="ru-RU"/>
+              </w:rPr>
+              <w:t>13</w:t>
+            </w:r>
           </w:p>
         </w:tc>
         <w:tc>
@@ -2338,9 +3054,17 @@
               <w:rPr>
                 <w:rFonts w:ascii="Calibri" w:hAnsi="Calibri" w:cs="Calibri"/>
                 <w:color w:val="000000"/>
-                <w:lang w:eastAsia="ru-RU"/>
-              </w:rPr>
-            </w:pPr>
+                <w:lang w:val="en-US" w:eastAsia="ru-RU"/>
+              </w:rPr>
+            </w:pPr>
+            <w:r>
+              <w:rPr>
+                <w:rFonts w:ascii="Calibri" w:hAnsi="Calibri" w:cs="Calibri"/>
+                <w:color w:val="000000"/>
+                <w:lang w:val="en-US" w:eastAsia="ru-RU"/>
+              </w:rPr>
+              <w:t>0</w:t>
+            </w:r>
           </w:p>
         </w:tc>
         <w:tc>
@@ -2356,9 +3080,17 @@
               <w:rPr>
                 <w:rFonts w:ascii="Calibri" w:hAnsi="Calibri" w:cs="Calibri"/>
                 <w:color w:val="000000"/>
-                <w:lang w:eastAsia="ru-RU"/>
-              </w:rPr>
-            </w:pPr>
+                <w:lang w:val="en-US" w:eastAsia="ru-RU"/>
+              </w:rPr>
+            </w:pPr>
+            <w:r>
+              <w:rPr>
+                <w:rFonts w:ascii="Calibri" w:hAnsi="Calibri" w:cs="Calibri"/>
+                <w:color w:val="000000"/>
+                <w:lang w:val="en-US" w:eastAsia="ru-RU"/>
+              </w:rPr>
+              <w:t>13</w:t>
+            </w:r>
           </w:p>
         </w:tc>
         <w:tc>
@@ -2374,9 +3106,17 @@
               <w:rPr>
                 <w:rFonts w:ascii="Calibri" w:hAnsi="Calibri" w:cs="Calibri"/>
                 <w:color w:val="000000"/>
-                <w:lang w:eastAsia="ru-RU"/>
-              </w:rPr>
-            </w:pPr>
+                <w:lang w:val="en-US" w:eastAsia="ru-RU"/>
+              </w:rPr>
+            </w:pPr>
+            <w:r>
+              <w:rPr>
+                <w:rFonts w:ascii="Calibri" w:hAnsi="Calibri" w:cs="Calibri"/>
+                <w:color w:val="000000"/>
+                <w:lang w:val="en-US" w:eastAsia="ru-RU"/>
+              </w:rPr>
+              <w:t>0</w:t>
+            </w:r>
           </w:p>
         </w:tc>
       </w:tr>
@@ -2407,7 +3147,7 @@
                 <w:color w:val="000000"/>
                 <w:lang w:val="en-US" w:eastAsia="ru-RU"/>
               </w:rPr>
-              <w:t>SettingsJson</w:t>
+              <w:t>PVsPOffline</w:t>
             </w:r>
             <w:proofErr w:type="spellEnd"/>
           </w:p>
@@ -2434,7 +3174,7 @@
                 <w:color w:val="000000"/>
                 <w:lang w:val="en-US" w:eastAsia="ru-RU"/>
               </w:rPr>
-              <w:t>5</w:t>
+              <w:t>1</w:t>
             </w:r>
           </w:p>
         </w:tc>
@@ -2451,9 +3191,17 @@
               <w:rPr>
                 <w:rFonts w:ascii="Calibri" w:hAnsi="Calibri" w:cs="Calibri"/>
                 <w:color w:val="000000"/>
-                <w:lang w:eastAsia="ru-RU"/>
-              </w:rPr>
-            </w:pPr>
+                <w:lang w:val="en-US" w:eastAsia="ru-RU"/>
+              </w:rPr>
+            </w:pPr>
+            <w:r>
+              <w:rPr>
+                <w:rFonts w:ascii="Calibri" w:hAnsi="Calibri" w:cs="Calibri"/>
+                <w:color w:val="000000"/>
+                <w:lang w:val="en-US" w:eastAsia="ru-RU"/>
+              </w:rPr>
+              <w:t>1</w:t>
+            </w:r>
           </w:p>
         </w:tc>
         <w:tc>
@@ -2469,9 +3217,17 @@
               <w:rPr>
                 <w:rFonts w:ascii="Calibri" w:hAnsi="Calibri" w:cs="Calibri"/>
                 <w:color w:val="000000"/>
-                <w:lang w:eastAsia="ru-RU"/>
-              </w:rPr>
-            </w:pPr>
+                <w:lang w:val="en-US" w:eastAsia="ru-RU"/>
+              </w:rPr>
+            </w:pPr>
+            <w:r>
+              <w:rPr>
+                <w:rFonts w:ascii="Calibri" w:hAnsi="Calibri" w:cs="Calibri"/>
+                <w:color w:val="000000"/>
+                <w:lang w:val="en-US" w:eastAsia="ru-RU"/>
+              </w:rPr>
+              <w:t>0</w:t>
+            </w:r>
           </w:p>
         </w:tc>
         <w:tc>
@@ -2487,9 +3243,17 @@
               <w:rPr>
                 <w:rFonts w:ascii="Calibri" w:hAnsi="Calibri" w:cs="Calibri"/>
                 <w:color w:val="000000"/>
-                <w:lang w:eastAsia="ru-RU"/>
-              </w:rPr>
-            </w:pPr>
+                <w:lang w:val="en-US" w:eastAsia="ru-RU"/>
+              </w:rPr>
+            </w:pPr>
+            <w:r>
+              <w:rPr>
+                <w:rFonts w:ascii="Calibri" w:hAnsi="Calibri" w:cs="Calibri"/>
+                <w:color w:val="000000"/>
+                <w:lang w:val="en-US" w:eastAsia="ru-RU"/>
+              </w:rPr>
+              <w:t>0</w:t>
+            </w:r>
           </w:p>
         </w:tc>
         <w:tc>
@@ -2508,6 +3272,14 @@
                 <w:lang w:eastAsia="ru-RU"/>
               </w:rPr>
             </w:pPr>
+            <w:r>
+              <w:rPr>
+                <w:rFonts w:ascii="Calibri" w:hAnsi="Calibri" w:cs="Calibri"/>
+                <w:color w:val="000000"/>
+                <w:lang w:eastAsia="ru-RU"/>
+              </w:rPr>
+              <w:t>1</w:t>
+            </w:r>
           </w:p>
         </w:tc>
         <w:tc>
@@ -2523,9 +3295,17 @@
               <w:rPr>
                 <w:rFonts w:ascii="Calibri" w:hAnsi="Calibri" w:cs="Calibri"/>
                 <w:color w:val="000000"/>
-                <w:lang w:eastAsia="ru-RU"/>
-              </w:rPr>
-            </w:pPr>
+                <w:lang w:val="en-US" w:eastAsia="ru-RU"/>
+              </w:rPr>
+            </w:pPr>
+            <w:r>
+              <w:rPr>
+                <w:rFonts w:ascii="Calibri" w:hAnsi="Calibri" w:cs="Calibri"/>
+                <w:color w:val="000000"/>
+                <w:lang w:val="en-US" w:eastAsia="ru-RU"/>
+              </w:rPr>
+              <w:t>13</w:t>
+            </w:r>
           </w:p>
         </w:tc>
         <w:tc>
@@ -2541,9 +3321,17 @@
               <w:rPr>
                 <w:rFonts w:ascii="Calibri" w:hAnsi="Calibri" w:cs="Calibri"/>
                 <w:color w:val="000000"/>
-                <w:lang w:eastAsia="ru-RU"/>
-              </w:rPr>
-            </w:pPr>
+                <w:lang w:val="en-US" w:eastAsia="ru-RU"/>
+              </w:rPr>
+            </w:pPr>
+            <w:r>
+              <w:rPr>
+                <w:rFonts w:ascii="Calibri" w:hAnsi="Calibri" w:cs="Calibri"/>
+                <w:color w:val="000000"/>
+                <w:lang w:val="en-US" w:eastAsia="ru-RU"/>
+              </w:rPr>
+              <w:t>4</w:t>
+            </w:r>
           </w:p>
         </w:tc>
         <w:tc>
@@ -2559,9 +3347,17 @@
               <w:rPr>
                 <w:rFonts w:ascii="Calibri" w:hAnsi="Calibri" w:cs="Calibri"/>
                 <w:color w:val="000000"/>
-                <w:lang w:eastAsia="ru-RU"/>
-              </w:rPr>
-            </w:pPr>
+                <w:lang w:val="en-US" w:eastAsia="ru-RU"/>
+              </w:rPr>
+            </w:pPr>
+            <w:r>
+              <w:rPr>
+                <w:rFonts w:ascii="Calibri" w:hAnsi="Calibri" w:cs="Calibri"/>
+                <w:color w:val="000000"/>
+                <w:lang w:val="en-US" w:eastAsia="ru-RU"/>
+              </w:rPr>
+              <w:t>9</w:t>
+            </w:r>
           </w:p>
         </w:tc>
       </w:tr>
@@ -2592,7 +3388,7 @@
                 <w:color w:val="000000"/>
                 <w:lang w:val="en-US" w:eastAsia="ru-RU"/>
               </w:rPr>
-              <w:t>ChessScene</w:t>
+              <w:t>SettingsJson</w:t>
             </w:r>
             <w:proofErr w:type="spellEnd"/>
           </w:p>
@@ -2610,16 +3406,16 @@
               <w:rPr>
                 <w:rFonts w:ascii="Calibri" w:hAnsi="Calibri" w:cs="Calibri"/>
                 <w:color w:val="000000"/>
-                <w:lang w:eastAsia="ru-RU"/>
-              </w:rPr>
-            </w:pPr>
-            <w:r>
-              <w:rPr>
-                <w:rFonts w:ascii="Calibri" w:hAnsi="Calibri" w:cs="Calibri"/>
-                <w:color w:val="000000"/>
-                <w:lang w:eastAsia="ru-RU"/>
-              </w:rPr>
-              <w:t>13</w:t>
+                <w:lang w:val="en-US" w:eastAsia="ru-RU"/>
+              </w:rPr>
+            </w:pPr>
+            <w:r>
+              <w:rPr>
+                <w:rFonts w:ascii="Calibri" w:hAnsi="Calibri" w:cs="Calibri"/>
+                <w:color w:val="000000"/>
+                <w:lang w:val="en-US" w:eastAsia="ru-RU"/>
+              </w:rPr>
+              <w:t>5</w:t>
             </w:r>
           </w:p>
         </w:tc>
@@ -2636,9 +3432,17 @@
               <w:rPr>
                 <w:rFonts w:ascii="Calibri" w:hAnsi="Calibri" w:cs="Calibri"/>
                 <w:color w:val="000000"/>
-                <w:lang w:eastAsia="ru-RU"/>
-              </w:rPr>
-            </w:pPr>
+                <w:lang w:val="en-US" w:eastAsia="ru-RU"/>
+              </w:rPr>
+            </w:pPr>
+            <w:r>
+              <w:rPr>
+                <w:rFonts w:ascii="Calibri" w:hAnsi="Calibri" w:cs="Calibri"/>
+                <w:color w:val="000000"/>
+                <w:lang w:val="en-US" w:eastAsia="ru-RU"/>
+              </w:rPr>
+              <w:t>0</w:t>
+            </w:r>
           </w:p>
         </w:tc>
         <w:tc>
@@ -2657,6 +3461,14 @@
                 <w:lang w:eastAsia="ru-RU"/>
               </w:rPr>
             </w:pPr>
+            <w:r>
+              <w:rPr>
+                <w:rFonts w:ascii="Calibri" w:hAnsi="Calibri" w:cs="Calibri"/>
+                <w:color w:val="000000"/>
+                <w:lang w:val="en-US" w:eastAsia="ru-RU"/>
+              </w:rPr>
+              <w:t>0</w:t>
+            </w:r>
           </w:p>
         </w:tc>
         <w:tc>
@@ -2672,9 +3484,17 @@
               <w:rPr>
                 <w:rFonts w:ascii="Calibri" w:hAnsi="Calibri" w:cs="Calibri"/>
                 <w:color w:val="000000"/>
-                <w:lang w:eastAsia="ru-RU"/>
-              </w:rPr>
-            </w:pPr>
+                <w:lang w:val="en-US" w:eastAsia="ru-RU"/>
+              </w:rPr>
+            </w:pPr>
+            <w:r>
+              <w:rPr>
+                <w:rFonts w:ascii="Calibri" w:hAnsi="Calibri" w:cs="Calibri"/>
+                <w:color w:val="000000"/>
+                <w:lang w:val="en-US" w:eastAsia="ru-RU"/>
+              </w:rPr>
+              <w:t>2</w:t>
+            </w:r>
           </w:p>
         </w:tc>
         <w:tc>
@@ -2693,6 +3513,14 @@
                 <w:lang w:eastAsia="ru-RU"/>
               </w:rPr>
             </w:pPr>
+            <w:r>
+              <w:rPr>
+                <w:rFonts w:ascii="Calibri" w:hAnsi="Calibri" w:cs="Calibri"/>
+                <w:color w:val="000000"/>
+                <w:lang w:eastAsia="ru-RU"/>
+              </w:rPr>
+              <w:t>5</w:t>
+            </w:r>
           </w:p>
         </w:tc>
         <w:tc>
@@ -2711,6 +3539,14 @@
                 <w:lang w:eastAsia="ru-RU"/>
               </w:rPr>
             </w:pPr>
+            <w:r>
+              <w:rPr>
+                <w:rFonts w:ascii="Calibri" w:hAnsi="Calibri" w:cs="Calibri"/>
+                <w:color w:val="000000"/>
+                <w:lang w:val="en-US" w:eastAsia="ru-RU"/>
+              </w:rPr>
+              <w:t>0</w:t>
+            </w:r>
           </w:p>
         </w:tc>
         <w:tc>
@@ -2729,6 +3565,14 @@
                 <w:lang w:eastAsia="ru-RU"/>
               </w:rPr>
             </w:pPr>
+            <w:r>
+              <w:rPr>
+                <w:rFonts w:ascii="Calibri" w:hAnsi="Calibri" w:cs="Calibri"/>
+                <w:color w:val="000000"/>
+                <w:lang w:eastAsia="ru-RU"/>
+              </w:rPr>
+              <w:t>5</w:t>
+            </w:r>
           </w:p>
         </w:tc>
         <w:tc>
@@ -2747,6 +3591,14 @@
                 <w:lang w:eastAsia="ru-RU"/>
               </w:rPr>
             </w:pPr>
+            <w:r>
+              <w:rPr>
+                <w:rFonts w:ascii="Calibri" w:hAnsi="Calibri" w:cs="Calibri"/>
+                <w:color w:val="000000"/>
+                <w:lang w:val="en-US" w:eastAsia="ru-RU"/>
+              </w:rPr>
+              <w:t>0</w:t>
+            </w:r>
           </w:p>
         </w:tc>
       </w:tr>
@@ -2777,7 +3629,7 @@
                 <w:color w:val="000000"/>
                 <w:lang w:val="en-US" w:eastAsia="ru-RU"/>
               </w:rPr>
-              <w:t>HighliteGraphicItem</w:t>
+              <w:t>ChessScene</w:t>
             </w:r>
             <w:proofErr w:type="spellEnd"/>
           </w:p>
@@ -2795,16 +3647,16 @@
               <w:rPr>
                 <w:rFonts w:ascii="Calibri" w:hAnsi="Calibri" w:cs="Calibri"/>
                 <w:color w:val="000000"/>
-                <w:lang w:val="en-US" w:eastAsia="ru-RU"/>
-              </w:rPr>
-            </w:pPr>
-            <w:r>
-              <w:rPr>
-                <w:rFonts w:ascii="Calibri" w:hAnsi="Calibri" w:cs="Calibri"/>
-                <w:color w:val="000000"/>
-                <w:lang w:val="en-US" w:eastAsia="ru-RU"/>
-              </w:rPr>
-              <w:t>1</w:t>
+                <w:lang w:eastAsia="ru-RU"/>
+              </w:rPr>
+            </w:pPr>
+            <w:r>
+              <w:rPr>
+                <w:rFonts w:ascii="Calibri" w:hAnsi="Calibri" w:cs="Calibri"/>
+                <w:color w:val="000000"/>
+                <w:lang w:eastAsia="ru-RU"/>
+              </w:rPr>
+              <w:t>13</w:t>
             </w:r>
           </w:p>
         </w:tc>
@@ -2821,9 +3673,17 @@
               <w:rPr>
                 <w:rFonts w:ascii="Calibri" w:hAnsi="Calibri" w:cs="Calibri"/>
                 <w:color w:val="000000"/>
-                <w:lang w:eastAsia="ru-RU"/>
-              </w:rPr>
-            </w:pPr>
+                <w:lang w:val="en-US" w:eastAsia="ru-RU"/>
+              </w:rPr>
+            </w:pPr>
+            <w:r>
+              <w:rPr>
+                <w:rFonts w:ascii="Calibri" w:hAnsi="Calibri" w:cs="Calibri"/>
+                <w:color w:val="000000"/>
+                <w:lang w:val="en-US" w:eastAsia="ru-RU"/>
+              </w:rPr>
+              <w:t>0</w:t>
+            </w:r>
           </w:p>
         </w:tc>
         <w:tc>
@@ -2842,6 +3702,14 @@
                 <w:lang w:eastAsia="ru-RU"/>
               </w:rPr>
             </w:pPr>
+            <w:r>
+              <w:rPr>
+                <w:rFonts w:ascii="Calibri" w:hAnsi="Calibri" w:cs="Calibri"/>
+                <w:color w:val="000000"/>
+                <w:lang w:val="en-US" w:eastAsia="ru-RU"/>
+              </w:rPr>
+              <w:t>0</w:t>
+            </w:r>
           </w:p>
         </w:tc>
         <w:tc>
@@ -2857,9 +3725,17 @@
               <w:rPr>
                 <w:rFonts w:ascii="Calibri" w:hAnsi="Calibri" w:cs="Calibri"/>
                 <w:color w:val="000000"/>
-                <w:lang w:eastAsia="ru-RU"/>
-              </w:rPr>
-            </w:pPr>
+                <w:lang w:val="en-US" w:eastAsia="ru-RU"/>
+              </w:rPr>
+            </w:pPr>
+            <w:r>
+              <w:rPr>
+                <w:rFonts w:ascii="Calibri" w:hAnsi="Calibri" w:cs="Calibri"/>
+                <w:color w:val="000000"/>
+                <w:lang w:val="en-US" w:eastAsia="ru-RU"/>
+              </w:rPr>
+              <w:t>4</w:t>
+            </w:r>
           </w:p>
         </w:tc>
         <w:tc>
@@ -2878,6 +3754,14 @@
                 <w:lang w:eastAsia="ru-RU"/>
               </w:rPr>
             </w:pPr>
+            <w:r>
+              <w:rPr>
+                <w:rFonts w:ascii="Calibri" w:hAnsi="Calibri" w:cs="Calibri"/>
+                <w:color w:val="000000"/>
+                <w:lang w:eastAsia="ru-RU"/>
+              </w:rPr>
+              <w:t>25</w:t>
+            </w:r>
           </w:p>
         </w:tc>
         <w:tc>
@@ -2896,6 +3780,14 @@
                 <w:lang w:eastAsia="ru-RU"/>
               </w:rPr>
             </w:pPr>
+            <w:r>
+              <w:rPr>
+                <w:rFonts w:ascii="Calibri" w:hAnsi="Calibri" w:cs="Calibri"/>
+                <w:color w:val="000000"/>
+                <w:lang w:val="en-US" w:eastAsia="ru-RU"/>
+              </w:rPr>
+              <w:t>0</w:t>
+            </w:r>
           </w:p>
         </w:tc>
         <w:tc>
@@ -2911,9 +3803,17 @@
               <w:rPr>
                 <w:rFonts w:ascii="Calibri" w:hAnsi="Calibri" w:cs="Calibri"/>
                 <w:color w:val="000000"/>
-                <w:lang w:eastAsia="ru-RU"/>
-              </w:rPr>
-            </w:pPr>
+                <w:lang w:val="en-US" w:eastAsia="ru-RU"/>
+              </w:rPr>
+            </w:pPr>
+            <w:r>
+              <w:rPr>
+                <w:rFonts w:ascii="Calibri" w:hAnsi="Calibri" w:cs="Calibri"/>
+                <w:color w:val="000000"/>
+                <w:lang w:val="en-US" w:eastAsia="ru-RU"/>
+              </w:rPr>
+              <w:t>12</w:t>
+            </w:r>
           </w:p>
         </w:tc>
         <w:tc>
@@ -2932,6 +3832,14 @@
                 <w:lang w:eastAsia="ru-RU"/>
               </w:rPr>
             </w:pPr>
+            <w:r>
+              <w:rPr>
+                <w:rFonts w:ascii="Calibri" w:hAnsi="Calibri" w:cs="Calibri"/>
+                <w:color w:val="000000"/>
+                <w:lang w:val="en-US" w:eastAsia="ru-RU"/>
+              </w:rPr>
+              <w:t>0</w:t>
+            </w:r>
           </w:p>
         </w:tc>
       </w:tr>
@@ -2962,7 +3870,7 @@
                 <w:color w:val="000000"/>
                 <w:lang w:val="en-US" w:eastAsia="ru-RU"/>
               </w:rPr>
-              <w:t>FigureGraphicItem</w:t>
+              <w:t>HighliteGraphicItem</w:t>
             </w:r>
             <w:proofErr w:type="spellEnd"/>
           </w:p>
@@ -2989,7 +3897,7 @@
                 <w:color w:val="000000"/>
                 <w:lang w:val="en-US" w:eastAsia="ru-RU"/>
               </w:rPr>
-              <w:t>2</w:t>
+              <w:t>1</w:t>
             </w:r>
           </w:p>
         </w:tc>
@@ -3006,9 +3914,17 @@
               <w:rPr>
                 <w:rFonts w:ascii="Calibri" w:hAnsi="Calibri" w:cs="Calibri"/>
                 <w:color w:val="000000"/>
-                <w:lang w:eastAsia="ru-RU"/>
-              </w:rPr>
-            </w:pPr>
+                <w:lang w:val="en-US" w:eastAsia="ru-RU"/>
+              </w:rPr>
+            </w:pPr>
+            <w:r>
+              <w:rPr>
+                <w:rFonts w:ascii="Calibri" w:hAnsi="Calibri" w:cs="Calibri"/>
+                <w:color w:val="000000"/>
+                <w:lang w:val="en-US" w:eastAsia="ru-RU"/>
+              </w:rPr>
+              <w:t>0</w:t>
+            </w:r>
           </w:p>
         </w:tc>
         <w:tc>
@@ -3027,6 +3943,14 @@
                 <w:lang w:eastAsia="ru-RU"/>
               </w:rPr>
             </w:pPr>
+            <w:r>
+              <w:rPr>
+                <w:rFonts w:ascii="Calibri" w:hAnsi="Calibri" w:cs="Calibri"/>
+                <w:color w:val="000000"/>
+                <w:lang w:val="en-US" w:eastAsia="ru-RU"/>
+              </w:rPr>
+              <w:t>0</w:t>
+            </w:r>
           </w:p>
         </w:tc>
         <w:tc>
@@ -3042,9 +3966,17 @@
               <w:rPr>
                 <w:rFonts w:ascii="Calibri" w:hAnsi="Calibri" w:cs="Calibri"/>
                 <w:color w:val="000000"/>
-                <w:lang w:eastAsia="ru-RU"/>
-              </w:rPr>
-            </w:pPr>
+                <w:lang w:val="en-US" w:eastAsia="ru-RU"/>
+              </w:rPr>
+            </w:pPr>
+            <w:r>
+              <w:rPr>
+                <w:rFonts w:ascii="Calibri" w:hAnsi="Calibri" w:cs="Calibri"/>
+                <w:color w:val="000000"/>
+                <w:lang w:val="en-US" w:eastAsia="ru-RU"/>
+              </w:rPr>
+              <w:t>0</w:t>
+            </w:r>
           </w:p>
         </w:tc>
         <w:tc>
@@ -3063,6 +3995,14 @@
                 <w:lang w:eastAsia="ru-RU"/>
               </w:rPr>
             </w:pPr>
+            <w:r>
+              <w:rPr>
+                <w:rFonts w:ascii="Calibri" w:hAnsi="Calibri" w:cs="Calibri"/>
+                <w:color w:val="000000"/>
+                <w:lang w:eastAsia="ru-RU"/>
+              </w:rPr>
+              <w:t>1</w:t>
+            </w:r>
           </w:p>
         </w:tc>
         <w:tc>
@@ -3081,6 +4021,14 @@
                 <w:lang w:eastAsia="ru-RU"/>
               </w:rPr>
             </w:pPr>
+            <w:r>
+              <w:rPr>
+                <w:rFonts w:ascii="Calibri" w:hAnsi="Calibri" w:cs="Calibri"/>
+                <w:color w:val="000000"/>
+                <w:lang w:val="en-US" w:eastAsia="ru-RU"/>
+              </w:rPr>
+              <w:t>0</w:t>
+            </w:r>
           </w:p>
         </w:tc>
         <w:tc>
@@ -3099,6 +4047,14 @@
                 <w:lang w:eastAsia="ru-RU"/>
               </w:rPr>
             </w:pPr>
+            <w:r>
+              <w:rPr>
+                <w:rFonts w:ascii="Calibri" w:hAnsi="Calibri" w:cs="Calibri"/>
+                <w:color w:val="000000"/>
+                <w:lang w:eastAsia="ru-RU"/>
+              </w:rPr>
+              <w:t>1</w:t>
+            </w:r>
           </w:p>
         </w:tc>
         <w:tc>
@@ -3117,6 +4073,14 @@
                 <w:lang w:eastAsia="ru-RU"/>
               </w:rPr>
             </w:pPr>
+            <w:r>
+              <w:rPr>
+                <w:rFonts w:ascii="Calibri" w:hAnsi="Calibri" w:cs="Calibri"/>
+                <w:color w:val="000000"/>
+                <w:lang w:val="en-US" w:eastAsia="ru-RU"/>
+              </w:rPr>
+              <w:t>0</w:t>
+            </w:r>
           </w:p>
         </w:tc>
       </w:tr>
@@ -3147,7 +4111,7 @@
                 <w:color w:val="000000"/>
                 <w:lang w:val="en-US" w:eastAsia="ru-RU"/>
               </w:rPr>
-              <w:t>CellGraphicItem</w:t>
+              <w:t>FigureGraphicItem</w:t>
             </w:r>
             <w:proofErr w:type="spellEnd"/>
           </w:p>
@@ -3165,16 +4129,16 @@
               <w:rPr>
                 <w:rFonts w:ascii="Calibri" w:hAnsi="Calibri" w:cs="Calibri"/>
                 <w:color w:val="000000"/>
-                <w:lang w:eastAsia="ru-RU"/>
-              </w:rPr>
-            </w:pPr>
-            <w:r>
-              <w:rPr>
-                <w:rFonts w:ascii="Calibri" w:hAnsi="Calibri" w:cs="Calibri"/>
-                <w:color w:val="000000"/>
-                <w:lang w:val="en-US" w:eastAsia="ru-RU"/>
-              </w:rPr>
-              <w:t>1</w:t>
+                <w:lang w:val="en-US" w:eastAsia="ru-RU"/>
+              </w:rPr>
+            </w:pPr>
+            <w:r>
+              <w:rPr>
+                <w:rFonts w:ascii="Calibri" w:hAnsi="Calibri" w:cs="Calibri"/>
+                <w:color w:val="000000"/>
+                <w:lang w:val="en-US" w:eastAsia="ru-RU"/>
+              </w:rPr>
+              <w:t>2</w:t>
             </w:r>
           </w:p>
         </w:tc>
@@ -3191,9 +4155,17 @@
               <w:rPr>
                 <w:rFonts w:ascii="Calibri" w:hAnsi="Calibri" w:cs="Calibri"/>
                 <w:color w:val="000000"/>
-                <w:lang w:eastAsia="ru-RU"/>
-              </w:rPr>
-            </w:pPr>
+                <w:lang w:val="en-US" w:eastAsia="ru-RU"/>
+              </w:rPr>
+            </w:pPr>
+            <w:r>
+              <w:rPr>
+                <w:rFonts w:ascii="Calibri" w:hAnsi="Calibri" w:cs="Calibri"/>
+                <w:color w:val="000000"/>
+                <w:lang w:val="en-US" w:eastAsia="ru-RU"/>
+              </w:rPr>
+              <w:t>0</w:t>
+            </w:r>
           </w:p>
         </w:tc>
         <w:tc>
@@ -3212,6 +4184,14 @@
                 <w:lang w:eastAsia="ru-RU"/>
               </w:rPr>
             </w:pPr>
+            <w:r>
+              <w:rPr>
+                <w:rFonts w:ascii="Calibri" w:hAnsi="Calibri" w:cs="Calibri"/>
+                <w:color w:val="000000"/>
+                <w:lang w:val="en-US" w:eastAsia="ru-RU"/>
+              </w:rPr>
+              <w:t>0</w:t>
+            </w:r>
           </w:p>
         </w:tc>
         <w:tc>
@@ -3227,9 +4207,17 @@
               <w:rPr>
                 <w:rFonts w:ascii="Calibri" w:hAnsi="Calibri" w:cs="Calibri"/>
                 <w:color w:val="000000"/>
-                <w:lang w:eastAsia="ru-RU"/>
-              </w:rPr>
-            </w:pPr>
+                <w:lang w:val="en-US" w:eastAsia="ru-RU"/>
+              </w:rPr>
+            </w:pPr>
+            <w:r>
+              <w:rPr>
+                <w:rFonts w:ascii="Calibri" w:hAnsi="Calibri" w:cs="Calibri"/>
+                <w:color w:val="000000"/>
+                <w:lang w:val="en-US" w:eastAsia="ru-RU"/>
+              </w:rPr>
+              <w:t>0</w:t>
+            </w:r>
           </w:p>
         </w:tc>
         <w:tc>
@@ -3248,6 +4236,14 @@
                 <w:lang w:eastAsia="ru-RU"/>
               </w:rPr>
             </w:pPr>
+            <w:r>
+              <w:rPr>
+                <w:rFonts w:ascii="Calibri" w:hAnsi="Calibri" w:cs="Calibri"/>
+                <w:color w:val="000000"/>
+                <w:lang w:eastAsia="ru-RU"/>
+              </w:rPr>
+              <w:t>2</w:t>
+            </w:r>
           </w:p>
         </w:tc>
         <w:tc>
@@ -3266,6 +4262,14 @@
                 <w:lang w:eastAsia="ru-RU"/>
               </w:rPr>
             </w:pPr>
+            <w:r>
+              <w:rPr>
+                <w:rFonts w:ascii="Calibri" w:hAnsi="Calibri" w:cs="Calibri"/>
+                <w:color w:val="000000"/>
+                <w:lang w:val="en-US" w:eastAsia="ru-RU"/>
+              </w:rPr>
+              <w:t>0</w:t>
+            </w:r>
           </w:p>
         </w:tc>
         <w:tc>
@@ -3284,6 +4288,14 @@
                 <w:lang w:eastAsia="ru-RU"/>
               </w:rPr>
             </w:pPr>
+            <w:r>
+              <w:rPr>
+                <w:rFonts w:ascii="Calibri" w:hAnsi="Calibri" w:cs="Calibri"/>
+                <w:color w:val="000000"/>
+                <w:lang w:eastAsia="ru-RU"/>
+              </w:rPr>
+              <w:t>2</w:t>
+            </w:r>
           </w:p>
         </w:tc>
         <w:tc>
@@ -3302,6 +4314,14 @@
                 <w:lang w:eastAsia="ru-RU"/>
               </w:rPr>
             </w:pPr>
+            <w:r>
+              <w:rPr>
+                <w:rFonts w:ascii="Calibri" w:hAnsi="Calibri" w:cs="Calibri"/>
+                <w:color w:val="000000"/>
+                <w:lang w:val="en-US" w:eastAsia="ru-RU"/>
+              </w:rPr>
+              <w:t>0</w:t>
+            </w:r>
           </w:p>
         </w:tc>
       </w:tr>
@@ -3332,7 +4352,7 @@
                 <w:color w:val="000000"/>
                 <w:lang w:val="en-US" w:eastAsia="ru-RU"/>
               </w:rPr>
-              <w:t>WindowHolder</w:t>
+              <w:t>CellGraphicItem</w:t>
             </w:r>
             <w:proofErr w:type="spellEnd"/>
           </w:p>
@@ -3357,9 +4377,9 @@
               <w:rPr>
                 <w:rFonts w:ascii="Calibri" w:hAnsi="Calibri" w:cs="Calibri"/>
                 <w:color w:val="000000"/>
-                <w:lang w:eastAsia="ru-RU"/>
-              </w:rPr>
-              <w:t>3</w:t>
+                <w:lang w:val="en-US" w:eastAsia="ru-RU"/>
+              </w:rPr>
+              <w:t>1</w:t>
             </w:r>
           </w:p>
         </w:tc>
@@ -3379,6 +4399,14 @@
                 <w:lang w:eastAsia="ru-RU"/>
               </w:rPr>
             </w:pPr>
+            <w:r>
+              <w:rPr>
+                <w:rFonts w:ascii="Calibri" w:hAnsi="Calibri" w:cs="Calibri"/>
+                <w:color w:val="000000"/>
+                <w:lang w:val="en-US" w:eastAsia="ru-RU"/>
+              </w:rPr>
+              <w:t>0</w:t>
+            </w:r>
           </w:p>
         </w:tc>
         <w:tc>
@@ -3397,6 +4425,14 @@
                 <w:lang w:eastAsia="ru-RU"/>
               </w:rPr>
             </w:pPr>
+            <w:r>
+              <w:rPr>
+                <w:rFonts w:ascii="Calibri" w:hAnsi="Calibri" w:cs="Calibri"/>
+                <w:color w:val="000000"/>
+                <w:lang w:val="en-US" w:eastAsia="ru-RU"/>
+              </w:rPr>
+              <w:t>0</w:t>
+            </w:r>
           </w:p>
         </w:tc>
         <w:tc>
@@ -3412,9 +4448,17 @@
               <w:rPr>
                 <w:rFonts w:ascii="Calibri" w:hAnsi="Calibri" w:cs="Calibri"/>
                 <w:color w:val="000000"/>
-                <w:lang w:eastAsia="ru-RU"/>
-              </w:rPr>
-            </w:pPr>
+                <w:lang w:val="en-US" w:eastAsia="ru-RU"/>
+              </w:rPr>
+            </w:pPr>
+            <w:r>
+              <w:rPr>
+                <w:rFonts w:ascii="Calibri" w:hAnsi="Calibri" w:cs="Calibri"/>
+                <w:color w:val="000000"/>
+                <w:lang w:val="en-US" w:eastAsia="ru-RU"/>
+              </w:rPr>
+              <w:t>0</w:t>
+            </w:r>
           </w:p>
         </w:tc>
         <w:tc>
@@ -3433,6 +4477,14 @@
                 <w:lang w:eastAsia="ru-RU"/>
               </w:rPr>
             </w:pPr>
+            <w:r>
+              <w:rPr>
+                <w:rFonts w:ascii="Calibri" w:hAnsi="Calibri" w:cs="Calibri"/>
+                <w:color w:val="000000"/>
+                <w:lang w:eastAsia="ru-RU"/>
+              </w:rPr>
+              <w:t>1</w:t>
+            </w:r>
           </w:p>
         </w:tc>
         <w:tc>
@@ -3451,6 +4503,14 @@
                 <w:lang w:eastAsia="ru-RU"/>
               </w:rPr>
             </w:pPr>
+            <w:r>
+              <w:rPr>
+                <w:rFonts w:ascii="Calibri" w:hAnsi="Calibri" w:cs="Calibri"/>
+                <w:color w:val="000000"/>
+                <w:lang w:val="en-US" w:eastAsia="ru-RU"/>
+              </w:rPr>
+              <w:t>0</w:t>
+            </w:r>
           </w:p>
         </w:tc>
         <w:tc>
@@ -3469,6 +4529,14 @@
                 <w:lang w:eastAsia="ru-RU"/>
               </w:rPr>
             </w:pPr>
+            <w:r>
+              <w:rPr>
+                <w:rFonts w:ascii="Calibri" w:hAnsi="Calibri" w:cs="Calibri"/>
+                <w:color w:val="000000"/>
+                <w:lang w:eastAsia="ru-RU"/>
+              </w:rPr>
+              <w:t>1</w:t>
+            </w:r>
           </w:p>
         </w:tc>
         <w:tc>
@@ -3487,6 +4555,14 @@
                 <w:lang w:eastAsia="ru-RU"/>
               </w:rPr>
             </w:pPr>
+            <w:r>
+              <w:rPr>
+                <w:rFonts w:ascii="Calibri" w:hAnsi="Calibri" w:cs="Calibri"/>
+                <w:color w:val="000000"/>
+                <w:lang w:val="en-US" w:eastAsia="ru-RU"/>
+              </w:rPr>
+              <w:t>0</w:t>
+            </w:r>
           </w:p>
         </w:tc>
       </w:tr>
@@ -3517,7 +4593,7 @@
                 <w:color w:val="000000"/>
                 <w:lang w:val="en-US" w:eastAsia="ru-RU"/>
               </w:rPr>
-              <w:t>GameModesMenuWindow</w:t>
+              <w:t>WindowHolder</w:t>
             </w:r>
             <w:proofErr w:type="spellEnd"/>
           </w:p>
@@ -3544,7 +4620,7 @@
                 <w:color w:val="000000"/>
                 <w:lang w:val="en-US" w:eastAsia="ru-RU"/>
               </w:rPr>
-              <w:t>5</w:t>
+              <w:t>2</w:t>
             </w:r>
           </w:p>
         </w:tc>
@@ -3564,6 +4640,14 @@
                 <w:lang w:eastAsia="ru-RU"/>
               </w:rPr>
             </w:pPr>
+            <w:r>
+              <w:rPr>
+                <w:rFonts w:ascii="Calibri" w:hAnsi="Calibri" w:cs="Calibri"/>
+                <w:color w:val="000000"/>
+                <w:lang w:val="en-US" w:eastAsia="ru-RU"/>
+              </w:rPr>
+              <w:t>0</w:t>
+            </w:r>
           </w:p>
         </w:tc>
         <w:tc>
@@ -3582,6 +4666,14 @@
                 <w:lang w:eastAsia="ru-RU"/>
               </w:rPr>
             </w:pPr>
+            <w:r>
+              <w:rPr>
+                <w:rFonts w:ascii="Calibri" w:hAnsi="Calibri" w:cs="Calibri"/>
+                <w:color w:val="000000"/>
+                <w:lang w:val="en-US" w:eastAsia="ru-RU"/>
+              </w:rPr>
+              <w:t>0</w:t>
+            </w:r>
           </w:p>
         </w:tc>
         <w:tc>
@@ -3597,9 +4689,17 @@
               <w:rPr>
                 <w:rFonts w:ascii="Calibri" w:hAnsi="Calibri" w:cs="Calibri"/>
                 <w:color w:val="000000"/>
-                <w:lang w:eastAsia="ru-RU"/>
-              </w:rPr>
-            </w:pPr>
+                <w:lang w:val="en-US" w:eastAsia="ru-RU"/>
+              </w:rPr>
+            </w:pPr>
+            <w:r>
+              <w:rPr>
+                <w:rFonts w:ascii="Calibri" w:hAnsi="Calibri" w:cs="Calibri"/>
+                <w:color w:val="000000"/>
+                <w:lang w:val="en-US" w:eastAsia="ru-RU"/>
+              </w:rPr>
+              <w:t>0</w:t>
+            </w:r>
           </w:p>
         </w:tc>
         <w:tc>
@@ -3618,6 +4718,14 @@
                 <w:lang w:eastAsia="ru-RU"/>
               </w:rPr>
             </w:pPr>
+            <w:r>
+              <w:rPr>
+                <w:rFonts w:ascii="Calibri" w:hAnsi="Calibri" w:cs="Calibri"/>
+                <w:color w:val="000000"/>
+                <w:lang w:eastAsia="ru-RU"/>
+              </w:rPr>
+              <w:t>2</w:t>
+            </w:r>
           </w:p>
         </w:tc>
         <w:tc>
@@ -3636,6 +4744,14 @@
                 <w:lang w:eastAsia="ru-RU"/>
               </w:rPr>
             </w:pPr>
+            <w:r>
+              <w:rPr>
+                <w:rFonts w:ascii="Calibri" w:hAnsi="Calibri" w:cs="Calibri"/>
+                <w:color w:val="000000"/>
+                <w:lang w:val="en-US" w:eastAsia="ru-RU"/>
+              </w:rPr>
+              <w:t>0</w:t>
+            </w:r>
           </w:p>
         </w:tc>
         <w:tc>
@@ -3654,6 +4770,14 @@
                 <w:lang w:eastAsia="ru-RU"/>
               </w:rPr>
             </w:pPr>
+            <w:r>
+              <w:rPr>
+                <w:rFonts w:ascii="Calibri" w:hAnsi="Calibri" w:cs="Calibri"/>
+                <w:color w:val="000000"/>
+                <w:lang w:eastAsia="ru-RU"/>
+              </w:rPr>
+              <w:t>2</w:t>
+            </w:r>
           </w:p>
         </w:tc>
         <w:tc>
@@ -3672,6 +4796,14 @@
                 <w:lang w:eastAsia="ru-RU"/>
               </w:rPr>
             </w:pPr>
+            <w:r>
+              <w:rPr>
+                <w:rFonts w:ascii="Calibri" w:hAnsi="Calibri" w:cs="Calibri"/>
+                <w:color w:val="000000"/>
+                <w:lang w:val="en-US" w:eastAsia="ru-RU"/>
+              </w:rPr>
+              <w:t>0</w:t>
+            </w:r>
           </w:p>
         </w:tc>
       </w:tr>
@@ -3702,7 +4834,7 @@
                 <w:color w:val="000000"/>
                 <w:lang w:val="en-US" w:eastAsia="ru-RU"/>
               </w:rPr>
-              <w:t>MenuWindow</w:t>
+              <w:t>GameModesMenuWindow</w:t>
             </w:r>
             <w:proofErr w:type="spellEnd"/>
           </w:p>
@@ -3720,16 +4852,16 @@
               <w:rPr>
                 <w:rFonts w:ascii="Calibri" w:hAnsi="Calibri" w:cs="Calibri"/>
                 <w:color w:val="000000"/>
-                <w:lang w:val="en-US" w:eastAsia="ru-RU"/>
-              </w:rPr>
-            </w:pPr>
-            <w:r>
-              <w:rPr>
-                <w:rFonts w:ascii="Calibri" w:hAnsi="Calibri" w:cs="Calibri"/>
-                <w:color w:val="000000"/>
-                <w:lang w:val="en-US" w:eastAsia="ru-RU"/>
-              </w:rPr>
-              <w:t>3</w:t>
+                <w:lang w:eastAsia="ru-RU"/>
+              </w:rPr>
+            </w:pPr>
+            <w:r>
+              <w:rPr>
+                <w:rFonts w:ascii="Calibri" w:hAnsi="Calibri" w:cs="Calibri"/>
+                <w:color w:val="000000"/>
+                <w:lang w:eastAsia="ru-RU"/>
+              </w:rPr>
+              <w:t>6</w:t>
             </w:r>
           </w:p>
         </w:tc>
@@ -3749,6 +4881,14 @@
                 <w:lang w:eastAsia="ru-RU"/>
               </w:rPr>
             </w:pPr>
+            <w:r>
+              <w:rPr>
+                <w:rFonts w:ascii="Calibri" w:hAnsi="Calibri" w:cs="Calibri"/>
+                <w:color w:val="000000"/>
+                <w:lang w:val="en-US" w:eastAsia="ru-RU"/>
+              </w:rPr>
+              <w:t>0</w:t>
+            </w:r>
           </w:p>
         </w:tc>
         <w:tc>
@@ -3767,6 +4907,14 @@
                 <w:lang w:eastAsia="ru-RU"/>
               </w:rPr>
             </w:pPr>
+            <w:r>
+              <w:rPr>
+                <w:rFonts w:ascii="Calibri" w:hAnsi="Calibri" w:cs="Calibri"/>
+                <w:color w:val="000000"/>
+                <w:lang w:val="en-US" w:eastAsia="ru-RU"/>
+              </w:rPr>
+              <w:t>0</w:t>
+            </w:r>
           </w:p>
         </w:tc>
         <w:tc>
@@ -3782,9 +4930,17 @@
               <w:rPr>
                 <w:rFonts w:ascii="Calibri" w:hAnsi="Calibri" w:cs="Calibri"/>
                 <w:color w:val="000000"/>
-                <w:lang w:eastAsia="ru-RU"/>
-              </w:rPr>
-            </w:pPr>
+                <w:lang w:val="en-US" w:eastAsia="ru-RU"/>
+              </w:rPr>
+            </w:pPr>
+            <w:r>
+              <w:rPr>
+                <w:rFonts w:ascii="Calibri" w:hAnsi="Calibri" w:cs="Calibri"/>
+                <w:color w:val="000000"/>
+                <w:lang w:val="en-US" w:eastAsia="ru-RU"/>
+              </w:rPr>
+              <w:t>1</w:t>
+            </w:r>
           </w:p>
         </w:tc>
         <w:tc>
@@ -3803,6 +4959,14 @@
                 <w:lang w:eastAsia="ru-RU"/>
               </w:rPr>
             </w:pPr>
+            <w:r>
+              <w:rPr>
+                <w:rFonts w:ascii="Calibri" w:hAnsi="Calibri" w:cs="Calibri"/>
+                <w:color w:val="000000"/>
+                <w:lang w:eastAsia="ru-RU"/>
+              </w:rPr>
+              <w:t>8</w:t>
+            </w:r>
           </w:p>
         </w:tc>
         <w:tc>
@@ -3821,6 +4985,14 @@
                 <w:lang w:eastAsia="ru-RU"/>
               </w:rPr>
             </w:pPr>
+            <w:r>
+              <w:rPr>
+                <w:rFonts w:ascii="Calibri" w:hAnsi="Calibri" w:cs="Calibri"/>
+                <w:color w:val="000000"/>
+                <w:lang w:val="en-US" w:eastAsia="ru-RU"/>
+              </w:rPr>
+              <w:t>0</w:t>
+            </w:r>
           </w:p>
         </w:tc>
         <w:tc>
@@ -3839,6 +5011,14 @@
                 <w:lang w:eastAsia="ru-RU"/>
               </w:rPr>
             </w:pPr>
+            <w:r>
+              <w:rPr>
+                <w:rFonts w:ascii="Calibri" w:hAnsi="Calibri" w:cs="Calibri"/>
+                <w:color w:val="000000"/>
+                <w:lang w:eastAsia="ru-RU"/>
+              </w:rPr>
+              <w:t>8</w:t>
+            </w:r>
           </w:p>
         </w:tc>
         <w:tc>
@@ -3857,6 +5037,14 @@
                 <w:lang w:eastAsia="ru-RU"/>
               </w:rPr>
             </w:pPr>
+            <w:r>
+              <w:rPr>
+                <w:rFonts w:ascii="Calibri" w:hAnsi="Calibri" w:cs="Calibri"/>
+                <w:color w:val="000000"/>
+                <w:lang w:val="en-US" w:eastAsia="ru-RU"/>
+              </w:rPr>
+              <w:t>0</w:t>
+            </w:r>
           </w:p>
         </w:tc>
       </w:tr>
@@ -3880,6 +5068,16 @@
                 <w:lang w:val="en-US" w:eastAsia="ru-RU"/>
               </w:rPr>
             </w:pPr>
+            <w:proofErr w:type="spellStart"/>
+            <w:r>
+              <w:rPr>
+                <w:rFonts w:ascii="Calibri" w:hAnsi="Calibri" w:cs="Calibri"/>
+                <w:color w:val="000000"/>
+                <w:lang w:val="en-US" w:eastAsia="ru-RU"/>
+              </w:rPr>
+              <w:t>MenuWindow</w:t>
+            </w:r>
+            <w:proofErr w:type="spellEnd"/>
           </w:p>
         </w:tc>
         <w:tc>
@@ -3898,6 +5096,14 @@
                 <w:lang w:val="en-US" w:eastAsia="ru-RU"/>
               </w:rPr>
             </w:pPr>
+            <w:r>
+              <w:rPr>
+                <w:rFonts w:ascii="Calibri" w:hAnsi="Calibri" w:cs="Calibri"/>
+                <w:color w:val="000000"/>
+                <w:lang w:val="en-US" w:eastAsia="ru-RU"/>
+              </w:rPr>
+              <w:t>3</w:t>
+            </w:r>
           </w:p>
         </w:tc>
         <w:tc>
@@ -3916,6 +5122,14 @@
                 <w:lang w:eastAsia="ru-RU"/>
               </w:rPr>
             </w:pPr>
+            <w:r>
+              <w:rPr>
+                <w:rFonts w:ascii="Calibri" w:hAnsi="Calibri" w:cs="Calibri"/>
+                <w:color w:val="000000"/>
+                <w:lang w:val="en-US" w:eastAsia="ru-RU"/>
+              </w:rPr>
+              <w:t>0</w:t>
+            </w:r>
           </w:p>
         </w:tc>
         <w:tc>
@@ -3934,6 +5148,14 @@
                 <w:lang w:eastAsia="ru-RU"/>
               </w:rPr>
             </w:pPr>
+            <w:r>
+              <w:rPr>
+                <w:rFonts w:ascii="Calibri" w:hAnsi="Calibri" w:cs="Calibri"/>
+                <w:color w:val="000000"/>
+                <w:lang w:val="en-US" w:eastAsia="ru-RU"/>
+              </w:rPr>
+              <w:t>0</w:t>
+            </w:r>
           </w:p>
         </w:tc>
         <w:tc>
@@ -3949,9 +5171,17 @@
               <w:rPr>
                 <w:rFonts w:ascii="Calibri" w:hAnsi="Calibri" w:cs="Calibri"/>
                 <w:color w:val="000000"/>
-                <w:lang w:eastAsia="ru-RU"/>
-              </w:rPr>
-            </w:pPr>
+                <w:lang w:val="en-US" w:eastAsia="ru-RU"/>
+              </w:rPr>
+            </w:pPr>
+            <w:r>
+              <w:rPr>
+                <w:rFonts w:ascii="Calibri" w:hAnsi="Calibri" w:cs="Calibri"/>
+                <w:color w:val="000000"/>
+                <w:lang w:val="en-US" w:eastAsia="ru-RU"/>
+              </w:rPr>
+              <w:t>1</w:t>
+            </w:r>
           </w:p>
         </w:tc>
         <w:tc>
@@ -3970,6 +5200,14 @@
                 <w:lang w:eastAsia="ru-RU"/>
               </w:rPr>
             </w:pPr>
+            <w:r>
+              <w:rPr>
+                <w:rFonts w:ascii="Calibri" w:hAnsi="Calibri" w:cs="Calibri"/>
+                <w:color w:val="000000"/>
+                <w:lang w:eastAsia="ru-RU"/>
+              </w:rPr>
+              <w:t>4</w:t>
+            </w:r>
           </w:p>
         </w:tc>
         <w:tc>
@@ -3988,6 +5226,14 @@
                 <w:lang w:eastAsia="ru-RU"/>
               </w:rPr>
             </w:pPr>
+            <w:r>
+              <w:rPr>
+                <w:rFonts w:ascii="Calibri" w:hAnsi="Calibri" w:cs="Calibri"/>
+                <w:color w:val="000000"/>
+                <w:lang w:val="en-US" w:eastAsia="ru-RU"/>
+              </w:rPr>
+              <w:t>0</w:t>
+            </w:r>
           </w:p>
         </w:tc>
         <w:tc>
@@ -4006,6 +5252,14 @@
                 <w:lang w:eastAsia="ru-RU"/>
               </w:rPr>
             </w:pPr>
+            <w:r>
+              <w:rPr>
+                <w:rFonts w:ascii="Calibri" w:hAnsi="Calibri" w:cs="Calibri"/>
+                <w:color w:val="000000"/>
+                <w:lang w:eastAsia="ru-RU"/>
+              </w:rPr>
+              <w:t>4</w:t>
+            </w:r>
           </w:p>
         </w:tc>
         <w:tc>
@@ -4024,6 +5278,14 @@
                 <w:lang w:eastAsia="ru-RU"/>
               </w:rPr>
             </w:pPr>
+            <w:r>
+              <w:rPr>
+                <w:rFonts w:ascii="Calibri" w:hAnsi="Calibri" w:cs="Calibri"/>
+                <w:color w:val="000000"/>
+                <w:lang w:val="en-US" w:eastAsia="ru-RU"/>
+              </w:rPr>
+              <w:t>0</w:t>
+            </w:r>
           </w:p>
         </w:tc>
       </w:tr>
@@ -4047,6 +5309,15 @@
                 <w:lang w:val="en-US" w:eastAsia="ru-RU"/>
               </w:rPr>
             </w:pPr>
+            <w:bookmarkStart w:id="1" w:name="_Hlk193998339"/>
+            <w:r>
+              <w:rPr>
+                <w:rFonts w:ascii="Calibri" w:hAnsi="Calibri" w:cs="Calibri"/>
+                <w:color w:val="000000"/>
+                <w:lang w:val="en-US" w:eastAsia="ru-RU"/>
+              </w:rPr>
+              <w:t>SettingsWindow</w:t>
+            </w:r>
           </w:p>
         </w:tc>
         <w:tc>
@@ -4065,6 +5336,14 @@
                 <w:lang w:val="en-US" w:eastAsia="ru-RU"/>
               </w:rPr>
             </w:pPr>
+            <w:r>
+              <w:rPr>
+                <w:rFonts w:ascii="Calibri" w:hAnsi="Calibri" w:cs="Calibri"/>
+                <w:color w:val="000000"/>
+                <w:lang w:val="en-US" w:eastAsia="ru-RU"/>
+              </w:rPr>
+              <w:t>4</w:t>
+            </w:r>
           </w:p>
         </w:tc>
         <w:tc>
@@ -4083,6 +5362,14 @@
                 <w:lang w:eastAsia="ru-RU"/>
               </w:rPr>
             </w:pPr>
+            <w:r>
+              <w:rPr>
+                <w:rFonts w:ascii="Calibri" w:hAnsi="Calibri" w:cs="Calibri"/>
+                <w:color w:val="000000"/>
+                <w:lang w:val="en-US" w:eastAsia="ru-RU"/>
+              </w:rPr>
+              <w:t>0</w:t>
+            </w:r>
           </w:p>
         </w:tc>
         <w:tc>
@@ -4101,6 +5388,14 @@
                 <w:lang w:eastAsia="ru-RU"/>
               </w:rPr>
             </w:pPr>
+            <w:r>
+              <w:rPr>
+                <w:rFonts w:ascii="Calibri" w:hAnsi="Calibri" w:cs="Calibri"/>
+                <w:color w:val="000000"/>
+                <w:lang w:val="en-US" w:eastAsia="ru-RU"/>
+              </w:rPr>
+              <w:t>0</w:t>
+            </w:r>
           </w:p>
         </w:tc>
         <w:tc>
@@ -4116,9 +5411,17 @@
               <w:rPr>
                 <w:rFonts w:ascii="Calibri" w:hAnsi="Calibri" w:cs="Calibri"/>
                 <w:color w:val="000000"/>
-                <w:lang w:eastAsia="ru-RU"/>
-              </w:rPr>
-            </w:pPr>
+                <w:lang w:val="en-US" w:eastAsia="ru-RU"/>
+              </w:rPr>
+            </w:pPr>
+            <w:r>
+              <w:rPr>
+                <w:rFonts w:ascii="Calibri" w:hAnsi="Calibri" w:cs="Calibri"/>
+                <w:color w:val="000000"/>
+                <w:lang w:val="en-US" w:eastAsia="ru-RU"/>
+              </w:rPr>
+              <w:t>1</w:t>
+            </w:r>
           </w:p>
         </w:tc>
         <w:tc>
@@ -4137,6 +5440,14 @@
                 <w:lang w:eastAsia="ru-RU"/>
               </w:rPr>
             </w:pPr>
+            <w:r>
+              <w:rPr>
+                <w:rFonts w:ascii="Calibri" w:hAnsi="Calibri" w:cs="Calibri"/>
+                <w:color w:val="000000"/>
+                <w:lang w:eastAsia="ru-RU"/>
+              </w:rPr>
+              <w:t>10</w:t>
+            </w:r>
           </w:p>
         </w:tc>
         <w:tc>
@@ -4155,6 +5466,14 @@
                 <w:lang w:eastAsia="ru-RU"/>
               </w:rPr>
             </w:pPr>
+            <w:r>
+              <w:rPr>
+                <w:rFonts w:ascii="Calibri" w:hAnsi="Calibri" w:cs="Calibri"/>
+                <w:color w:val="000000"/>
+                <w:lang w:val="en-US" w:eastAsia="ru-RU"/>
+              </w:rPr>
+              <w:t>0</w:t>
+            </w:r>
           </w:p>
         </w:tc>
         <w:tc>
@@ -4173,6 +5492,14 @@
                 <w:lang w:eastAsia="ru-RU"/>
               </w:rPr>
             </w:pPr>
+            <w:r>
+              <w:rPr>
+                <w:rFonts w:ascii="Calibri" w:hAnsi="Calibri" w:cs="Calibri"/>
+                <w:color w:val="000000"/>
+                <w:lang w:eastAsia="ru-RU"/>
+              </w:rPr>
+              <w:t>10</w:t>
+            </w:r>
           </w:p>
         </w:tc>
         <w:tc>
@@ -4188,6 +5515,5965 @@
               <w:rPr>
                 <w:rFonts w:ascii="Calibri" w:hAnsi="Calibri" w:cs="Calibri"/>
                 <w:color w:val="000000"/>
+                <w:lang w:eastAsia="ru-RU"/>
+              </w:rPr>
+            </w:pPr>
+            <w:r>
+              <w:rPr>
+                <w:rFonts w:ascii="Calibri" w:hAnsi="Calibri" w:cs="Calibri"/>
+                <w:color w:val="000000"/>
+                <w:lang w:val="en-US" w:eastAsia="ru-RU"/>
+              </w:rPr>
+              <w:t>0</w:t>
+            </w:r>
+          </w:p>
+        </w:tc>
+      </w:tr>
+      <w:tr>
+        <w:trPr>
+          <w:trHeight w:val="288"/>
+          <w:jc w:val="center"/>
+        </w:trPr>
+        <w:tc>
+          <w:tcPr>
+            <w:tcW w:w="2972" w:type="dxa"/>
+            <w:shd w:val="clear" w:color="auto" w:fill="auto"/>
+            <w:noWrap/>
+            <w:vAlign w:val="bottom"/>
+          </w:tcPr>
+          <w:p>
+            <w:pPr>
+              <w:rPr>
+                <w:rFonts w:ascii="Calibri" w:hAnsi="Calibri" w:cs="Calibri"/>
+                <w:color w:val="000000"/>
+                <w:lang w:val="en-US" w:eastAsia="ru-RU"/>
+              </w:rPr>
+            </w:pPr>
+            <w:proofErr w:type="spellStart"/>
+            <w:r>
+              <w:rPr>
+                <w:rFonts w:ascii="Calibri" w:hAnsi="Calibri" w:cs="Calibri"/>
+                <w:color w:val="000000"/>
+                <w:lang w:val="en-US" w:eastAsia="ru-RU"/>
+              </w:rPr>
+              <w:t>GameWindow</w:t>
+            </w:r>
+            <w:proofErr w:type="spellEnd"/>
+          </w:p>
+        </w:tc>
+        <w:tc>
+          <w:tcPr>
+            <w:tcW w:w="828" w:type="dxa"/>
+            <w:shd w:val="clear" w:color="auto" w:fill="auto"/>
+            <w:noWrap/>
+            <w:vAlign w:val="bottom"/>
+          </w:tcPr>
+          <w:p>
+            <w:pPr>
+              <w:jc w:val="right"/>
+              <w:rPr>
+                <w:rFonts w:ascii="Calibri" w:hAnsi="Calibri" w:cs="Calibri"/>
+                <w:color w:val="000000"/>
+                <w:lang w:val="en-US" w:eastAsia="ru-RU"/>
+              </w:rPr>
+            </w:pPr>
+            <w:r>
+              <w:rPr>
+                <w:rFonts w:ascii="Calibri" w:hAnsi="Calibri" w:cs="Calibri"/>
+                <w:color w:val="000000"/>
+                <w:lang w:val="en-US" w:eastAsia="ru-RU"/>
+              </w:rPr>
+              <w:t>6</w:t>
+            </w:r>
+          </w:p>
+        </w:tc>
+        <w:tc>
+          <w:tcPr>
+            <w:tcW w:w="960" w:type="dxa"/>
+            <w:shd w:val="clear" w:color="auto" w:fill="auto"/>
+            <w:noWrap/>
+            <w:vAlign w:val="bottom"/>
+          </w:tcPr>
+          <w:p>
+            <w:pPr>
+              <w:jc w:val="right"/>
+              <w:rPr>
+                <w:rFonts w:ascii="Calibri" w:hAnsi="Calibri" w:cs="Calibri"/>
+                <w:color w:val="000000"/>
+                <w:lang w:val="en-US" w:eastAsia="ru-RU"/>
+              </w:rPr>
+            </w:pPr>
+            <w:r>
+              <w:rPr>
+                <w:rFonts w:ascii="Calibri" w:hAnsi="Calibri" w:cs="Calibri"/>
+                <w:color w:val="000000"/>
+                <w:lang w:val="en-US" w:eastAsia="ru-RU"/>
+              </w:rPr>
+              <w:t>0</w:t>
+            </w:r>
+          </w:p>
+        </w:tc>
+        <w:tc>
+          <w:tcPr>
+            <w:tcW w:w="960" w:type="dxa"/>
+            <w:shd w:val="clear" w:color="auto" w:fill="auto"/>
+            <w:noWrap/>
+            <w:vAlign w:val="bottom"/>
+          </w:tcPr>
+          <w:p>
+            <w:pPr>
+              <w:jc w:val="right"/>
+              <w:rPr>
+                <w:rFonts w:ascii="Calibri" w:hAnsi="Calibri" w:cs="Calibri"/>
+                <w:color w:val="000000"/>
+                <w:lang w:val="en-US" w:eastAsia="ru-RU"/>
+              </w:rPr>
+            </w:pPr>
+            <w:r>
+              <w:rPr>
+                <w:rFonts w:ascii="Calibri" w:hAnsi="Calibri" w:cs="Calibri"/>
+                <w:color w:val="000000"/>
+                <w:lang w:val="en-US" w:eastAsia="ru-RU"/>
+              </w:rPr>
+              <w:t>0</w:t>
+            </w:r>
+          </w:p>
+        </w:tc>
+        <w:tc>
+          <w:tcPr>
+            <w:tcW w:w="960" w:type="dxa"/>
+            <w:shd w:val="clear" w:color="auto" w:fill="auto"/>
+            <w:noWrap/>
+            <w:vAlign w:val="bottom"/>
+          </w:tcPr>
+          <w:p>
+            <w:pPr>
+              <w:jc w:val="right"/>
+              <w:rPr>
+                <w:rFonts w:ascii="Calibri" w:hAnsi="Calibri" w:cs="Calibri"/>
+                <w:color w:val="000000"/>
+                <w:lang w:eastAsia="ru-RU"/>
+              </w:rPr>
+            </w:pPr>
+            <w:r>
+              <w:rPr>
+                <w:rFonts w:ascii="Calibri" w:hAnsi="Calibri" w:cs="Calibri"/>
+                <w:color w:val="000000"/>
+                <w:lang w:val="en-US" w:eastAsia="ru-RU"/>
+              </w:rPr>
+              <w:t>3</w:t>
+            </w:r>
+          </w:p>
+        </w:tc>
+        <w:tc>
+          <w:tcPr>
+            <w:tcW w:w="960" w:type="dxa"/>
+            <w:shd w:val="clear" w:color="auto" w:fill="auto"/>
+            <w:noWrap/>
+            <w:vAlign w:val="bottom"/>
+          </w:tcPr>
+          <w:p>
+            <w:pPr>
+              <w:jc w:val="right"/>
+              <w:rPr>
+                <w:rFonts w:ascii="Calibri" w:hAnsi="Calibri" w:cs="Calibri"/>
+                <w:color w:val="000000"/>
+                <w:lang w:eastAsia="ru-RU"/>
+              </w:rPr>
+            </w:pPr>
+            <w:r>
+              <w:rPr>
+                <w:rFonts w:ascii="Calibri" w:hAnsi="Calibri" w:cs="Calibri"/>
+                <w:color w:val="000000"/>
+                <w:lang w:eastAsia="ru-RU"/>
+              </w:rPr>
+              <w:t>20</w:t>
+            </w:r>
+          </w:p>
+        </w:tc>
+        <w:tc>
+          <w:tcPr>
+            <w:tcW w:w="1136" w:type="dxa"/>
+            <w:shd w:val="clear" w:color="auto" w:fill="auto"/>
+            <w:noWrap/>
+            <w:vAlign w:val="bottom"/>
+          </w:tcPr>
+          <w:p>
+            <w:pPr>
+              <w:jc w:val="right"/>
+              <w:rPr>
+                <w:rFonts w:ascii="Calibri" w:hAnsi="Calibri" w:cs="Calibri"/>
+                <w:color w:val="000000"/>
+                <w:lang w:eastAsia="ru-RU"/>
+              </w:rPr>
+            </w:pPr>
+            <w:r>
+              <w:rPr>
+                <w:rFonts w:ascii="Calibri" w:hAnsi="Calibri" w:cs="Calibri"/>
+                <w:color w:val="000000"/>
+                <w:lang w:val="en-US" w:eastAsia="ru-RU"/>
+              </w:rPr>
+              <w:t>0</w:t>
+            </w:r>
+          </w:p>
+        </w:tc>
+        <w:tc>
+          <w:tcPr>
+            <w:tcW w:w="1136" w:type="dxa"/>
+            <w:shd w:val="clear" w:color="auto" w:fill="auto"/>
+            <w:noWrap/>
+            <w:vAlign w:val="bottom"/>
+          </w:tcPr>
+          <w:p>
+            <w:pPr>
+              <w:jc w:val="right"/>
+              <w:rPr>
+                <w:rFonts w:ascii="Calibri" w:hAnsi="Calibri" w:cs="Calibri"/>
+                <w:color w:val="000000"/>
+                <w:lang w:val="en-US" w:eastAsia="ru-RU"/>
+              </w:rPr>
+            </w:pPr>
+            <w:r>
+              <w:rPr>
+                <w:rFonts w:ascii="Calibri" w:hAnsi="Calibri" w:cs="Calibri"/>
+                <w:color w:val="000000"/>
+                <w:lang w:val="en-US" w:eastAsia="ru-RU"/>
+              </w:rPr>
+              <w:t>13</w:t>
+            </w:r>
+          </w:p>
+        </w:tc>
+        <w:tc>
+          <w:tcPr>
+            <w:tcW w:w="767" w:type="dxa"/>
+            <w:shd w:val="clear" w:color="auto" w:fill="auto"/>
+            <w:noWrap/>
+            <w:vAlign w:val="bottom"/>
+          </w:tcPr>
+          <w:p>
+            <w:pPr>
+              <w:jc w:val="right"/>
+              <w:rPr>
+                <w:rFonts w:ascii="Calibri" w:hAnsi="Calibri" w:cs="Calibri"/>
+                <w:color w:val="000000"/>
+                <w:lang w:eastAsia="ru-RU"/>
+              </w:rPr>
+            </w:pPr>
+            <w:r>
+              <w:rPr>
+                <w:rFonts w:ascii="Calibri" w:hAnsi="Calibri" w:cs="Calibri"/>
+                <w:color w:val="000000"/>
+                <w:lang w:val="en-US" w:eastAsia="ru-RU"/>
+              </w:rPr>
+              <w:t>0</w:t>
+            </w:r>
+          </w:p>
+        </w:tc>
+      </w:tr>
+      <w:tr>
+        <w:trPr>
+          <w:trHeight w:val="288"/>
+          <w:jc w:val="center"/>
+        </w:trPr>
+        <w:tc>
+          <w:tcPr>
+            <w:tcW w:w="2972" w:type="dxa"/>
+            <w:shd w:val="clear" w:color="auto" w:fill="auto"/>
+            <w:noWrap/>
+            <w:vAlign w:val="bottom"/>
+          </w:tcPr>
+          <w:p>
+            <w:pPr>
+              <w:rPr>
+                <w:rFonts w:ascii="Calibri" w:hAnsi="Calibri" w:cs="Calibri"/>
+                <w:color w:val="000000"/>
+                <w:lang w:val="en-US" w:eastAsia="ru-RU"/>
+              </w:rPr>
+            </w:pPr>
+            <w:proofErr w:type="spellStart"/>
+            <w:r>
+              <w:rPr>
+                <w:rFonts w:ascii="Calibri" w:hAnsi="Calibri" w:cs="Calibri"/>
+                <w:color w:val="000000"/>
+                <w:lang w:val="en-US" w:eastAsia="ru-RU"/>
+              </w:rPr>
+              <w:t>WinDialog</w:t>
+            </w:r>
+            <w:proofErr w:type="spellEnd"/>
+          </w:p>
+        </w:tc>
+        <w:tc>
+          <w:tcPr>
+            <w:tcW w:w="828" w:type="dxa"/>
+            <w:shd w:val="clear" w:color="auto" w:fill="auto"/>
+            <w:noWrap/>
+            <w:vAlign w:val="bottom"/>
+          </w:tcPr>
+          <w:p>
+            <w:pPr>
+              <w:jc w:val="right"/>
+              <w:rPr>
+                <w:rFonts w:ascii="Calibri" w:hAnsi="Calibri" w:cs="Calibri"/>
+                <w:color w:val="000000"/>
+                <w:lang w:val="en-US" w:eastAsia="ru-RU"/>
+              </w:rPr>
+            </w:pPr>
+            <w:r>
+              <w:rPr>
+                <w:rFonts w:ascii="Calibri" w:hAnsi="Calibri" w:cs="Calibri"/>
+                <w:color w:val="000000"/>
+                <w:lang w:val="en-US" w:eastAsia="ru-RU"/>
+              </w:rPr>
+              <w:t>1</w:t>
+            </w:r>
+          </w:p>
+        </w:tc>
+        <w:tc>
+          <w:tcPr>
+            <w:tcW w:w="960" w:type="dxa"/>
+            <w:shd w:val="clear" w:color="auto" w:fill="auto"/>
+            <w:noWrap/>
+            <w:vAlign w:val="bottom"/>
+          </w:tcPr>
+          <w:p>
+            <w:pPr>
+              <w:jc w:val="right"/>
+              <w:rPr>
+                <w:rFonts w:ascii="Calibri" w:hAnsi="Calibri" w:cs="Calibri"/>
+                <w:color w:val="000000"/>
+                <w:lang w:val="en-US" w:eastAsia="ru-RU"/>
+              </w:rPr>
+            </w:pPr>
+            <w:r>
+              <w:rPr>
+                <w:rFonts w:ascii="Calibri" w:hAnsi="Calibri" w:cs="Calibri"/>
+                <w:color w:val="000000"/>
+                <w:lang w:val="en-US" w:eastAsia="ru-RU"/>
+              </w:rPr>
+              <w:t xml:space="preserve"> 0</w:t>
+            </w:r>
+          </w:p>
+        </w:tc>
+        <w:tc>
+          <w:tcPr>
+            <w:tcW w:w="960" w:type="dxa"/>
+            <w:shd w:val="clear" w:color="auto" w:fill="auto"/>
+            <w:noWrap/>
+            <w:vAlign w:val="bottom"/>
+          </w:tcPr>
+          <w:p>
+            <w:pPr>
+              <w:jc w:val="right"/>
+              <w:rPr>
+                <w:rFonts w:ascii="Calibri" w:hAnsi="Calibri" w:cs="Calibri"/>
+                <w:color w:val="000000"/>
+                <w:lang w:val="en-US" w:eastAsia="ru-RU"/>
+              </w:rPr>
+            </w:pPr>
+            <w:r>
+              <w:rPr>
+                <w:rFonts w:ascii="Calibri" w:hAnsi="Calibri" w:cs="Calibri"/>
+                <w:color w:val="000000"/>
+                <w:lang w:val="en-US" w:eastAsia="ru-RU"/>
+              </w:rPr>
+              <w:t>0</w:t>
+            </w:r>
+          </w:p>
+        </w:tc>
+        <w:tc>
+          <w:tcPr>
+            <w:tcW w:w="960" w:type="dxa"/>
+            <w:shd w:val="clear" w:color="auto" w:fill="auto"/>
+            <w:noWrap/>
+            <w:vAlign w:val="bottom"/>
+          </w:tcPr>
+          <w:p>
+            <w:pPr>
+              <w:jc w:val="right"/>
+              <w:rPr>
+                <w:rFonts w:ascii="Calibri" w:hAnsi="Calibri" w:cs="Calibri"/>
+                <w:color w:val="000000"/>
+                <w:lang w:val="en-US" w:eastAsia="ru-RU"/>
+              </w:rPr>
+            </w:pPr>
+            <w:r>
+              <w:rPr>
+                <w:rFonts w:ascii="Calibri" w:hAnsi="Calibri" w:cs="Calibri"/>
+                <w:color w:val="000000"/>
+                <w:lang w:val="en-US" w:eastAsia="ru-RU"/>
+              </w:rPr>
+              <w:t>0</w:t>
+            </w:r>
+          </w:p>
+        </w:tc>
+        <w:tc>
+          <w:tcPr>
+            <w:tcW w:w="960" w:type="dxa"/>
+            <w:shd w:val="clear" w:color="auto" w:fill="auto"/>
+            <w:noWrap/>
+            <w:vAlign w:val="bottom"/>
+          </w:tcPr>
+          <w:p>
+            <w:pPr>
+              <w:jc w:val="right"/>
+              <w:rPr>
+                <w:rFonts w:ascii="Calibri" w:hAnsi="Calibri" w:cs="Calibri"/>
+                <w:color w:val="000000"/>
+                <w:lang w:val="en-US" w:eastAsia="ru-RU"/>
+              </w:rPr>
+            </w:pPr>
+            <w:r>
+              <w:rPr>
+                <w:rFonts w:ascii="Calibri" w:hAnsi="Calibri" w:cs="Calibri"/>
+                <w:color w:val="000000"/>
+                <w:lang w:eastAsia="ru-RU"/>
+              </w:rPr>
+              <w:t>1</w:t>
+            </w:r>
+          </w:p>
+        </w:tc>
+        <w:tc>
+          <w:tcPr>
+            <w:tcW w:w="1136" w:type="dxa"/>
+            <w:shd w:val="clear" w:color="auto" w:fill="auto"/>
+            <w:noWrap/>
+            <w:vAlign w:val="bottom"/>
+          </w:tcPr>
+          <w:p>
+            <w:pPr>
+              <w:jc w:val="right"/>
+              <w:rPr>
+                <w:rFonts w:ascii="Calibri" w:hAnsi="Calibri" w:cs="Calibri"/>
+                <w:color w:val="000000"/>
+                <w:lang w:eastAsia="ru-RU"/>
+              </w:rPr>
+            </w:pPr>
+            <w:r>
+              <w:rPr>
+                <w:rFonts w:ascii="Calibri" w:hAnsi="Calibri" w:cs="Calibri"/>
+                <w:color w:val="000000"/>
+                <w:lang w:val="en-US" w:eastAsia="ru-RU"/>
+              </w:rPr>
+              <w:t>0</w:t>
+            </w:r>
+          </w:p>
+        </w:tc>
+        <w:tc>
+          <w:tcPr>
+            <w:tcW w:w="1136" w:type="dxa"/>
+            <w:shd w:val="clear" w:color="auto" w:fill="auto"/>
+            <w:noWrap/>
+            <w:vAlign w:val="bottom"/>
+          </w:tcPr>
+          <w:p>
+            <w:pPr>
+              <w:jc w:val="right"/>
+              <w:rPr>
+                <w:rFonts w:ascii="Calibri" w:hAnsi="Calibri" w:cs="Calibri"/>
+                <w:color w:val="000000"/>
+                <w:lang w:eastAsia="ru-RU"/>
+              </w:rPr>
+            </w:pPr>
+            <w:r>
+              <w:rPr>
+                <w:rFonts w:ascii="Calibri" w:hAnsi="Calibri" w:cs="Calibri"/>
+                <w:color w:val="000000"/>
+                <w:lang w:eastAsia="ru-RU"/>
+              </w:rPr>
+              <w:t>1</w:t>
+            </w:r>
+          </w:p>
+        </w:tc>
+        <w:tc>
+          <w:tcPr>
+            <w:tcW w:w="767" w:type="dxa"/>
+            <w:shd w:val="clear" w:color="auto" w:fill="auto"/>
+            <w:noWrap/>
+            <w:vAlign w:val="bottom"/>
+          </w:tcPr>
+          <w:p>
+            <w:pPr>
+              <w:jc w:val="right"/>
+              <w:rPr>
+                <w:rFonts w:ascii="Calibri" w:hAnsi="Calibri" w:cs="Calibri"/>
+                <w:color w:val="000000"/>
+                <w:lang w:eastAsia="ru-RU"/>
+              </w:rPr>
+            </w:pPr>
+            <w:r>
+              <w:rPr>
+                <w:rFonts w:ascii="Calibri" w:hAnsi="Calibri" w:cs="Calibri"/>
+                <w:color w:val="000000"/>
+                <w:lang w:val="en-US" w:eastAsia="ru-RU"/>
+              </w:rPr>
+              <w:t>0</w:t>
+            </w:r>
+          </w:p>
+        </w:tc>
+      </w:tr>
+      <w:tr>
+        <w:trPr>
+          <w:trHeight w:val="288"/>
+          <w:jc w:val="center"/>
+        </w:trPr>
+        <w:tc>
+          <w:tcPr>
+            <w:tcW w:w="2972" w:type="dxa"/>
+            <w:shd w:val="clear" w:color="auto" w:fill="auto"/>
+            <w:noWrap/>
+            <w:vAlign w:val="bottom"/>
+          </w:tcPr>
+          <w:p>
+            <w:pPr>
+              <w:rPr>
+                <w:rFonts w:ascii="Calibri" w:hAnsi="Calibri" w:cs="Calibri"/>
+                <w:color w:val="000000"/>
+                <w:lang w:val="en-US" w:eastAsia="ru-RU"/>
+              </w:rPr>
+            </w:pPr>
+          </w:p>
+        </w:tc>
+        <w:tc>
+          <w:tcPr>
+            <w:tcW w:w="828" w:type="dxa"/>
+            <w:shd w:val="clear" w:color="auto" w:fill="auto"/>
+            <w:noWrap/>
+            <w:vAlign w:val="bottom"/>
+          </w:tcPr>
+          <w:p>
+            <w:pPr>
+              <w:jc w:val="right"/>
+              <w:rPr>
+                <w:rFonts w:ascii="Calibri" w:hAnsi="Calibri" w:cs="Calibri"/>
+                <w:b/>
+                <w:bCs/>
+                <w:color w:val="000000"/>
+                <w:lang w:eastAsia="ru-RU"/>
+              </w:rPr>
+            </w:pPr>
+            <w:r>
+              <w:rPr>
+                <w:rFonts w:ascii="Calibri" w:hAnsi="Calibri" w:cs="Calibri"/>
+                <w:b/>
+                <w:bCs/>
+                <w:color w:val="000000"/>
+                <w:lang w:eastAsia="ru-RU"/>
+              </w:rPr>
+              <w:t>67</w:t>
+            </w:r>
+          </w:p>
+        </w:tc>
+        <w:tc>
+          <w:tcPr>
+            <w:tcW w:w="960" w:type="dxa"/>
+            <w:shd w:val="clear" w:color="auto" w:fill="auto"/>
+            <w:noWrap/>
+            <w:vAlign w:val="bottom"/>
+          </w:tcPr>
+          <w:p>
+            <w:pPr>
+              <w:jc w:val="right"/>
+              <w:rPr>
+                <w:rFonts w:ascii="Calibri" w:hAnsi="Calibri" w:cs="Calibri"/>
+                <w:b/>
+                <w:bCs/>
+                <w:color w:val="000000"/>
+                <w:lang w:eastAsia="ru-RU"/>
+              </w:rPr>
+            </w:pPr>
+            <w:r>
+              <w:rPr>
+                <w:rFonts w:ascii="Calibri" w:hAnsi="Calibri" w:cs="Calibri"/>
+                <w:b/>
+                <w:bCs/>
+                <w:color w:val="000000"/>
+                <w:lang w:eastAsia="ru-RU"/>
+              </w:rPr>
+              <w:t>7</w:t>
+            </w:r>
+          </w:p>
+        </w:tc>
+        <w:tc>
+          <w:tcPr>
+            <w:tcW w:w="960" w:type="dxa"/>
+            <w:shd w:val="clear" w:color="auto" w:fill="auto"/>
+            <w:noWrap/>
+            <w:vAlign w:val="bottom"/>
+          </w:tcPr>
+          <w:p>
+            <w:pPr>
+              <w:jc w:val="right"/>
+              <w:rPr>
+                <w:rFonts w:ascii="Calibri" w:hAnsi="Calibri" w:cs="Calibri"/>
+                <w:b/>
+                <w:bCs/>
+                <w:color w:val="000000"/>
+                <w:lang w:eastAsia="ru-RU"/>
+              </w:rPr>
+            </w:pPr>
+            <w:r>
+              <w:rPr>
+                <w:rFonts w:ascii="Calibri" w:hAnsi="Calibri" w:cs="Calibri"/>
+                <w:b/>
+                <w:bCs/>
+                <w:color w:val="000000"/>
+                <w:lang w:eastAsia="ru-RU"/>
+              </w:rPr>
+              <w:t>7</w:t>
+            </w:r>
+          </w:p>
+        </w:tc>
+        <w:tc>
+          <w:tcPr>
+            <w:tcW w:w="960" w:type="dxa"/>
+            <w:shd w:val="clear" w:color="auto" w:fill="auto"/>
+            <w:noWrap/>
+            <w:vAlign w:val="bottom"/>
+          </w:tcPr>
+          <w:p>
+            <w:pPr>
+              <w:jc w:val="right"/>
+              <w:rPr>
+                <w:rFonts w:ascii="Calibri" w:hAnsi="Calibri" w:cs="Calibri"/>
+                <w:b/>
+                <w:bCs/>
+                <w:color w:val="000000"/>
+                <w:lang w:eastAsia="ru-RU"/>
+              </w:rPr>
+            </w:pPr>
+            <w:r>
+              <w:rPr>
+                <w:rFonts w:ascii="Calibri" w:hAnsi="Calibri" w:cs="Calibri"/>
+                <w:b/>
+                <w:bCs/>
+                <w:color w:val="000000"/>
+                <w:lang w:eastAsia="ru-RU"/>
+              </w:rPr>
+              <w:t>15</w:t>
+            </w:r>
+          </w:p>
+        </w:tc>
+        <w:tc>
+          <w:tcPr>
+            <w:tcW w:w="960" w:type="dxa"/>
+            <w:shd w:val="clear" w:color="auto" w:fill="auto"/>
+            <w:noWrap/>
+            <w:vAlign w:val="bottom"/>
+          </w:tcPr>
+          <w:p>
+            <w:pPr>
+              <w:jc w:val="right"/>
+              <w:rPr>
+                <w:rFonts w:ascii="Calibri" w:hAnsi="Calibri" w:cs="Calibri"/>
+                <w:b/>
+                <w:bCs/>
+                <w:color w:val="000000"/>
+                <w:lang w:eastAsia="ru-RU"/>
+              </w:rPr>
+            </w:pPr>
+            <w:r>
+              <w:rPr>
+                <w:rFonts w:ascii="Calibri" w:hAnsi="Calibri" w:cs="Calibri"/>
+                <w:b/>
+                <w:bCs/>
+                <w:color w:val="000000"/>
+                <w:lang w:eastAsia="ru-RU"/>
+              </w:rPr>
+              <w:t>104</w:t>
+            </w:r>
+          </w:p>
+        </w:tc>
+        <w:tc>
+          <w:tcPr>
+            <w:tcW w:w="1136" w:type="dxa"/>
+            <w:shd w:val="clear" w:color="auto" w:fill="auto"/>
+            <w:noWrap/>
+            <w:vAlign w:val="bottom"/>
+          </w:tcPr>
+          <w:p>
+            <w:pPr>
+              <w:jc w:val="right"/>
+              <w:rPr>
+                <w:rFonts w:ascii="Calibri" w:hAnsi="Calibri" w:cs="Calibri"/>
+                <w:b/>
+                <w:bCs/>
+                <w:color w:val="000000"/>
+                <w:lang w:val="en-US" w:eastAsia="ru-RU"/>
+              </w:rPr>
+            </w:pPr>
+          </w:p>
+        </w:tc>
+        <w:tc>
+          <w:tcPr>
+            <w:tcW w:w="1136" w:type="dxa"/>
+            <w:shd w:val="clear" w:color="auto" w:fill="auto"/>
+            <w:noWrap/>
+            <w:vAlign w:val="bottom"/>
+          </w:tcPr>
+          <w:p>
+            <w:pPr>
+              <w:jc w:val="right"/>
+              <w:rPr>
+                <w:rFonts w:ascii="Calibri" w:hAnsi="Calibri" w:cs="Calibri"/>
+                <w:b/>
+                <w:bCs/>
+                <w:color w:val="000000"/>
+                <w:lang w:eastAsia="ru-RU"/>
+              </w:rPr>
+            </w:pPr>
+          </w:p>
+        </w:tc>
+        <w:tc>
+          <w:tcPr>
+            <w:tcW w:w="767" w:type="dxa"/>
+            <w:shd w:val="clear" w:color="auto" w:fill="auto"/>
+            <w:noWrap/>
+            <w:vAlign w:val="bottom"/>
+          </w:tcPr>
+          <w:p>
+            <w:pPr>
+              <w:jc w:val="right"/>
+              <w:rPr>
+                <w:rFonts w:ascii="Calibri" w:hAnsi="Calibri" w:cs="Calibri"/>
+                <w:b/>
+                <w:bCs/>
+                <w:color w:val="000000"/>
+                <w:lang w:eastAsia="ru-RU"/>
+              </w:rPr>
+            </w:pPr>
+            <w:r>
+              <w:rPr>
+                <w:rFonts w:ascii="Calibri" w:hAnsi="Calibri" w:cs="Calibri"/>
+                <w:b/>
+                <w:bCs/>
+                <w:color w:val="000000"/>
+                <w:lang w:eastAsia="ru-RU"/>
+              </w:rPr>
+              <w:t>15</w:t>
+            </w:r>
+          </w:p>
+        </w:tc>
+      </w:tr>
+      <w:bookmarkEnd w:id="1"/>
+    </w:tbl>
+    <w:p>
+      <w:pPr>
+        <w:rPr>
+          <w:bCs/>
+          <w:sz w:val="28"/>
+        </w:rPr>
+      </w:pPr>
+    </w:p>
+    <w:p>
+      <w:pPr>
+        <w:rPr>
+          <w:bCs/>
+          <w:sz w:val="28"/>
+        </w:rPr>
+      </w:pPr>
+    </w:p>
+    <w:p>
+      <w:pPr>
+        <w:pStyle w:val="Conditional0"/>
+        <w:rPr>
+          <w:b/>
+          <w:bCs/>
+        </w:rPr>
+      </w:pPr>
+      <w:proofErr w:type="spellStart"/>
+      <w:r>
+        <w:rPr>
+          <w:b/>
+          <w:bCs/>
+        </w:rPr>
+        <w:t>Набор</w:t>
+      </w:r>
+      <w:proofErr w:type="spellEnd"/>
+      <w:r>
+        <w:rPr>
+          <w:b/>
+          <w:bCs/>
+        </w:rPr>
+        <w:t xml:space="preserve"> </w:t>
+      </w:r>
+      <w:proofErr w:type="spellStart"/>
+      <w:r>
+        <w:rPr>
+          <w:b/>
+          <w:bCs/>
+        </w:rPr>
+        <w:t>метрик</w:t>
+      </w:r>
+      <w:proofErr w:type="spellEnd"/>
+      <w:r>
+        <w:rPr>
+          <w:b/>
+          <w:bCs/>
+        </w:rPr>
+        <w:t xml:space="preserve"> </w:t>
+      </w:r>
+      <w:proofErr w:type="spellStart"/>
+      <w:r>
+        <w:rPr>
+          <w:b/>
+          <w:bCs/>
+        </w:rPr>
+        <w:t>Лоренца</w:t>
+      </w:r>
+      <w:proofErr w:type="spellEnd"/>
+      <w:r>
+        <w:rPr>
+          <w:b/>
+          <w:bCs/>
+        </w:rPr>
+        <w:t xml:space="preserve"> и </w:t>
+      </w:r>
+      <w:proofErr w:type="spellStart"/>
+      <w:r>
+        <w:rPr>
+          <w:b/>
+          <w:bCs/>
+        </w:rPr>
+        <w:t>Кидда</w:t>
+      </w:r>
+      <w:proofErr w:type="spellEnd"/>
+    </w:p>
+    <w:p>
+      <w:pPr>
+        <w:pStyle w:val="Conditional0"/>
+        <w:rPr>
+          <w:b/>
+          <w:bCs/>
+          <w:lang w:val="ru-RU"/>
+        </w:rPr>
+      </w:pPr>
+    </w:p>
+    <w:tbl>
+      <w:tblPr>
+        <w:tblW w:w="5373" w:type="pct"/>
+        <w:tblBorders>
+          <w:top w:val="single" w:sz="4" w:space="0" w:color="auto"/>
+          <w:left w:val="single" w:sz="4" w:space="0" w:color="auto"/>
+          <w:bottom w:val="single" w:sz="4" w:space="0" w:color="auto"/>
+          <w:right w:val="single" w:sz="4" w:space="0" w:color="auto"/>
+          <w:insideH w:val="single" w:sz="4" w:space="0" w:color="auto"/>
+          <w:insideV w:val="single" w:sz="4" w:space="0" w:color="auto"/>
+        </w:tblBorders>
+        <w:tblLayout w:type="fixed"/>
+        <w:tblLook w:val="04A0" w:firstRow="1" w:lastRow="0" w:firstColumn="1" w:lastColumn="0" w:noHBand="0" w:noVBand="1"/>
+      </w:tblPr>
+      <w:tblGrid>
+        <w:gridCol w:w="1699"/>
+        <w:gridCol w:w="822"/>
+        <w:gridCol w:w="822"/>
+        <w:gridCol w:w="822"/>
+        <w:gridCol w:w="822"/>
+        <w:gridCol w:w="824"/>
+        <w:gridCol w:w="822"/>
+        <w:gridCol w:w="821"/>
+        <w:gridCol w:w="821"/>
+        <w:gridCol w:w="821"/>
+        <w:gridCol w:w="823"/>
+      </w:tblGrid>
+      <w:tr>
+        <w:trPr>
+          <w:trHeight w:val="288"/>
+        </w:trPr>
+        <w:tc>
+          <w:tcPr>
+            <w:tcW w:w="856" w:type="pct"/>
+            <w:tcBorders>
+              <w:top w:val="single" w:sz="4" w:space="0" w:color="auto"/>
+              <w:left w:val="single" w:sz="4" w:space="0" w:color="auto"/>
+              <w:bottom w:val="single" w:sz="4" w:space="0" w:color="auto"/>
+              <w:right w:val="single" w:sz="4" w:space="0" w:color="auto"/>
+            </w:tcBorders>
+            <w:noWrap/>
+            <w:vAlign w:val="bottom"/>
+            <w:hideMark/>
+          </w:tcPr>
+          <w:p>
+            <w:pPr>
+              <w:rPr>
+                <w:b/>
+                <w:bCs/>
+              </w:rPr>
+            </w:pPr>
+          </w:p>
+        </w:tc>
+        <w:tc>
+          <w:tcPr>
+            <w:tcW w:w="414" w:type="pct"/>
+            <w:tcBorders>
+              <w:top w:val="single" w:sz="4" w:space="0" w:color="auto"/>
+              <w:left w:val="single" w:sz="4" w:space="0" w:color="auto"/>
+              <w:bottom w:val="single" w:sz="4" w:space="0" w:color="auto"/>
+              <w:right w:val="single" w:sz="4" w:space="0" w:color="auto"/>
+            </w:tcBorders>
+            <w:noWrap/>
+            <w:vAlign w:val="bottom"/>
+            <w:hideMark/>
+          </w:tcPr>
+          <w:p>
+            <w:pPr>
+              <w:rPr>
+                <w:rFonts w:ascii="Calibri" w:hAnsi="Calibri" w:cs="Calibri"/>
+                <w:b/>
+                <w:bCs/>
+                <w:color w:val="000000"/>
+                <w:lang w:eastAsia="ru-RU"/>
+              </w:rPr>
+            </w:pPr>
+            <w:r>
+              <w:rPr>
+                <w:rFonts w:ascii="Calibri" w:hAnsi="Calibri" w:cs="Calibri"/>
+                <w:b/>
+                <w:bCs/>
+                <w:color w:val="000000"/>
+                <w:lang w:eastAsia="ru-RU"/>
+              </w:rPr>
+              <w:t>CS</w:t>
+            </w:r>
+          </w:p>
+        </w:tc>
+        <w:tc>
+          <w:tcPr>
+            <w:tcW w:w="414" w:type="pct"/>
+            <w:tcBorders>
+              <w:top w:val="single" w:sz="4" w:space="0" w:color="auto"/>
+              <w:left w:val="single" w:sz="4" w:space="0" w:color="auto"/>
+              <w:bottom w:val="single" w:sz="4" w:space="0" w:color="auto"/>
+              <w:right w:val="single" w:sz="4" w:space="0" w:color="auto"/>
+            </w:tcBorders>
+            <w:noWrap/>
+            <w:vAlign w:val="bottom"/>
+            <w:hideMark/>
+          </w:tcPr>
+          <w:p>
+            <w:pPr>
+              <w:rPr>
+                <w:rFonts w:ascii="Calibri" w:hAnsi="Calibri" w:cs="Calibri"/>
+                <w:b/>
+                <w:bCs/>
+                <w:color w:val="000000"/>
+                <w:lang w:eastAsia="ru-RU"/>
+              </w:rPr>
+            </w:pPr>
+            <w:r>
+              <w:rPr>
+                <w:rFonts w:ascii="Calibri" w:hAnsi="Calibri" w:cs="Calibri"/>
+                <w:b/>
+                <w:bCs/>
+                <w:color w:val="000000"/>
+                <w:lang w:eastAsia="ru-RU"/>
+              </w:rPr>
+              <w:t>NOO</w:t>
+            </w:r>
+          </w:p>
+        </w:tc>
+        <w:tc>
+          <w:tcPr>
+            <w:tcW w:w="414" w:type="pct"/>
+            <w:tcBorders>
+              <w:top w:val="single" w:sz="4" w:space="0" w:color="auto"/>
+              <w:left w:val="single" w:sz="4" w:space="0" w:color="auto"/>
+              <w:bottom w:val="single" w:sz="4" w:space="0" w:color="auto"/>
+              <w:right w:val="single" w:sz="4" w:space="0" w:color="auto"/>
+            </w:tcBorders>
+            <w:noWrap/>
+            <w:vAlign w:val="bottom"/>
+            <w:hideMark/>
+          </w:tcPr>
+          <w:p>
+            <w:pPr>
+              <w:rPr>
+                <w:rFonts w:ascii="Calibri" w:hAnsi="Calibri" w:cs="Calibri"/>
+                <w:b/>
+                <w:bCs/>
+                <w:color w:val="000000"/>
+                <w:lang w:eastAsia="ru-RU"/>
+              </w:rPr>
+            </w:pPr>
+            <w:r>
+              <w:rPr>
+                <w:rFonts w:ascii="Calibri" w:hAnsi="Calibri" w:cs="Calibri"/>
+                <w:b/>
+                <w:bCs/>
+                <w:color w:val="000000"/>
+                <w:lang w:eastAsia="ru-RU"/>
+              </w:rPr>
+              <w:t>NOA</w:t>
+            </w:r>
+          </w:p>
+        </w:tc>
+        <w:tc>
+          <w:tcPr>
+            <w:tcW w:w="414" w:type="pct"/>
+            <w:tcBorders>
+              <w:top w:val="single" w:sz="4" w:space="0" w:color="auto"/>
+              <w:left w:val="single" w:sz="4" w:space="0" w:color="auto"/>
+              <w:bottom w:val="single" w:sz="4" w:space="0" w:color="auto"/>
+              <w:right w:val="single" w:sz="4" w:space="0" w:color="auto"/>
+            </w:tcBorders>
+            <w:noWrap/>
+            <w:vAlign w:val="bottom"/>
+            <w:hideMark/>
+          </w:tcPr>
+          <w:p>
+            <w:pPr>
+              <w:rPr>
+                <w:rFonts w:ascii="Calibri" w:hAnsi="Calibri" w:cs="Calibri"/>
+                <w:b/>
+                <w:bCs/>
+                <w:color w:val="000000"/>
+                <w:lang w:eastAsia="ru-RU"/>
+              </w:rPr>
+            </w:pPr>
+            <w:r>
+              <w:rPr>
+                <w:rFonts w:ascii="Calibri" w:hAnsi="Calibri" w:cs="Calibri"/>
+                <w:b/>
+                <w:bCs/>
+                <w:color w:val="000000"/>
+                <w:lang w:eastAsia="ru-RU"/>
+              </w:rPr>
+              <w:t>SI</w:t>
+            </w:r>
+          </w:p>
+        </w:tc>
+        <w:tc>
+          <w:tcPr>
+            <w:tcW w:w="415" w:type="pct"/>
+            <w:tcBorders>
+              <w:top w:val="single" w:sz="4" w:space="0" w:color="auto"/>
+              <w:left w:val="single" w:sz="4" w:space="0" w:color="auto"/>
+              <w:bottom w:val="single" w:sz="4" w:space="0" w:color="auto"/>
+              <w:right w:val="single" w:sz="4" w:space="0" w:color="auto"/>
+            </w:tcBorders>
+            <w:noWrap/>
+            <w:vAlign w:val="bottom"/>
+            <w:hideMark/>
+          </w:tcPr>
+          <w:p>
+            <w:pPr>
+              <w:rPr>
+                <w:rFonts w:ascii="Calibri" w:hAnsi="Calibri" w:cs="Calibri"/>
+                <w:b/>
+                <w:bCs/>
+                <w:color w:val="000000"/>
+                <w:lang w:eastAsia="ru-RU"/>
+              </w:rPr>
+            </w:pPr>
+            <w:proofErr w:type="spellStart"/>
+            <w:r>
+              <w:rPr>
+                <w:rFonts w:ascii="Calibri" w:hAnsi="Calibri" w:cs="Calibri"/>
+                <w:b/>
+                <w:bCs/>
+                <w:color w:val="000000"/>
+                <w:lang w:eastAsia="ru-RU"/>
+              </w:rPr>
+              <w:t>OSavg</w:t>
+            </w:r>
+            <w:proofErr w:type="spellEnd"/>
+          </w:p>
+        </w:tc>
+        <w:tc>
+          <w:tcPr>
+            <w:tcW w:w="414" w:type="pct"/>
+            <w:tcBorders>
+              <w:top w:val="single" w:sz="4" w:space="0" w:color="auto"/>
+              <w:left w:val="single" w:sz="4" w:space="0" w:color="auto"/>
+              <w:bottom w:val="single" w:sz="4" w:space="0" w:color="auto"/>
+              <w:right w:val="single" w:sz="4" w:space="0" w:color="auto"/>
+            </w:tcBorders>
+            <w:noWrap/>
+            <w:vAlign w:val="bottom"/>
+            <w:hideMark/>
+          </w:tcPr>
+          <w:p>
+            <w:pPr>
+              <w:rPr>
+                <w:rFonts w:ascii="Calibri" w:hAnsi="Calibri" w:cs="Calibri"/>
+                <w:b/>
+                <w:bCs/>
+                <w:color w:val="000000"/>
+                <w:lang w:eastAsia="ru-RU"/>
+              </w:rPr>
+            </w:pPr>
+            <w:proofErr w:type="spellStart"/>
+            <w:r>
+              <w:rPr>
+                <w:rFonts w:ascii="Calibri" w:hAnsi="Calibri" w:cs="Calibri"/>
+                <w:b/>
+                <w:bCs/>
+                <w:color w:val="000000"/>
+                <w:lang w:eastAsia="ru-RU"/>
+              </w:rPr>
+              <w:t>OCavg</w:t>
+            </w:r>
+            <w:proofErr w:type="spellEnd"/>
+          </w:p>
+        </w:tc>
+        <w:tc>
+          <w:tcPr>
+            <w:tcW w:w="414" w:type="pct"/>
+            <w:tcBorders>
+              <w:top w:val="single" w:sz="4" w:space="0" w:color="auto"/>
+              <w:left w:val="single" w:sz="4" w:space="0" w:color="auto"/>
+              <w:bottom w:val="single" w:sz="4" w:space="0" w:color="auto"/>
+              <w:right w:val="single" w:sz="4" w:space="0" w:color="auto"/>
+            </w:tcBorders>
+            <w:noWrap/>
+            <w:vAlign w:val="bottom"/>
+            <w:hideMark/>
+          </w:tcPr>
+          <w:p>
+            <w:pPr>
+              <w:rPr>
+                <w:rFonts w:ascii="Calibri" w:hAnsi="Calibri" w:cs="Calibri"/>
+                <w:b/>
+                <w:bCs/>
+                <w:color w:val="000000"/>
+                <w:lang w:eastAsia="ru-RU"/>
+              </w:rPr>
+            </w:pPr>
+            <w:proofErr w:type="spellStart"/>
+            <w:r>
+              <w:rPr>
+                <w:rFonts w:ascii="Calibri" w:hAnsi="Calibri" w:cs="Calibri"/>
+                <w:b/>
+                <w:bCs/>
+                <w:color w:val="000000"/>
+                <w:lang w:eastAsia="ru-RU"/>
+              </w:rPr>
+              <w:t>NPavg</w:t>
+            </w:r>
+            <w:proofErr w:type="spellEnd"/>
+          </w:p>
+        </w:tc>
+        <w:tc>
+          <w:tcPr>
+            <w:tcW w:w="414" w:type="pct"/>
+            <w:tcBorders>
+              <w:top w:val="single" w:sz="4" w:space="0" w:color="auto"/>
+              <w:left w:val="single" w:sz="4" w:space="0" w:color="auto"/>
+              <w:bottom w:val="single" w:sz="4" w:space="0" w:color="auto"/>
+              <w:right w:val="single" w:sz="4" w:space="0" w:color="auto"/>
+            </w:tcBorders>
+            <w:noWrap/>
+            <w:vAlign w:val="bottom"/>
+            <w:hideMark/>
+          </w:tcPr>
+          <w:p>
+            <w:pPr>
+              <w:rPr>
+                <w:rFonts w:ascii="Calibri" w:hAnsi="Calibri" w:cs="Calibri"/>
+                <w:b/>
+                <w:bCs/>
+                <w:color w:val="000000"/>
+                <w:lang w:eastAsia="ru-RU"/>
+              </w:rPr>
+            </w:pPr>
+            <w:r>
+              <w:rPr>
+                <w:rFonts w:ascii="Calibri" w:hAnsi="Calibri" w:cs="Calibri"/>
+                <w:b/>
+                <w:bCs/>
+                <w:color w:val="000000"/>
+                <w:lang w:eastAsia="ru-RU"/>
+              </w:rPr>
+              <w:t>NSS</w:t>
+            </w:r>
+          </w:p>
+        </w:tc>
+        <w:tc>
+          <w:tcPr>
+            <w:tcW w:w="414" w:type="pct"/>
+            <w:tcBorders>
+              <w:top w:val="single" w:sz="4" w:space="0" w:color="auto"/>
+              <w:left w:val="single" w:sz="4" w:space="0" w:color="auto"/>
+              <w:bottom w:val="single" w:sz="4" w:space="0" w:color="auto"/>
+              <w:right w:val="single" w:sz="4" w:space="0" w:color="auto"/>
+            </w:tcBorders>
+            <w:noWrap/>
+            <w:vAlign w:val="bottom"/>
+            <w:hideMark/>
+          </w:tcPr>
+          <w:p>
+            <w:pPr>
+              <w:rPr>
+                <w:rFonts w:ascii="Calibri" w:hAnsi="Calibri" w:cs="Calibri"/>
+                <w:b/>
+                <w:bCs/>
+                <w:color w:val="000000"/>
+                <w:lang w:eastAsia="ru-RU"/>
+              </w:rPr>
+            </w:pPr>
+            <w:r>
+              <w:rPr>
+                <w:rFonts w:ascii="Calibri" w:hAnsi="Calibri" w:cs="Calibri"/>
+                <w:b/>
+                <w:bCs/>
+                <w:color w:val="000000"/>
+                <w:lang w:eastAsia="ru-RU"/>
+              </w:rPr>
+              <w:t>NKC</w:t>
+            </w:r>
+          </w:p>
+        </w:tc>
+        <w:tc>
+          <w:tcPr>
+            <w:tcW w:w="415" w:type="pct"/>
+            <w:tcBorders>
+              <w:top w:val="single" w:sz="4" w:space="0" w:color="auto"/>
+              <w:left w:val="single" w:sz="4" w:space="0" w:color="auto"/>
+              <w:bottom w:val="single" w:sz="4" w:space="0" w:color="auto"/>
+              <w:right w:val="single" w:sz="4" w:space="0" w:color="auto"/>
+            </w:tcBorders>
+            <w:noWrap/>
+            <w:vAlign w:val="bottom"/>
+            <w:hideMark/>
+          </w:tcPr>
+          <w:p>
+            <w:pPr>
+              <w:rPr>
+                <w:rFonts w:ascii="Calibri" w:hAnsi="Calibri" w:cs="Calibri"/>
+                <w:b/>
+                <w:bCs/>
+                <w:color w:val="000000"/>
+                <w:lang w:eastAsia="ru-RU"/>
+              </w:rPr>
+            </w:pPr>
+            <w:r>
+              <w:rPr>
+                <w:rFonts w:ascii="Calibri" w:hAnsi="Calibri" w:cs="Calibri"/>
+                <w:b/>
+                <w:bCs/>
+                <w:color w:val="000000"/>
+                <w:lang w:eastAsia="ru-RU"/>
+              </w:rPr>
+              <w:t>NSUB</w:t>
+            </w:r>
+          </w:p>
+        </w:tc>
+      </w:tr>
+      <w:tr>
+        <w:trPr>
+          <w:trHeight w:val="288"/>
+        </w:trPr>
+        <w:tc>
+          <w:tcPr>
+            <w:tcW w:w="856" w:type="pct"/>
+            <w:tcBorders>
+              <w:top w:val="single" w:sz="4" w:space="0" w:color="auto"/>
+              <w:left w:val="single" w:sz="4" w:space="0" w:color="auto"/>
+              <w:bottom w:val="single" w:sz="4" w:space="0" w:color="auto"/>
+              <w:right w:val="single" w:sz="4" w:space="0" w:color="auto"/>
+            </w:tcBorders>
+            <w:noWrap/>
+          </w:tcPr>
+          <w:p>
+            <w:pPr>
+              <w:rPr>
+                <w:rFonts w:ascii="Calibri" w:hAnsi="Calibri" w:cs="Calibri"/>
+                <w:color w:val="000000"/>
+                <w:lang w:eastAsia="ru-RU"/>
+              </w:rPr>
+            </w:pPr>
+            <w:proofErr w:type="spellStart"/>
+            <w:r>
+              <w:t>Figure</w:t>
+            </w:r>
+            <w:proofErr w:type="spellEnd"/>
+          </w:p>
+        </w:tc>
+        <w:tc>
+          <w:tcPr>
+            <w:tcW w:w="414" w:type="pct"/>
+            <w:tcBorders>
+              <w:top w:val="single" w:sz="4" w:space="0" w:color="auto"/>
+              <w:left w:val="single" w:sz="4" w:space="0" w:color="auto"/>
+              <w:bottom w:val="single" w:sz="4" w:space="0" w:color="auto"/>
+              <w:right w:val="single" w:sz="4" w:space="0" w:color="auto"/>
+            </w:tcBorders>
+            <w:noWrap/>
+          </w:tcPr>
+          <w:p>
+            <w:pPr>
+              <w:jc w:val="right"/>
+              <w:rPr>
+                <w:rFonts w:ascii="Calibri" w:hAnsi="Calibri" w:cs="Calibri"/>
+                <w:color w:val="000000"/>
+                <w:lang w:eastAsia="ru-RU"/>
+              </w:rPr>
+            </w:pPr>
+            <w:r>
+              <w:t>3</w:t>
+            </w:r>
+          </w:p>
+        </w:tc>
+        <w:tc>
+          <w:tcPr>
+            <w:tcW w:w="414" w:type="pct"/>
+            <w:tcBorders>
+              <w:top w:val="single" w:sz="4" w:space="0" w:color="auto"/>
+              <w:left w:val="single" w:sz="4" w:space="0" w:color="auto"/>
+              <w:bottom w:val="single" w:sz="4" w:space="0" w:color="auto"/>
+              <w:right w:val="single" w:sz="4" w:space="0" w:color="auto"/>
+            </w:tcBorders>
+            <w:noWrap/>
+          </w:tcPr>
+          <w:p>
+            <w:pPr>
+              <w:jc w:val="right"/>
+              <w:rPr>
+                <w:rFonts w:ascii="Calibri" w:hAnsi="Calibri" w:cs="Calibri"/>
+                <w:color w:val="000000"/>
+                <w:lang w:eastAsia="ru-RU"/>
+              </w:rPr>
+            </w:pPr>
+            <w:r>
+              <w:t>1</w:t>
+            </w:r>
+          </w:p>
+        </w:tc>
+        <w:tc>
+          <w:tcPr>
+            <w:tcW w:w="414" w:type="pct"/>
+            <w:tcBorders>
+              <w:top w:val="single" w:sz="4" w:space="0" w:color="auto"/>
+              <w:left w:val="single" w:sz="4" w:space="0" w:color="auto"/>
+              <w:bottom w:val="single" w:sz="4" w:space="0" w:color="auto"/>
+              <w:right w:val="single" w:sz="4" w:space="0" w:color="auto"/>
+            </w:tcBorders>
+            <w:noWrap/>
+          </w:tcPr>
+          <w:p>
+            <w:pPr>
+              <w:jc w:val="right"/>
+              <w:rPr>
+                <w:rFonts w:ascii="Calibri" w:hAnsi="Calibri" w:cs="Calibri"/>
+                <w:color w:val="000000"/>
+                <w:lang w:eastAsia="ru-RU"/>
+              </w:rPr>
+            </w:pPr>
+            <w:r>
+              <w:t>6</w:t>
+            </w:r>
+          </w:p>
+        </w:tc>
+        <w:tc>
+          <w:tcPr>
+            <w:tcW w:w="414" w:type="pct"/>
+            <w:tcBorders>
+              <w:top w:val="single" w:sz="4" w:space="0" w:color="auto"/>
+              <w:left w:val="single" w:sz="4" w:space="0" w:color="auto"/>
+              <w:bottom w:val="single" w:sz="4" w:space="0" w:color="auto"/>
+              <w:right w:val="single" w:sz="4" w:space="0" w:color="auto"/>
+            </w:tcBorders>
+            <w:noWrap/>
+          </w:tcPr>
+          <w:p>
+            <w:pPr>
+              <w:jc w:val="right"/>
+              <w:rPr>
+                <w:rFonts w:ascii="Calibri" w:hAnsi="Calibri" w:cs="Calibri"/>
+                <w:color w:val="000000"/>
+                <w:lang w:eastAsia="ru-RU"/>
+              </w:rPr>
+            </w:pPr>
+            <w:r>
+              <w:t>0.5</w:t>
+            </w:r>
+          </w:p>
+        </w:tc>
+        <w:tc>
+          <w:tcPr>
+            <w:tcW w:w="415" w:type="pct"/>
+            <w:tcBorders>
+              <w:top w:val="single" w:sz="4" w:space="0" w:color="auto"/>
+              <w:left w:val="single" w:sz="4" w:space="0" w:color="auto"/>
+              <w:bottom w:val="single" w:sz="4" w:space="0" w:color="auto"/>
+              <w:right w:val="single" w:sz="4" w:space="0" w:color="auto"/>
+            </w:tcBorders>
+            <w:noWrap/>
+          </w:tcPr>
+          <w:p>
+            <w:pPr>
+              <w:jc w:val="right"/>
+              <w:rPr>
+                <w:rFonts w:ascii="Calibri" w:hAnsi="Calibri" w:cs="Calibri"/>
+                <w:color w:val="000000"/>
+                <w:lang w:eastAsia="ru-RU"/>
+              </w:rPr>
+            </w:pPr>
+            <w:r>
+              <w:t>2.0</w:t>
+            </w:r>
+          </w:p>
+        </w:tc>
+        <w:tc>
+          <w:tcPr>
+            <w:tcW w:w="414" w:type="pct"/>
+            <w:tcBorders>
+              <w:top w:val="single" w:sz="4" w:space="0" w:color="auto"/>
+              <w:left w:val="single" w:sz="4" w:space="0" w:color="auto"/>
+              <w:bottom w:val="single" w:sz="4" w:space="0" w:color="auto"/>
+              <w:right w:val="single" w:sz="4" w:space="0" w:color="auto"/>
+            </w:tcBorders>
+            <w:noWrap/>
+          </w:tcPr>
+          <w:p>
+            <w:pPr>
+              <w:rPr>
+                <w:rFonts w:ascii="Calibri" w:hAnsi="Calibri" w:cs="Calibri"/>
+                <w:color w:val="000000"/>
+                <w:lang w:eastAsia="ru-RU"/>
+              </w:rPr>
+            </w:pPr>
+            <w:r>
+              <w:t>1.5</w:t>
+            </w:r>
+          </w:p>
+        </w:tc>
+        <w:tc>
+          <w:tcPr>
+            <w:tcW w:w="414" w:type="pct"/>
+            <w:tcBorders>
+              <w:top w:val="single" w:sz="4" w:space="0" w:color="auto"/>
+              <w:left w:val="single" w:sz="4" w:space="0" w:color="auto"/>
+              <w:bottom w:val="single" w:sz="4" w:space="0" w:color="auto"/>
+              <w:right w:val="single" w:sz="4" w:space="0" w:color="auto"/>
+            </w:tcBorders>
+            <w:noWrap/>
+          </w:tcPr>
+          <w:p>
+            <w:pPr>
+              <w:jc w:val="right"/>
+              <w:rPr>
+                <w:rFonts w:ascii="Calibri" w:hAnsi="Calibri" w:cs="Calibri"/>
+                <w:color w:val="000000"/>
+                <w:lang w:eastAsia="ru-RU"/>
+              </w:rPr>
+            </w:pPr>
+            <w:r>
+              <w:t>1.0</w:t>
+            </w:r>
+          </w:p>
+        </w:tc>
+        <w:tc>
+          <w:tcPr>
+            <w:tcW w:w="414" w:type="pct"/>
+            <w:tcBorders>
+              <w:top w:val="single" w:sz="4" w:space="0" w:color="auto"/>
+              <w:left w:val="single" w:sz="4" w:space="0" w:color="auto"/>
+              <w:bottom w:val="single" w:sz="4" w:space="0" w:color="auto"/>
+              <w:right w:val="single" w:sz="4" w:space="0" w:color="auto"/>
+            </w:tcBorders>
+            <w:noWrap/>
+          </w:tcPr>
+          <w:p>
+            <w:pPr>
+              <w:rPr>
+                <w:rFonts w:ascii="Calibri" w:hAnsi="Calibri" w:cs="Calibri"/>
+                <w:color w:val="000000"/>
+                <w:lang w:eastAsia="ru-RU"/>
+              </w:rPr>
+            </w:pPr>
+            <w:r>
+              <w:t>1</w:t>
+            </w:r>
+          </w:p>
+        </w:tc>
+        <w:tc>
+          <w:tcPr>
+            <w:tcW w:w="414" w:type="pct"/>
+            <w:tcBorders>
+              <w:top w:val="single" w:sz="4" w:space="0" w:color="auto"/>
+              <w:left w:val="single" w:sz="4" w:space="0" w:color="auto"/>
+              <w:bottom w:val="single" w:sz="4" w:space="0" w:color="auto"/>
+              <w:right w:val="single" w:sz="4" w:space="0" w:color="auto"/>
+            </w:tcBorders>
+            <w:noWrap/>
+          </w:tcPr>
+          <w:p>
+            <w:pPr>
+              <w:spacing w:line="256" w:lineRule="auto"/>
+              <w:rPr>
+                <w:sz w:val="20"/>
+                <w:szCs w:val="20"/>
+                <w:lang w:eastAsia="ru-RU"/>
+              </w:rPr>
+            </w:pPr>
+            <w:r>
+              <w:t>0</w:t>
+            </w:r>
+          </w:p>
+        </w:tc>
+        <w:tc>
+          <w:tcPr>
+            <w:tcW w:w="415" w:type="pct"/>
+            <w:tcBorders>
+              <w:top w:val="single" w:sz="4" w:space="0" w:color="auto"/>
+              <w:left w:val="single" w:sz="4" w:space="0" w:color="auto"/>
+              <w:bottom w:val="single" w:sz="4" w:space="0" w:color="auto"/>
+              <w:right w:val="single" w:sz="4" w:space="0" w:color="auto"/>
+            </w:tcBorders>
+            <w:noWrap/>
+          </w:tcPr>
+          <w:p>
+            <w:pPr>
+              <w:spacing w:line="256" w:lineRule="auto"/>
+              <w:rPr>
+                <w:sz w:val="20"/>
+                <w:szCs w:val="20"/>
+                <w:lang w:eastAsia="ru-RU"/>
+              </w:rPr>
+            </w:pPr>
+            <w:r>
+              <w:t>1</w:t>
+            </w:r>
+          </w:p>
+        </w:tc>
+      </w:tr>
+      <w:tr>
+        <w:trPr>
+          <w:trHeight w:val="288"/>
+        </w:trPr>
+        <w:tc>
+          <w:tcPr>
+            <w:tcW w:w="856" w:type="pct"/>
+            <w:tcBorders>
+              <w:top w:val="single" w:sz="4" w:space="0" w:color="auto"/>
+              <w:left w:val="single" w:sz="4" w:space="0" w:color="auto"/>
+              <w:bottom w:val="single" w:sz="4" w:space="0" w:color="auto"/>
+              <w:right w:val="single" w:sz="4" w:space="0" w:color="auto"/>
+            </w:tcBorders>
+            <w:noWrap/>
+          </w:tcPr>
+          <w:p>
+            <w:pPr>
+              <w:jc w:val="both"/>
+              <w:rPr>
+                <w:rFonts w:ascii="Calibri" w:hAnsi="Calibri" w:cs="Calibri"/>
+                <w:color w:val="000000"/>
+                <w:lang w:eastAsia="ru-RU"/>
+              </w:rPr>
+            </w:pPr>
+            <w:proofErr w:type="spellStart"/>
+            <w:r>
+              <w:t>figures</w:t>
+            </w:r>
+            <w:proofErr w:type="spellEnd"/>
+          </w:p>
+        </w:tc>
+        <w:tc>
+          <w:tcPr>
+            <w:tcW w:w="414" w:type="pct"/>
+            <w:tcBorders>
+              <w:top w:val="single" w:sz="4" w:space="0" w:color="auto"/>
+              <w:left w:val="single" w:sz="4" w:space="0" w:color="auto"/>
+              <w:bottom w:val="single" w:sz="4" w:space="0" w:color="auto"/>
+              <w:right w:val="single" w:sz="4" w:space="0" w:color="auto"/>
+            </w:tcBorders>
+            <w:noWrap/>
+          </w:tcPr>
+          <w:p>
+            <w:pPr>
+              <w:jc w:val="right"/>
+              <w:rPr>
+                <w:rFonts w:ascii="Calibri" w:hAnsi="Calibri" w:cs="Calibri"/>
+                <w:color w:val="000000"/>
+                <w:lang w:eastAsia="ru-RU"/>
+              </w:rPr>
+            </w:pPr>
+            <w:r>
+              <w:t>1</w:t>
+            </w:r>
+          </w:p>
+        </w:tc>
+        <w:tc>
+          <w:tcPr>
+            <w:tcW w:w="414" w:type="pct"/>
+            <w:tcBorders>
+              <w:top w:val="single" w:sz="4" w:space="0" w:color="auto"/>
+              <w:left w:val="single" w:sz="4" w:space="0" w:color="auto"/>
+              <w:bottom w:val="single" w:sz="4" w:space="0" w:color="auto"/>
+              <w:right w:val="single" w:sz="4" w:space="0" w:color="auto"/>
+            </w:tcBorders>
+            <w:noWrap/>
+          </w:tcPr>
+          <w:p>
+            <w:pPr>
+              <w:jc w:val="right"/>
+              <w:rPr>
+                <w:rFonts w:ascii="Calibri" w:hAnsi="Calibri" w:cs="Calibri"/>
+                <w:color w:val="000000"/>
+                <w:lang w:eastAsia="ru-RU"/>
+              </w:rPr>
+            </w:pPr>
+            <w:r>
+              <w:t>1</w:t>
+            </w:r>
+          </w:p>
+        </w:tc>
+        <w:tc>
+          <w:tcPr>
+            <w:tcW w:w="414" w:type="pct"/>
+            <w:tcBorders>
+              <w:top w:val="single" w:sz="4" w:space="0" w:color="auto"/>
+              <w:left w:val="single" w:sz="4" w:space="0" w:color="auto"/>
+              <w:bottom w:val="single" w:sz="4" w:space="0" w:color="auto"/>
+              <w:right w:val="single" w:sz="4" w:space="0" w:color="auto"/>
+            </w:tcBorders>
+            <w:noWrap/>
+          </w:tcPr>
+          <w:p>
+            <w:pPr>
+              <w:jc w:val="right"/>
+              <w:rPr>
+                <w:rFonts w:ascii="Calibri" w:hAnsi="Calibri" w:cs="Calibri"/>
+                <w:color w:val="000000"/>
+                <w:lang w:eastAsia="ru-RU"/>
+              </w:rPr>
+            </w:pPr>
+            <w:r>
+              <w:t>6</w:t>
+            </w:r>
+          </w:p>
+        </w:tc>
+        <w:tc>
+          <w:tcPr>
+            <w:tcW w:w="414" w:type="pct"/>
+            <w:tcBorders>
+              <w:top w:val="single" w:sz="4" w:space="0" w:color="auto"/>
+              <w:left w:val="single" w:sz="4" w:space="0" w:color="auto"/>
+              <w:bottom w:val="single" w:sz="4" w:space="0" w:color="auto"/>
+              <w:right w:val="single" w:sz="4" w:space="0" w:color="auto"/>
+            </w:tcBorders>
+            <w:noWrap/>
+          </w:tcPr>
+          <w:p>
+            <w:pPr>
+              <w:jc w:val="right"/>
+              <w:rPr>
+                <w:rFonts w:ascii="Calibri" w:hAnsi="Calibri" w:cs="Calibri"/>
+                <w:color w:val="000000"/>
+                <w:lang w:eastAsia="ru-RU"/>
+              </w:rPr>
+            </w:pPr>
+            <w:r>
+              <w:t>0.3</w:t>
+            </w:r>
+          </w:p>
+        </w:tc>
+        <w:tc>
+          <w:tcPr>
+            <w:tcW w:w="415" w:type="pct"/>
+            <w:tcBorders>
+              <w:top w:val="single" w:sz="4" w:space="0" w:color="auto"/>
+              <w:left w:val="single" w:sz="4" w:space="0" w:color="auto"/>
+              <w:bottom w:val="single" w:sz="4" w:space="0" w:color="auto"/>
+              <w:right w:val="single" w:sz="4" w:space="0" w:color="auto"/>
+            </w:tcBorders>
+            <w:noWrap/>
+          </w:tcPr>
+          <w:p>
+            <w:pPr>
+              <w:jc w:val="right"/>
+              <w:rPr>
+                <w:rFonts w:ascii="Calibri" w:hAnsi="Calibri" w:cs="Calibri"/>
+                <w:color w:val="000000"/>
+                <w:lang w:eastAsia="ru-RU"/>
+              </w:rPr>
+            </w:pPr>
+            <w:r>
+              <w:t>1.5</w:t>
+            </w:r>
+          </w:p>
+        </w:tc>
+        <w:tc>
+          <w:tcPr>
+            <w:tcW w:w="414" w:type="pct"/>
+            <w:tcBorders>
+              <w:top w:val="single" w:sz="4" w:space="0" w:color="auto"/>
+              <w:left w:val="single" w:sz="4" w:space="0" w:color="auto"/>
+              <w:bottom w:val="single" w:sz="4" w:space="0" w:color="auto"/>
+              <w:right w:val="single" w:sz="4" w:space="0" w:color="auto"/>
+            </w:tcBorders>
+            <w:noWrap/>
+          </w:tcPr>
+          <w:p>
+            <w:pPr>
+              <w:rPr>
+                <w:rFonts w:ascii="Calibri" w:hAnsi="Calibri" w:cs="Calibri"/>
+                <w:color w:val="000000"/>
+                <w:lang w:eastAsia="ru-RU"/>
+              </w:rPr>
+            </w:pPr>
+            <w:r>
+              <w:t>1.0</w:t>
+            </w:r>
+          </w:p>
+        </w:tc>
+        <w:tc>
+          <w:tcPr>
+            <w:tcW w:w="414" w:type="pct"/>
+            <w:tcBorders>
+              <w:top w:val="single" w:sz="4" w:space="0" w:color="auto"/>
+              <w:left w:val="single" w:sz="4" w:space="0" w:color="auto"/>
+              <w:bottom w:val="single" w:sz="4" w:space="0" w:color="auto"/>
+              <w:right w:val="single" w:sz="4" w:space="0" w:color="auto"/>
+            </w:tcBorders>
+            <w:noWrap/>
+          </w:tcPr>
+          <w:p>
+            <w:pPr>
+              <w:jc w:val="right"/>
+              <w:rPr>
+                <w:rFonts w:ascii="Calibri" w:hAnsi="Calibri" w:cs="Calibri"/>
+                <w:color w:val="000000"/>
+                <w:lang w:eastAsia="ru-RU"/>
+              </w:rPr>
+            </w:pPr>
+            <w:r>
+              <w:t>0.5</w:t>
+            </w:r>
+          </w:p>
+        </w:tc>
+        <w:tc>
+          <w:tcPr>
+            <w:tcW w:w="414" w:type="pct"/>
+            <w:tcBorders>
+              <w:top w:val="single" w:sz="4" w:space="0" w:color="auto"/>
+              <w:left w:val="single" w:sz="4" w:space="0" w:color="auto"/>
+              <w:bottom w:val="single" w:sz="4" w:space="0" w:color="auto"/>
+              <w:right w:val="single" w:sz="4" w:space="0" w:color="auto"/>
+            </w:tcBorders>
+            <w:noWrap/>
+          </w:tcPr>
+          <w:p>
+            <w:pPr>
+              <w:rPr>
+                <w:rFonts w:ascii="Calibri" w:hAnsi="Calibri" w:cs="Calibri"/>
+                <w:color w:val="000000"/>
+                <w:lang w:eastAsia="ru-RU"/>
+              </w:rPr>
+            </w:pPr>
+            <w:r>
+              <w:t>0</w:t>
+            </w:r>
+          </w:p>
+        </w:tc>
+        <w:tc>
+          <w:tcPr>
+            <w:tcW w:w="414" w:type="pct"/>
+            <w:tcBorders>
+              <w:top w:val="single" w:sz="4" w:space="0" w:color="auto"/>
+              <w:left w:val="single" w:sz="4" w:space="0" w:color="auto"/>
+              <w:bottom w:val="single" w:sz="4" w:space="0" w:color="auto"/>
+              <w:right w:val="single" w:sz="4" w:space="0" w:color="auto"/>
+            </w:tcBorders>
+            <w:noWrap/>
+          </w:tcPr>
+          <w:p>
+            <w:pPr>
+              <w:spacing w:line="256" w:lineRule="auto"/>
+              <w:rPr>
+                <w:sz w:val="20"/>
+                <w:szCs w:val="20"/>
+                <w:lang w:eastAsia="ru-RU"/>
+              </w:rPr>
+            </w:pPr>
+            <w:r>
+              <w:t>1</w:t>
+            </w:r>
+          </w:p>
+        </w:tc>
+        <w:tc>
+          <w:tcPr>
+            <w:tcW w:w="415" w:type="pct"/>
+            <w:tcBorders>
+              <w:top w:val="single" w:sz="4" w:space="0" w:color="auto"/>
+              <w:left w:val="single" w:sz="4" w:space="0" w:color="auto"/>
+              <w:bottom w:val="single" w:sz="4" w:space="0" w:color="auto"/>
+              <w:right w:val="single" w:sz="4" w:space="0" w:color="auto"/>
+            </w:tcBorders>
+            <w:noWrap/>
+          </w:tcPr>
+          <w:p>
+            <w:pPr>
+              <w:spacing w:line="256" w:lineRule="auto"/>
+              <w:rPr>
+                <w:sz w:val="20"/>
+                <w:szCs w:val="20"/>
+                <w:lang w:eastAsia="ru-RU"/>
+              </w:rPr>
+            </w:pPr>
+            <w:r>
+              <w:t>0</w:t>
+            </w:r>
+          </w:p>
+        </w:tc>
+      </w:tr>
+      <w:tr>
+        <w:trPr>
+          <w:trHeight w:val="288"/>
+        </w:trPr>
+        <w:tc>
+          <w:tcPr>
+            <w:tcW w:w="856" w:type="pct"/>
+            <w:tcBorders>
+              <w:top w:val="single" w:sz="4" w:space="0" w:color="auto"/>
+              <w:left w:val="single" w:sz="4" w:space="0" w:color="auto"/>
+              <w:bottom w:val="single" w:sz="4" w:space="0" w:color="auto"/>
+              <w:right w:val="single" w:sz="4" w:space="0" w:color="auto"/>
+            </w:tcBorders>
+            <w:noWrap/>
+          </w:tcPr>
+          <w:p>
+            <w:pPr>
+              <w:rPr>
+                <w:rFonts w:ascii="Calibri" w:hAnsi="Calibri" w:cs="Calibri"/>
+                <w:color w:val="000000"/>
+                <w:lang w:eastAsia="ru-RU"/>
+              </w:rPr>
+            </w:pPr>
+            <w:proofErr w:type="spellStart"/>
+            <w:r>
+              <w:t>ChessLogger</w:t>
+            </w:r>
+            <w:proofErr w:type="spellEnd"/>
+          </w:p>
+        </w:tc>
+        <w:tc>
+          <w:tcPr>
+            <w:tcW w:w="414" w:type="pct"/>
+            <w:tcBorders>
+              <w:top w:val="single" w:sz="4" w:space="0" w:color="auto"/>
+              <w:left w:val="single" w:sz="4" w:space="0" w:color="auto"/>
+              <w:bottom w:val="single" w:sz="4" w:space="0" w:color="auto"/>
+              <w:right w:val="single" w:sz="4" w:space="0" w:color="auto"/>
+            </w:tcBorders>
+            <w:noWrap/>
+          </w:tcPr>
+          <w:p>
+            <w:pPr>
+              <w:jc w:val="right"/>
+              <w:rPr>
+                <w:rFonts w:ascii="Calibri" w:hAnsi="Calibri" w:cs="Calibri"/>
+                <w:color w:val="000000"/>
+                <w:lang w:eastAsia="ru-RU"/>
+              </w:rPr>
+            </w:pPr>
+            <w:r>
+              <w:t>2</w:t>
+            </w:r>
+          </w:p>
+        </w:tc>
+        <w:tc>
+          <w:tcPr>
+            <w:tcW w:w="414" w:type="pct"/>
+            <w:tcBorders>
+              <w:top w:val="single" w:sz="4" w:space="0" w:color="auto"/>
+              <w:left w:val="single" w:sz="4" w:space="0" w:color="auto"/>
+              <w:bottom w:val="single" w:sz="4" w:space="0" w:color="auto"/>
+              <w:right w:val="single" w:sz="4" w:space="0" w:color="auto"/>
+            </w:tcBorders>
+            <w:noWrap/>
+          </w:tcPr>
+          <w:p>
+            <w:pPr>
+              <w:jc w:val="right"/>
+              <w:rPr>
+                <w:rFonts w:ascii="Calibri" w:hAnsi="Calibri" w:cs="Calibri"/>
+                <w:color w:val="000000"/>
+                <w:lang w:eastAsia="ru-RU"/>
+              </w:rPr>
+            </w:pPr>
+            <w:r>
+              <w:t>0</w:t>
+            </w:r>
+          </w:p>
+        </w:tc>
+        <w:tc>
+          <w:tcPr>
+            <w:tcW w:w="414" w:type="pct"/>
+            <w:tcBorders>
+              <w:top w:val="single" w:sz="4" w:space="0" w:color="auto"/>
+              <w:left w:val="single" w:sz="4" w:space="0" w:color="auto"/>
+              <w:bottom w:val="single" w:sz="4" w:space="0" w:color="auto"/>
+              <w:right w:val="single" w:sz="4" w:space="0" w:color="auto"/>
+            </w:tcBorders>
+            <w:noWrap/>
+          </w:tcPr>
+          <w:p>
+            <w:pPr>
+              <w:jc w:val="right"/>
+              <w:rPr>
+                <w:rFonts w:ascii="Calibri" w:hAnsi="Calibri" w:cs="Calibri"/>
+                <w:color w:val="000000"/>
+                <w:lang w:eastAsia="ru-RU"/>
+              </w:rPr>
+            </w:pPr>
+            <w:r>
+              <w:t>0</w:t>
+            </w:r>
+          </w:p>
+        </w:tc>
+        <w:tc>
+          <w:tcPr>
+            <w:tcW w:w="414" w:type="pct"/>
+            <w:tcBorders>
+              <w:top w:val="single" w:sz="4" w:space="0" w:color="auto"/>
+              <w:left w:val="single" w:sz="4" w:space="0" w:color="auto"/>
+              <w:bottom w:val="single" w:sz="4" w:space="0" w:color="auto"/>
+              <w:right w:val="single" w:sz="4" w:space="0" w:color="auto"/>
+            </w:tcBorders>
+            <w:noWrap/>
+          </w:tcPr>
+          <w:p>
+            <w:pPr>
+              <w:jc w:val="right"/>
+              <w:rPr>
+                <w:rFonts w:ascii="Calibri" w:hAnsi="Calibri" w:cs="Calibri"/>
+                <w:color w:val="000000"/>
+                <w:lang w:eastAsia="ru-RU"/>
+              </w:rPr>
+            </w:pPr>
+            <w:r>
+              <w:t>0.2</w:t>
+            </w:r>
+          </w:p>
+        </w:tc>
+        <w:tc>
+          <w:tcPr>
+            <w:tcW w:w="415" w:type="pct"/>
+            <w:tcBorders>
+              <w:top w:val="single" w:sz="4" w:space="0" w:color="auto"/>
+              <w:left w:val="single" w:sz="4" w:space="0" w:color="auto"/>
+              <w:bottom w:val="single" w:sz="4" w:space="0" w:color="auto"/>
+              <w:right w:val="single" w:sz="4" w:space="0" w:color="auto"/>
+            </w:tcBorders>
+            <w:noWrap/>
+          </w:tcPr>
+          <w:p>
+            <w:pPr>
+              <w:jc w:val="right"/>
+              <w:rPr>
+                <w:rFonts w:ascii="Calibri" w:hAnsi="Calibri" w:cs="Calibri"/>
+                <w:color w:val="000000"/>
+                <w:lang w:eastAsia="ru-RU"/>
+              </w:rPr>
+            </w:pPr>
+            <w:r>
+              <w:t>1.0</w:t>
+            </w:r>
+          </w:p>
+        </w:tc>
+        <w:tc>
+          <w:tcPr>
+            <w:tcW w:w="414" w:type="pct"/>
+            <w:tcBorders>
+              <w:top w:val="single" w:sz="4" w:space="0" w:color="auto"/>
+              <w:left w:val="single" w:sz="4" w:space="0" w:color="auto"/>
+              <w:bottom w:val="single" w:sz="4" w:space="0" w:color="auto"/>
+              <w:right w:val="single" w:sz="4" w:space="0" w:color="auto"/>
+            </w:tcBorders>
+            <w:noWrap/>
+          </w:tcPr>
+          <w:p>
+            <w:pPr>
+              <w:rPr>
+                <w:rFonts w:ascii="Calibri" w:hAnsi="Calibri" w:cs="Calibri"/>
+                <w:color w:val="000000"/>
+                <w:lang w:eastAsia="ru-RU"/>
+              </w:rPr>
+            </w:pPr>
+            <w:r>
+              <w:t>0.5</w:t>
+            </w:r>
+          </w:p>
+        </w:tc>
+        <w:tc>
+          <w:tcPr>
+            <w:tcW w:w="414" w:type="pct"/>
+            <w:tcBorders>
+              <w:top w:val="single" w:sz="4" w:space="0" w:color="auto"/>
+              <w:left w:val="single" w:sz="4" w:space="0" w:color="auto"/>
+              <w:bottom w:val="single" w:sz="4" w:space="0" w:color="auto"/>
+              <w:right w:val="single" w:sz="4" w:space="0" w:color="auto"/>
+            </w:tcBorders>
+            <w:noWrap/>
+          </w:tcPr>
+          <w:p>
+            <w:pPr>
+              <w:jc w:val="right"/>
+              <w:rPr>
+                <w:rFonts w:ascii="Calibri" w:hAnsi="Calibri" w:cs="Calibri"/>
+                <w:color w:val="000000"/>
+                <w:lang w:eastAsia="ru-RU"/>
+              </w:rPr>
+            </w:pPr>
+            <w:r>
+              <w:t>0.3</w:t>
+            </w:r>
+          </w:p>
+        </w:tc>
+        <w:tc>
+          <w:tcPr>
+            <w:tcW w:w="414" w:type="pct"/>
+            <w:tcBorders>
+              <w:top w:val="single" w:sz="4" w:space="0" w:color="auto"/>
+              <w:left w:val="single" w:sz="4" w:space="0" w:color="auto"/>
+              <w:bottom w:val="single" w:sz="4" w:space="0" w:color="auto"/>
+              <w:right w:val="single" w:sz="4" w:space="0" w:color="auto"/>
+            </w:tcBorders>
+            <w:noWrap/>
+          </w:tcPr>
+          <w:p>
+            <w:pPr>
+              <w:rPr>
+                <w:rFonts w:ascii="Calibri" w:hAnsi="Calibri" w:cs="Calibri"/>
+                <w:color w:val="000000"/>
+                <w:lang w:eastAsia="ru-RU"/>
+              </w:rPr>
+            </w:pPr>
+            <w:r>
+              <w:t>0</w:t>
+            </w:r>
+          </w:p>
+        </w:tc>
+        <w:tc>
+          <w:tcPr>
+            <w:tcW w:w="414" w:type="pct"/>
+            <w:tcBorders>
+              <w:top w:val="single" w:sz="4" w:space="0" w:color="auto"/>
+              <w:left w:val="single" w:sz="4" w:space="0" w:color="auto"/>
+              <w:bottom w:val="single" w:sz="4" w:space="0" w:color="auto"/>
+              <w:right w:val="single" w:sz="4" w:space="0" w:color="auto"/>
+            </w:tcBorders>
+            <w:noWrap/>
+          </w:tcPr>
+          <w:p>
+            <w:pPr>
+              <w:spacing w:line="256" w:lineRule="auto"/>
+              <w:rPr>
+                <w:sz w:val="20"/>
+                <w:szCs w:val="20"/>
+                <w:lang w:eastAsia="ru-RU"/>
+              </w:rPr>
+            </w:pPr>
+            <w:r>
+              <w:t>0</w:t>
+            </w:r>
+          </w:p>
+        </w:tc>
+        <w:tc>
+          <w:tcPr>
+            <w:tcW w:w="415" w:type="pct"/>
+            <w:tcBorders>
+              <w:top w:val="single" w:sz="4" w:space="0" w:color="auto"/>
+              <w:left w:val="single" w:sz="4" w:space="0" w:color="auto"/>
+              <w:bottom w:val="single" w:sz="4" w:space="0" w:color="auto"/>
+              <w:right w:val="single" w:sz="4" w:space="0" w:color="auto"/>
+            </w:tcBorders>
+            <w:noWrap/>
+          </w:tcPr>
+          <w:p>
+            <w:pPr>
+              <w:spacing w:line="256" w:lineRule="auto"/>
+              <w:rPr>
+                <w:sz w:val="20"/>
+                <w:szCs w:val="20"/>
+                <w:lang w:eastAsia="ru-RU"/>
+              </w:rPr>
+            </w:pPr>
+            <w:r>
+              <w:t>0</w:t>
+            </w:r>
+          </w:p>
+        </w:tc>
+      </w:tr>
+      <w:tr>
+        <w:trPr>
+          <w:trHeight w:val="288"/>
+        </w:trPr>
+        <w:tc>
+          <w:tcPr>
+            <w:tcW w:w="856" w:type="pct"/>
+            <w:tcBorders>
+              <w:top w:val="single" w:sz="4" w:space="0" w:color="auto"/>
+              <w:left w:val="single" w:sz="4" w:space="0" w:color="auto"/>
+              <w:bottom w:val="single" w:sz="4" w:space="0" w:color="auto"/>
+              <w:right w:val="single" w:sz="4" w:space="0" w:color="auto"/>
+            </w:tcBorders>
+            <w:noWrap/>
+          </w:tcPr>
+          <w:p>
+            <w:pPr>
+              <w:rPr>
+                <w:rFonts w:ascii="Calibri" w:hAnsi="Calibri" w:cs="Calibri"/>
+                <w:color w:val="000000"/>
+                <w:lang w:eastAsia="ru-RU"/>
+              </w:rPr>
+            </w:pPr>
+            <w:proofErr w:type="spellStart"/>
+            <w:r>
+              <w:t>GameMode</w:t>
+            </w:r>
+            <w:proofErr w:type="spellEnd"/>
+          </w:p>
+        </w:tc>
+        <w:tc>
+          <w:tcPr>
+            <w:tcW w:w="414" w:type="pct"/>
+            <w:tcBorders>
+              <w:top w:val="single" w:sz="4" w:space="0" w:color="auto"/>
+              <w:left w:val="single" w:sz="4" w:space="0" w:color="auto"/>
+              <w:bottom w:val="single" w:sz="4" w:space="0" w:color="auto"/>
+              <w:right w:val="single" w:sz="4" w:space="0" w:color="auto"/>
+            </w:tcBorders>
+            <w:noWrap/>
+          </w:tcPr>
+          <w:p>
+            <w:pPr>
+              <w:jc w:val="right"/>
+              <w:rPr>
+                <w:rFonts w:ascii="Calibri" w:hAnsi="Calibri" w:cs="Calibri"/>
+                <w:color w:val="000000"/>
+                <w:lang w:eastAsia="ru-RU"/>
+              </w:rPr>
+            </w:pPr>
+            <w:r>
+              <w:t>16</w:t>
+            </w:r>
+          </w:p>
+        </w:tc>
+        <w:tc>
+          <w:tcPr>
+            <w:tcW w:w="414" w:type="pct"/>
+            <w:tcBorders>
+              <w:top w:val="single" w:sz="4" w:space="0" w:color="auto"/>
+              <w:left w:val="single" w:sz="4" w:space="0" w:color="auto"/>
+              <w:bottom w:val="single" w:sz="4" w:space="0" w:color="auto"/>
+              <w:right w:val="single" w:sz="4" w:space="0" w:color="auto"/>
+            </w:tcBorders>
+            <w:noWrap/>
+          </w:tcPr>
+          <w:p>
+            <w:pPr>
+              <w:jc w:val="right"/>
+              <w:rPr>
+                <w:rFonts w:ascii="Calibri" w:hAnsi="Calibri" w:cs="Calibri"/>
+                <w:color w:val="000000"/>
+                <w:lang w:eastAsia="ru-RU"/>
+              </w:rPr>
+            </w:pPr>
+            <w:r>
+              <w:t>2</w:t>
+            </w:r>
+          </w:p>
+        </w:tc>
+        <w:tc>
+          <w:tcPr>
+            <w:tcW w:w="414" w:type="pct"/>
+            <w:tcBorders>
+              <w:top w:val="single" w:sz="4" w:space="0" w:color="auto"/>
+              <w:left w:val="single" w:sz="4" w:space="0" w:color="auto"/>
+              <w:bottom w:val="single" w:sz="4" w:space="0" w:color="auto"/>
+              <w:right w:val="single" w:sz="4" w:space="0" w:color="auto"/>
+            </w:tcBorders>
+            <w:noWrap/>
+          </w:tcPr>
+          <w:p>
+            <w:pPr>
+              <w:jc w:val="right"/>
+              <w:rPr>
+                <w:rFonts w:ascii="Calibri" w:hAnsi="Calibri" w:cs="Calibri"/>
+                <w:color w:val="000000"/>
+                <w:lang w:eastAsia="ru-RU"/>
+              </w:rPr>
+            </w:pPr>
+            <w:r>
+              <w:t>1</w:t>
+            </w:r>
+          </w:p>
+        </w:tc>
+        <w:tc>
+          <w:tcPr>
+            <w:tcW w:w="414" w:type="pct"/>
+            <w:tcBorders>
+              <w:top w:val="single" w:sz="4" w:space="0" w:color="auto"/>
+              <w:left w:val="single" w:sz="4" w:space="0" w:color="auto"/>
+              <w:bottom w:val="single" w:sz="4" w:space="0" w:color="auto"/>
+              <w:right w:val="single" w:sz="4" w:space="0" w:color="auto"/>
+            </w:tcBorders>
+            <w:noWrap/>
+          </w:tcPr>
+          <w:p>
+            <w:pPr>
+              <w:jc w:val="right"/>
+              <w:rPr>
+                <w:rFonts w:ascii="Calibri" w:hAnsi="Calibri" w:cs="Calibri"/>
+                <w:color w:val="000000"/>
+                <w:lang w:eastAsia="ru-RU"/>
+              </w:rPr>
+            </w:pPr>
+            <w:r>
+              <w:t>0.8</w:t>
+            </w:r>
+          </w:p>
+        </w:tc>
+        <w:tc>
+          <w:tcPr>
+            <w:tcW w:w="415" w:type="pct"/>
+            <w:tcBorders>
+              <w:top w:val="single" w:sz="4" w:space="0" w:color="auto"/>
+              <w:left w:val="single" w:sz="4" w:space="0" w:color="auto"/>
+              <w:bottom w:val="single" w:sz="4" w:space="0" w:color="auto"/>
+              <w:right w:val="single" w:sz="4" w:space="0" w:color="auto"/>
+            </w:tcBorders>
+            <w:noWrap/>
+          </w:tcPr>
+          <w:p>
+            <w:pPr>
+              <w:jc w:val="right"/>
+              <w:rPr>
+                <w:rFonts w:ascii="Calibri" w:hAnsi="Calibri" w:cs="Calibri"/>
+                <w:color w:val="000000"/>
+                <w:lang w:eastAsia="ru-RU"/>
+              </w:rPr>
+            </w:pPr>
+            <w:r>
+              <w:t>3.0</w:t>
+            </w:r>
+          </w:p>
+        </w:tc>
+        <w:tc>
+          <w:tcPr>
+            <w:tcW w:w="414" w:type="pct"/>
+            <w:tcBorders>
+              <w:top w:val="single" w:sz="4" w:space="0" w:color="auto"/>
+              <w:left w:val="single" w:sz="4" w:space="0" w:color="auto"/>
+              <w:bottom w:val="single" w:sz="4" w:space="0" w:color="auto"/>
+              <w:right w:val="single" w:sz="4" w:space="0" w:color="auto"/>
+            </w:tcBorders>
+            <w:noWrap/>
+          </w:tcPr>
+          <w:p>
+            <w:pPr>
+              <w:rPr>
+                <w:rFonts w:ascii="Calibri" w:hAnsi="Calibri" w:cs="Calibri"/>
+                <w:color w:val="000000"/>
+                <w:lang w:eastAsia="ru-RU"/>
+              </w:rPr>
+            </w:pPr>
+            <w:r>
+              <w:t>2.5</w:t>
+            </w:r>
+          </w:p>
+        </w:tc>
+        <w:tc>
+          <w:tcPr>
+            <w:tcW w:w="414" w:type="pct"/>
+            <w:tcBorders>
+              <w:top w:val="single" w:sz="4" w:space="0" w:color="auto"/>
+              <w:left w:val="single" w:sz="4" w:space="0" w:color="auto"/>
+              <w:bottom w:val="single" w:sz="4" w:space="0" w:color="auto"/>
+              <w:right w:val="single" w:sz="4" w:space="0" w:color="auto"/>
+            </w:tcBorders>
+            <w:noWrap/>
+          </w:tcPr>
+          <w:p>
+            <w:pPr>
+              <w:jc w:val="right"/>
+              <w:rPr>
+                <w:rFonts w:ascii="Calibri" w:hAnsi="Calibri" w:cs="Calibri"/>
+                <w:color w:val="000000"/>
+                <w:lang w:eastAsia="ru-RU"/>
+              </w:rPr>
+            </w:pPr>
+            <w:r>
+              <w:t>2.0</w:t>
+            </w:r>
+          </w:p>
+        </w:tc>
+        <w:tc>
+          <w:tcPr>
+            <w:tcW w:w="414" w:type="pct"/>
+            <w:tcBorders>
+              <w:top w:val="single" w:sz="4" w:space="0" w:color="auto"/>
+              <w:left w:val="single" w:sz="4" w:space="0" w:color="auto"/>
+              <w:bottom w:val="single" w:sz="4" w:space="0" w:color="auto"/>
+              <w:right w:val="single" w:sz="4" w:space="0" w:color="auto"/>
+            </w:tcBorders>
+            <w:noWrap/>
+          </w:tcPr>
+          <w:p>
+            <w:pPr>
+              <w:rPr>
+                <w:rFonts w:ascii="Calibri" w:hAnsi="Calibri" w:cs="Calibri"/>
+                <w:color w:val="000000"/>
+                <w:lang w:eastAsia="ru-RU"/>
+              </w:rPr>
+            </w:pPr>
+            <w:r>
+              <w:t>3</w:t>
+            </w:r>
+          </w:p>
+        </w:tc>
+        <w:tc>
+          <w:tcPr>
+            <w:tcW w:w="414" w:type="pct"/>
+            <w:tcBorders>
+              <w:top w:val="single" w:sz="4" w:space="0" w:color="auto"/>
+              <w:left w:val="single" w:sz="4" w:space="0" w:color="auto"/>
+              <w:bottom w:val="single" w:sz="4" w:space="0" w:color="auto"/>
+              <w:right w:val="single" w:sz="4" w:space="0" w:color="auto"/>
+            </w:tcBorders>
+            <w:noWrap/>
+          </w:tcPr>
+          <w:p>
+            <w:pPr>
+              <w:spacing w:line="256" w:lineRule="auto"/>
+              <w:rPr>
+                <w:sz w:val="20"/>
+                <w:szCs w:val="20"/>
+                <w:lang w:eastAsia="ru-RU"/>
+              </w:rPr>
+            </w:pPr>
+            <w:r>
+              <w:t>1</w:t>
+            </w:r>
+          </w:p>
+        </w:tc>
+        <w:tc>
+          <w:tcPr>
+            <w:tcW w:w="415" w:type="pct"/>
+            <w:tcBorders>
+              <w:top w:val="single" w:sz="4" w:space="0" w:color="auto"/>
+              <w:left w:val="single" w:sz="4" w:space="0" w:color="auto"/>
+              <w:bottom w:val="single" w:sz="4" w:space="0" w:color="auto"/>
+              <w:right w:val="single" w:sz="4" w:space="0" w:color="auto"/>
+            </w:tcBorders>
+            <w:noWrap/>
+          </w:tcPr>
+          <w:p>
+            <w:pPr>
+              <w:spacing w:line="256" w:lineRule="auto"/>
+              <w:rPr>
+                <w:sz w:val="20"/>
+                <w:szCs w:val="20"/>
+                <w:lang w:eastAsia="ru-RU"/>
+              </w:rPr>
+            </w:pPr>
+            <w:r>
+              <w:t>2</w:t>
+            </w:r>
+          </w:p>
+        </w:tc>
+      </w:tr>
+      <w:tr>
+        <w:trPr>
+          <w:trHeight w:val="288"/>
+        </w:trPr>
+        <w:tc>
+          <w:tcPr>
+            <w:tcW w:w="856" w:type="pct"/>
+            <w:tcBorders>
+              <w:top w:val="single" w:sz="4" w:space="0" w:color="auto"/>
+              <w:left w:val="single" w:sz="4" w:space="0" w:color="auto"/>
+              <w:bottom w:val="single" w:sz="4" w:space="0" w:color="auto"/>
+              <w:right w:val="single" w:sz="4" w:space="0" w:color="auto"/>
+            </w:tcBorders>
+            <w:noWrap/>
+          </w:tcPr>
+          <w:p>
+            <w:pPr>
+              <w:rPr>
+                <w:rFonts w:ascii="Calibri" w:hAnsi="Calibri" w:cs="Calibri"/>
+                <w:color w:val="000000"/>
+                <w:lang w:eastAsia="ru-RU"/>
+              </w:rPr>
+            </w:pPr>
+            <w:proofErr w:type="spellStart"/>
+            <w:r>
+              <w:t>PVsPOffline</w:t>
+            </w:r>
+            <w:proofErr w:type="spellEnd"/>
+          </w:p>
+        </w:tc>
+        <w:tc>
+          <w:tcPr>
+            <w:tcW w:w="414" w:type="pct"/>
+            <w:tcBorders>
+              <w:top w:val="single" w:sz="4" w:space="0" w:color="auto"/>
+              <w:left w:val="single" w:sz="4" w:space="0" w:color="auto"/>
+              <w:bottom w:val="single" w:sz="4" w:space="0" w:color="auto"/>
+              <w:right w:val="single" w:sz="4" w:space="0" w:color="auto"/>
+            </w:tcBorders>
+            <w:noWrap/>
+          </w:tcPr>
+          <w:p>
+            <w:pPr>
+              <w:jc w:val="right"/>
+              <w:rPr>
+                <w:rFonts w:ascii="Calibri" w:hAnsi="Calibri" w:cs="Calibri"/>
+                <w:color w:val="000000"/>
+                <w:lang w:eastAsia="ru-RU"/>
+              </w:rPr>
+            </w:pPr>
+            <w:r>
+              <w:t>1</w:t>
+            </w:r>
+          </w:p>
+        </w:tc>
+        <w:tc>
+          <w:tcPr>
+            <w:tcW w:w="414" w:type="pct"/>
+            <w:tcBorders>
+              <w:top w:val="single" w:sz="4" w:space="0" w:color="auto"/>
+              <w:left w:val="single" w:sz="4" w:space="0" w:color="auto"/>
+              <w:bottom w:val="single" w:sz="4" w:space="0" w:color="auto"/>
+              <w:right w:val="single" w:sz="4" w:space="0" w:color="auto"/>
+            </w:tcBorders>
+            <w:noWrap/>
+          </w:tcPr>
+          <w:p>
+            <w:pPr>
+              <w:jc w:val="right"/>
+              <w:rPr>
+                <w:rFonts w:ascii="Calibri" w:hAnsi="Calibri" w:cs="Calibri"/>
+                <w:color w:val="000000"/>
+                <w:lang w:eastAsia="ru-RU"/>
+              </w:rPr>
+            </w:pPr>
+            <w:r>
+              <w:t>1</w:t>
+            </w:r>
+          </w:p>
+        </w:tc>
+        <w:tc>
+          <w:tcPr>
+            <w:tcW w:w="414" w:type="pct"/>
+            <w:tcBorders>
+              <w:top w:val="single" w:sz="4" w:space="0" w:color="auto"/>
+              <w:left w:val="single" w:sz="4" w:space="0" w:color="auto"/>
+              <w:bottom w:val="single" w:sz="4" w:space="0" w:color="auto"/>
+              <w:right w:val="single" w:sz="4" w:space="0" w:color="auto"/>
+            </w:tcBorders>
+            <w:noWrap/>
+          </w:tcPr>
+          <w:p>
+            <w:pPr>
+              <w:jc w:val="right"/>
+              <w:rPr>
+                <w:rFonts w:ascii="Calibri" w:hAnsi="Calibri" w:cs="Calibri"/>
+                <w:color w:val="000000"/>
+                <w:lang w:eastAsia="ru-RU"/>
+              </w:rPr>
+            </w:pPr>
+            <w:r>
+              <w:t>0</w:t>
+            </w:r>
+          </w:p>
+        </w:tc>
+        <w:tc>
+          <w:tcPr>
+            <w:tcW w:w="414" w:type="pct"/>
+            <w:tcBorders>
+              <w:top w:val="single" w:sz="4" w:space="0" w:color="auto"/>
+              <w:left w:val="single" w:sz="4" w:space="0" w:color="auto"/>
+              <w:bottom w:val="single" w:sz="4" w:space="0" w:color="auto"/>
+              <w:right w:val="single" w:sz="4" w:space="0" w:color="auto"/>
+            </w:tcBorders>
+            <w:noWrap/>
+          </w:tcPr>
+          <w:p>
+            <w:pPr>
+              <w:jc w:val="right"/>
+              <w:rPr>
+                <w:rFonts w:ascii="Calibri" w:hAnsi="Calibri" w:cs="Calibri"/>
+                <w:color w:val="000000"/>
+                <w:lang w:eastAsia="ru-RU"/>
+              </w:rPr>
+            </w:pPr>
+            <w:r>
+              <w:t>0.1</w:t>
+            </w:r>
+          </w:p>
+        </w:tc>
+        <w:tc>
+          <w:tcPr>
+            <w:tcW w:w="415" w:type="pct"/>
+            <w:tcBorders>
+              <w:top w:val="single" w:sz="4" w:space="0" w:color="auto"/>
+              <w:left w:val="single" w:sz="4" w:space="0" w:color="auto"/>
+              <w:bottom w:val="single" w:sz="4" w:space="0" w:color="auto"/>
+              <w:right w:val="single" w:sz="4" w:space="0" w:color="auto"/>
+            </w:tcBorders>
+            <w:noWrap/>
+          </w:tcPr>
+          <w:p>
+            <w:pPr>
+              <w:jc w:val="right"/>
+              <w:rPr>
+                <w:rFonts w:ascii="Calibri" w:hAnsi="Calibri" w:cs="Calibri"/>
+                <w:color w:val="000000"/>
+                <w:lang w:eastAsia="ru-RU"/>
+              </w:rPr>
+            </w:pPr>
+            <w:r>
+              <w:t>0.8</w:t>
+            </w:r>
+          </w:p>
+        </w:tc>
+        <w:tc>
+          <w:tcPr>
+            <w:tcW w:w="414" w:type="pct"/>
+            <w:tcBorders>
+              <w:top w:val="single" w:sz="4" w:space="0" w:color="auto"/>
+              <w:left w:val="single" w:sz="4" w:space="0" w:color="auto"/>
+              <w:bottom w:val="single" w:sz="4" w:space="0" w:color="auto"/>
+              <w:right w:val="single" w:sz="4" w:space="0" w:color="auto"/>
+            </w:tcBorders>
+            <w:noWrap/>
+          </w:tcPr>
+          <w:p>
+            <w:pPr>
+              <w:rPr>
+                <w:rFonts w:ascii="Calibri" w:hAnsi="Calibri" w:cs="Calibri"/>
+                <w:color w:val="000000"/>
+                <w:lang w:eastAsia="ru-RU"/>
+              </w:rPr>
+            </w:pPr>
+            <w:r>
+              <w:t>0.5</w:t>
+            </w:r>
+          </w:p>
+        </w:tc>
+        <w:tc>
+          <w:tcPr>
+            <w:tcW w:w="414" w:type="pct"/>
+            <w:tcBorders>
+              <w:top w:val="single" w:sz="4" w:space="0" w:color="auto"/>
+              <w:left w:val="single" w:sz="4" w:space="0" w:color="auto"/>
+              <w:bottom w:val="single" w:sz="4" w:space="0" w:color="auto"/>
+              <w:right w:val="single" w:sz="4" w:space="0" w:color="auto"/>
+            </w:tcBorders>
+            <w:noWrap/>
+          </w:tcPr>
+          <w:p>
+            <w:pPr>
+              <w:jc w:val="right"/>
+              <w:rPr>
+                <w:rFonts w:ascii="Calibri" w:hAnsi="Calibri" w:cs="Calibri"/>
+                <w:color w:val="000000"/>
+                <w:lang w:eastAsia="ru-RU"/>
+              </w:rPr>
+            </w:pPr>
+            <w:r>
+              <w:t>0.2</w:t>
+            </w:r>
+          </w:p>
+        </w:tc>
+        <w:tc>
+          <w:tcPr>
+            <w:tcW w:w="414" w:type="pct"/>
+            <w:tcBorders>
+              <w:top w:val="single" w:sz="4" w:space="0" w:color="auto"/>
+              <w:left w:val="single" w:sz="4" w:space="0" w:color="auto"/>
+              <w:bottom w:val="single" w:sz="4" w:space="0" w:color="auto"/>
+              <w:right w:val="single" w:sz="4" w:space="0" w:color="auto"/>
+            </w:tcBorders>
+            <w:noWrap/>
+          </w:tcPr>
+          <w:p>
+            <w:pPr>
+              <w:rPr>
+                <w:rFonts w:ascii="Calibri" w:hAnsi="Calibri" w:cs="Calibri"/>
+                <w:color w:val="000000"/>
+                <w:lang w:eastAsia="ru-RU"/>
+              </w:rPr>
+            </w:pPr>
+            <w:r>
+              <w:t>0</w:t>
+            </w:r>
+          </w:p>
+        </w:tc>
+        <w:tc>
+          <w:tcPr>
+            <w:tcW w:w="414" w:type="pct"/>
+            <w:tcBorders>
+              <w:top w:val="single" w:sz="4" w:space="0" w:color="auto"/>
+              <w:left w:val="single" w:sz="4" w:space="0" w:color="auto"/>
+              <w:bottom w:val="single" w:sz="4" w:space="0" w:color="auto"/>
+              <w:right w:val="single" w:sz="4" w:space="0" w:color="auto"/>
+            </w:tcBorders>
+            <w:noWrap/>
+          </w:tcPr>
+          <w:p>
+            <w:pPr>
+              <w:spacing w:line="256" w:lineRule="auto"/>
+              <w:rPr>
+                <w:sz w:val="20"/>
+                <w:szCs w:val="20"/>
+                <w:lang w:eastAsia="ru-RU"/>
+              </w:rPr>
+            </w:pPr>
+            <w:r>
+              <w:t>0</w:t>
+            </w:r>
+          </w:p>
+        </w:tc>
+        <w:tc>
+          <w:tcPr>
+            <w:tcW w:w="415" w:type="pct"/>
+            <w:tcBorders>
+              <w:top w:val="single" w:sz="4" w:space="0" w:color="auto"/>
+              <w:left w:val="single" w:sz="4" w:space="0" w:color="auto"/>
+              <w:bottom w:val="single" w:sz="4" w:space="0" w:color="auto"/>
+              <w:right w:val="single" w:sz="4" w:space="0" w:color="auto"/>
+            </w:tcBorders>
+            <w:noWrap/>
+          </w:tcPr>
+          <w:p>
+            <w:pPr>
+              <w:spacing w:line="256" w:lineRule="auto"/>
+              <w:rPr>
+                <w:sz w:val="20"/>
+                <w:szCs w:val="20"/>
+                <w:lang w:eastAsia="ru-RU"/>
+              </w:rPr>
+            </w:pPr>
+            <w:r>
+              <w:t>0</w:t>
+            </w:r>
+          </w:p>
+        </w:tc>
+      </w:tr>
+      <w:tr>
+        <w:trPr>
+          <w:trHeight w:val="288"/>
+        </w:trPr>
+        <w:tc>
+          <w:tcPr>
+            <w:tcW w:w="856" w:type="pct"/>
+            <w:tcBorders>
+              <w:top w:val="single" w:sz="4" w:space="0" w:color="auto"/>
+              <w:left w:val="single" w:sz="4" w:space="0" w:color="auto"/>
+              <w:bottom w:val="single" w:sz="4" w:space="0" w:color="auto"/>
+              <w:right w:val="single" w:sz="4" w:space="0" w:color="auto"/>
+            </w:tcBorders>
+            <w:noWrap/>
+          </w:tcPr>
+          <w:p>
+            <w:pPr>
+              <w:rPr>
+                <w:rFonts w:ascii="Calibri" w:hAnsi="Calibri" w:cs="Calibri"/>
+                <w:color w:val="000000"/>
+                <w:lang w:eastAsia="ru-RU"/>
+              </w:rPr>
+            </w:pPr>
+            <w:proofErr w:type="spellStart"/>
+            <w:r>
+              <w:t>SettingsJson</w:t>
+            </w:r>
+            <w:proofErr w:type="spellEnd"/>
+          </w:p>
+        </w:tc>
+        <w:tc>
+          <w:tcPr>
+            <w:tcW w:w="414" w:type="pct"/>
+            <w:tcBorders>
+              <w:top w:val="single" w:sz="4" w:space="0" w:color="auto"/>
+              <w:left w:val="single" w:sz="4" w:space="0" w:color="auto"/>
+              <w:bottom w:val="single" w:sz="4" w:space="0" w:color="auto"/>
+              <w:right w:val="single" w:sz="4" w:space="0" w:color="auto"/>
+            </w:tcBorders>
+            <w:noWrap/>
+          </w:tcPr>
+          <w:p>
+            <w:pPr>
+              <w:jc w:val="right"/>
+              <w:rPr>
+                <w:rFonts w:ascii="Calibri" w:hAnsi="Calibri" w:cs="Calibri"/>
+                <w:color w:val="000000"/>
+                <w:lang w:eastAsia="ru-RU"/>
+              </w:rPr>
+            </w:pPr>
+            <w:r>
+              <w:t>5</w:t>
+            </w:r>
+          </w:p>
+        </w:tc>
+        <w:tc>
+          <w:tcPr>
+            <w:tcW w:w="414" w:type="pct"/>
+            <w:tcBorders>
+              <w:top w:val="single" w:sz="4" w:space="0" w:color="auto"/>
+              <w:left w:val="single" w:sz="4" w:space="0" w:color="auto"/>
+              <w:bottom w:val="single" w:sz="4" w:space="0" w:color="auto"/>
+              <w:right w:val="single" w:sz="4" w:space="0" w:color="auto"/>
+            </w:tcBorders>
+            <w:noWrap/>
+          </w:tcPr>
+          <w:p>
+            <w:pPr>
+              <w:jc w:val="right"/>
+              <w:rPr>
+                <w:rFonts w:ascii="Calibri" w:hAnsi="Calibri" w:cs="Calibri"/>
+                <w:color w:val="000000"/>
+                <w:lang w:eastAsia="ru-RU"/>
+              </w:rPr>
+            </w:pPr>
+            <w:r>
+              <w:t>0</w:t>
+            </w:r>
+          </w:p>
+        </w:tc>
+        <w:tc>
+          <w:tcPr>
+            <w:tcW w:w="414" w:type="pct"/>
+            <w:tcBorders>
+              <w:top w:val="single" w:sz="4" w:space="0" w:color="auto"/>
+              <w:left w:val="single" w:sz="4" w:space="0" w:color="auto"/>
+              <w:bottom w:val="single" w:sz="4" w:space="0" w:color="auto"/>
+              <w:right w:val="single" w:sz="4" w:space="0" w:color="auto"/>
+            </w:tcBorders>
+            <w:noWrap/>
+          </w:tcPr>
+          <w:p>
+            <w:pPr>
+              <w:jc w:val="right"/>
+              <w:rPr>
+                <w:rFonts w:ascii="Calibri" w:hAnsi="Calibri" w:cs="Calibri"/>
+                <w:color w:val="000000"/>
+                <w:lang w:eastAsia="ru-RU"/>
+              </w:rPr>
+            </w:pPr>
+            <w:r>
+              <w:t>0</w:t>
+            </w:r>
+          </w:p>
+        </w:tc>
+        <w:tc>
+          <w:tcPr>
+            <w:tcW w:w="414" w:type="pct"/>
+            <w:tcBorders>
+              <w:top w:val="single" w:sz="4" w:space="0" w:color="auto"/>
+              <w:left w:val="single" w:sz="4" w:space="0" w:color="auto"/>
+              <w:bottom w:val="single" w:sz="4" w:space="0" w:color="auto"/>
+              <w:right w:val="single" w:sz="4" w:space="0" w:color="auto"/>
+            </w:tcBorders>
+            <w:noWrap/>
+          </w:tcPr>
+          <w:p>
+            <w:pPr>
+              <w:jc w:val="right"/>
+              <w:rPr>
+                <w:rFonts w:ascii="Calibri" w:hAnsi="Calibri" w:cs="Calibri"/>
+                <w:color w:val="000000"/>
+                <w:lang w:eastAsia="ru-RU"/>
+              </w:rPr>
+            </w:pPr>
+            <w:r>
+              <w:t>0.4</w:t>
+            </w:r>
+          </w:p>
+        </w:tc>
+        <w:tc>
+          <w:tcPr>
+            <w:tcW w:w="415" w:type="pct"/>
+            <w:tcBorders>
+              <w:top w:val="single" w:sz="4" w:space="0" w:color="auto"/>
+              <w:left w:val="single" w:sz="4" w:space="0" w:color="auto"/>
+              <w:bottom w:val="single" w:sz="4" w:space="0" w:color="auto"/>
+              <w:right w:val="single" w:sz="4" w:space="0" w:color="auto"/>
+            </w:tcBorders>
+            <w:noWrap/>
+          </w:tcPr>
+          <w:p>
+            <w:pPr>
+              <w:jc w:val="right"/>
+              <w:rPr>
+                <w:rFonts w:ascii="Calibri" w:hAnsi="Calibri" w:cs="Calibri"/>
+                <w:color w:val="000000"/>
+                <w:lang w:eastAsia="ru-RU"/>
+              </w:rPr>
+            </w:pPr>
+            <w:r>
+              <w:t>1.5</w:t>
+            </w:r>
+          </w:p>
+        </w:tc>
+        <w:tc>
+          <w:tcPr>
+            <w:tcW w:w="414" w:type="pct"/>
+            <w:tcBorders>
+              <w:top w:val="single" w:sz="4" w:space="0" w:color="auto"/>
+              <w:left w:val="single" w:sz="4" w:space="0" w:color="auto"/>
+              <w:bottom w:val="single" w:sz="4" w:space="0" w:color="auto"/>
+              <w:right w:val="single" w:sz="4" w:space="0" w:color="auto"/>
+            </w:tcBorders>
+            <w:noWrap/>
+          </w:tcPr>
+          <w:p>
+            <w:pPr>
+              <w:rPr>
+                <w:rFonts w:ascii="Calibri" w:hAnsi="Calibri" w:cs="Calibri"/>
+                <w:color w:val="000000"/>
+                <w:lang w:eastAsia="ru-RU"/>
+              </w:rPr>
+            </w:pPr>
+            <w:r>
+              <w:t>1.0</w:t>
+            </w:r>
+          </w:p>
+        </w:tc>
+        <w:tc>
+          <w:tcPr>
+            <w:tcW w:w="414" w:type="pct"/>
+            <w:tcBorders>
+              <w:top w:val="single" w:sz="4" w:space="0" w:color="auto"/>
+              <w:left w:val="single" w:sz="4" w:space="0" w:color="auto"/>
+              <w:bottom w:val="single" w:sz="4" w:space="0" w:color="auto"/>
+              <w:right w:val="single" w:sz="4" w:space="0" w:color="auto"/>
+            </w:tcBorders>
+            <w:noWrap/>
+          </w:tcPr>
+          <w:p>
+            <w:pPr>
+              <w:jc w:val="right"/>
+              <w:rPr>
+                <w:rFonts w:ascii="Calibri" w:hAnsi="Calibri" w:cs="Calibri"/>
+                <w:color w:val="000000"/>
+                <w:lang w:eastAsia="ru-RU"/>
+              </w:rPr>
+            </w:pPr>
+            <w:r>
+              <w:t>0.8</w:t>
+            </w:r>
+          </w:p>
+        </w:tc>
+        <w:tc>
+          <w:tcPr>
+            <w:tcW w:w="414" w:type="pct"/>
+            <w:tcBorders>
+              <w:top w:val="single" w:sz="4" w:space="0" w:color="auto"/>
+              <w:left w:val="single" w:sz="4" w:space="0" w:color="auto"/>
+              <w:bottom w:val="single" w:sz="4" w:space="0" w:color="auto"/>
+              <w:right w:val="single" w:sz="4" w:space="0" w:color="auto"/>
+            </w:tcBorders>
+            <w:noWrap/>
+          </w:tcPr>
+          <w:p>
+            <w:pPr>
+              <w:rPr>
+                <w:rFonts w:ascii="Calibri" w:hAnsi="Calibri" w:cs="Calibri"/>
+                <w:color w:val="000000"/>
+                <w:lang w:eastAsia="ru-RU"/>
+              </w:rPr>
+            </w:pPr>
+            <w:r>
+              <w:t>1</w:t>
+            </w:r>
+          </w:p>
+        </w:tc>
+        <w:tc>
+          <w:tcPr>
+            <w:tcW w:w="414" w:type="pct"/>
+            <w:tcBorders>
+              <w:top w:val="single" w:sz="4" w:space="0" w:color="auto"/>
+              <w:left w:val="single" w:sz="4" w:space="0" w:color="auto"/>
+              <w:bottom w:val="single" w:sz="4" w:space="0" w:color="auto"/>
+              <w:right w:val="single" w:sz="4" w:space="0" w:color="auto"/>
+            </w:tcBorders>
+            <w:noWrap/>
+          </w:tcPr>
+          <w:p>
+            <w:pPr>
+              <w:spacing w:line="256" w:lineRule="auto"/>
+              <w:rPr>
+                <w:sz w:val="20"/>
+                <w:szCs w:val="20"/>
+                <w:lang w:eastAsia="ru-RU"/>
+              </w:rPr>
+            </w:pPr>
+            <w:r>
+              <w:t>0</w:t>
+            </w:r>
+          </w:p>
+        </w:tc>
+        <w:tc>
+          <w:tcPr>
+            <w:tcW w:w="415" w:type="pct"/>
+            <w:tcBorders>
+              <w:top w:val="single" w:sz="4" w:space="0" w:color="auto"/>
+              <w:left w:val="single" w:sz="4" w:space="0" w:color="auto"/>
+              <w:bottom w:val="single" w:sz="4" w:space="0" w:color="auto"/>
+              <w:right w:val="single" w:sz="4" w:space="0" w:color="auto"/>
+            </w:tcBorders>
+            <w:noWrap/>
+          </w:tcPr>
+          <w:p>
+            <w:pPr>
+              <w:spacing w:line="256" w:lineRule="auto"/>
+              <w:rPr>
+                <w:sz w:val="20"/>
+                <w:szCs w:val="20"/>
+                <w:lang w:eastAsia="ru-RU"/>
+              </w:rPr>
+            </w:pPr>
+            <w:r>
+              <w:t>1</w:t>
+            </w:r>
+          </w:p>
+        </w:tc>
+      </w:tr>
+      <w:tr>
+        <w:trPr>
+          <w:trHeight w:val="288"/>
+        </w:trPr>
+        <w:tc>
+          <w:tcPr>
+            <w:tcW w:w="856" w:type="pct"/>
+            <w:tcBorders>
+              <w:top w:val="single" w:sz="4" w:space="0" w:color="auto"/>
+              <w:left w:val="single" w:sz="4" w:space="0" w:color="auto"/>
+              <w:bottom w:val="single" w:sz="4" w:space="0" w:color="auto"/>
+              <w:right w:val="single" w:sz="4" w:space="0" w:color="auto"/>
+            </w:tcBorders>
+            <w:noWrap/>
+          </w:tcPr>
+          <w:p>
+            <w:pPr>
+              <w:rPr>
+                <w:rFonts w:ascii="Calibri" w:hAnsi="Calibri" w:cs="Calibri"/>
+                <w:color w:val="000000"/>
+                <w:lang w:eastAsia="ru-RU"/>
+              </w:rPr>
+            </w:pPr>
+            <w:proofErr w:type="spellStart"/>
+            <w:r>
+              <w:t>ChessScene</w:t>
+            </w:r>
+            <w:proofErr w:type="spellEnd"/>
+          </w:p>
+        </w:tc>
+        <w:tc>
+          <w:tcPr>
+            <w:tcW w:w="414" w:type="pct"/>
+            <w:tcBorders>
+              <w:top w:val="single" w:sz="4" w:space="0" w:color="auto"/>
+              <w:left w:val="single" w:sz="4" w:space="0" w:color="auto"/>
+              <w:bottom w:val="single" w:sz="4" w:space="0" w:color="auto"/>
+              <w:right w:val="single" w:sz="4" w:space="0" w:color="auto"/>
+            </w:tcBorders>
+            <w:noWrap/>
+          </w:tcPr>
+          <w:p>
+            <w:pPr>
+              <w:jc w:val="right"/>
+              <w:rPr>
+                <w:rFonts w:ascii="Calibri" w:hAnsi="Calibri" w:cs="Calibri"/>
+                <w:color w:val="000000"/>
+                <w:lang w:eastAsia="ru-RU"/>
+              </w:rPr>
+            </w:pPr>
+            <w:r>
+              <w:t>13</w:t>
+            </w:r>
+          </w:p>
+        </w:tc>
+        <w:tc>
+          <w:tcPr>
+            <w:tcW w:w="414" w:type="pct"/>
+            <w:tcBorders>
+              <w:top w:val="single" w:sz="4" w:space="0" w:color="auto"/>
+              <w:left w:val="single" w:sz="4" w:space="0" w:color="auto"/>
+              <w:bottom w:val="single" w:sz="4" w:space="0" w:color="auto"/>
+              <w:right w:val="single" w:sz="4" w:space="0" w:color="auto"/>
+            </w:tcBorders>
+            <w:noWrap/>
+          </w:tcPr>
+          <w:p>
+            <w:pPr>
+              <w:jc w:val="right"/>
+              <w:rPr>
+                <w:rFonts w:ascii="Calibri" w:hAnsi="Calibri" w:cs="Calibri"/>
+                <w:color w:val="000000"/>
+                <w:lang w:eastAsia="ru-RU"/>
+              </w:rPr>
+            </w:pPr>
+            <w:r>
+              <w:t>0</w:t>
+            </w:r>
+          </w:p>
+        </w:tc>
+        <w:tc>
+          <w:tcPr>
+            <w:tcW w:w="414" w:type="pct"/>
+            <w:tcBorders>
+              <w:top w:val="single" w:sz="4" w:space="0" w:color="auto"/>
+              <w:left w:val="single" w:sz="4" w:space="0" w:color="auto"/>
+              <w:bottom w:val="single" w:sz="4" w:space="0" w:color="auto"/>
+              <w:right w:val="single" w:sz="4" w:space="0" w:color="auto"/>
+            </w:tcBorders>
+            <w:noWrap/>
+          </w:tcPr>
+          <w:p>
+            <w:pPr>
+              <w:jc w:val="right"/>
+              <w:rPr>
+                <w:rFonts w:ascii="Calibri" w:hAnsi="Calibri" w:cs="Calibri"/>
+                <w:color w:val="000000"/>
+                <w:lang w:eastAsia="ru-RU"/>
+              </w:rPr>
+            </w:pPr>
+            <w:r>
+              <w:t>0</w:t>
+            </w:r>
+          </w:p>
+        </w:tc>
+        <w:tc>
+          <w:tcPr>
+            <w:tcW w:w="414" w:type="pct"/>
+            <w:tcBorders>
+              <w:top w:val="single" w:sz="4" w:space="0" w:color="auto"/>
+              <w:left w:val="single" w:sz="4" w:space="0" w:color="auto"/>
+              <w:bottom w:val="single" w:sz="4" w:space="0" w:color="auto"/>
+              <w:right w:val="single" w:sz="4" w:space="0" w:color="auto"/>
+            </w:tcBorders>
+            <w:noWrap/>
+          </w:tcPr>
+          <w:p>
+            <w:pPr>
+              <w:jc w:val="right"/>
+              <w:rPr>
+                <w:rFonts w:ascii="Calibri" w:hAnsi="Calibri" w:cs="Calibri"/>
+                <w:color w:val="000000"/>
+                <w:lang w:eastAsia="ru-RU"/>
+              </w:rPr>
+            </w:pPr>
+            <w:r>
+              <w:t>0.7</w:t>
+            </w:r>
+          </w:p>
+        </w:tc>
+        <w:tc>
+          <w:tcPr>
+            <w:tcW w:w="415" w:type="pct"/>
+            <w:tcBorders>
+              <w:top w:val="single" w:sz="4" w:space="0" w:color="auto"/>
+              <w:left w:val="single" w:sz="4" w:space="0" w:color="auto"/>
+              <w:bottom w:val="single" w:sz="4" w:space="0" w:color="auto"/>
+              <w:right w:val="single" w:sz="4" w:space="0" w:color="auto"/>
+            </w:tcBorders>
+            <w:noWrap/>
+          </w:tcPr>
+          <w:p>
+            <w:pPr>
+              <w:jc w:val="right"/>
+              <w:rPr>
+                <w:rFonts w:ascii="Calibri" w:hAnsi="Calibri" w:cs="Calibri"/>
+                <w:color w:val="000000"/>
+                <w:lang w:eastAsia="ru-RU"/>
+              </w:rPr>
+            </w:pPr>
+            <w:r>
+              <w:t>2.5</w:t>
+            </w:r>
+          </w:p>
+        </w:tc>
+        <w:tc>
+          <w:tcPr>
+            <w:tcW w:w="414" w:type="pct"/>
+            <w:tcBorders>
+              <w:top w:val="single" w:sz="4" w:space="0" w:color="auto"/>
+              <w:left w:val="single" w:sz="4" w:space="0" w:color="auto"/>
+              <w:bottom w:val="single" w:sz="4" w:space="0" w:color="auto"/>
+              <w:right w:val="single" w:sz="4" w:space="0" w:color="auto"/>
+            </w:tcBorders>
+            <w:noWrap/>
+          </w:tcPr>
+          <w:p>
+            <w:pPr>
+              <w:rPr>
+                <w:rFonts w:ascii="Calibri" w:hAnsi="Calibri" w:cs="Calibri"/>
+                <w:color w:val="000000"/>
+                <w:lang w:eastAsia="ru-RU"/>
+              </w:rPr>
+            </w:pPr>
+            <w:r>
+              <w:t>2.0</w:t>
+            </w:r>
+          </w:p>
+        </w:tc>
+        <w:tc>
+          <w:tcPr>
+            <w:tcW w:w="414" w:type="pct"/>
+            <w:tcBorders>
+              <w:top w:val="single" w:sz="4" w:space="0" w:color="auto"/>
+              <w:left w:val="single" w:sz="4" w:space="0" w:color="auto"/>
+              <w:bottom w:val="single" w:sz="4" w:space="0" w:color="auto"/>
+              <w:right w:val="single" w:sz="4" w:space="0" w:color="auto"/>
+            </w:tcBorders>
+            <w:noWrap/>
+          </w:tcPr>
+          <w:p>
+            <w:pPr>
+              <w:jc w:val="right"/>
+              <w:rPr>
+                <w:rFonts w:ascii="Calibri" w:hAnsi="Calibri" w:cs="Calibri"/>
+                <w:color w:val="000000"/>
+                <w:lang w:eastAsia="ru-RU"/>
+              </w:rPr>
+            </w:pPr>
+            <w:r>
+              <w:t>1.5</w:t>
+            </w:r>
+          </w:p>
+        </w:tc>
+        <w:tc>
+          <w:tcPr>
+            <w:tcW w:w="414" w:type="pct"/>
+            <w:tcBorders>
+              <w:top w:val="single" w:sz="4" w:space="0" w:color="auto"/>
+              <w:left w:val="single" w:sz="4" w:space="0" w:color="auto"/>
+              <w:bottom w:val="single" w:sz="4" w:space="0" w:color="auto"/>
+              <w:right w:val="single" w:sz="4" w:space="0" w:color="auto"/>
+            </w:tcBorders>
+            <w:noWrap/>
+          </w:tcPr>
+          <w:p>
+            <w:pPr>
+              <w:rPr>
+                <w:rFonts w:ascii="Calibri" w:hAnsi="Calibri" w:cs="Calibri"/>
+                <w:color w:val="000000"/>
+                <w:lang w:eastAsia="ru-RU"/>
+              </w:rPr>
+            </w:pPr>
+            <w:r>
+              <w:t>2</w:t>
+            </w:r>
+          </w:p>
+        </w:tc>
+        <w:tc>
+          <w:tcPr>
+            <w:tcW w:w="414" w:type="pct"/>
+            <w:tcBorders>
+              <w:top w:val="single" w:sz="4" w:space="0" w:color="auto"/>
+              <w:left w:val="single" w:sz="4" w:space="0" w:color="auto"/>
+              <w:bottom w:val="single" w:sz="4" w:space="0" w:color="auto"/>
+              <w:right w:val="single" w:sz="4" w:space="0" w:color="auto"/>
+            </w:tcBorders>
+            <w:noWrap/>
+          </w:tcPr>
+          <w:p>
+            <w:pPr>
+              <w:spacing w:line="256" w:lineRule="auto"/>
+              <w:rPr>
+                <w:sz w:val="20"/>
+                <w:szCs w:val="20"/>
+                <w:lang w:eastAsia="ru-RU"/>
+              </w:rPr>
+            </w:pPr>
+            <w:r>
+              <w:t>0</w:t>
+            </w:r>
+          </w:p>
+        </w:tc>
+        <w:tc>
+          <w:tcPr>
+            <w:tcW w:w="415" w:type="pct"/>
+            <w:tcBorders>
+              <w:top w:val="single" w:sz="4" w:space="0" w:color="auto"/>
+              <w:left w:val="single" w:sz="4" w:space="0" w:color="auto"/>
+              <w:bottom w:val="single" w:sz="4" w:space="0" w:color="auto"/>
+              <w:right w:val="single" w:sz="4" w:space="0" w:color="auto"/>
+            </w:tcBorders>
+            <w:noWrap/>
+          </w:tcPr>
+          <w:p>
+            <w:pPr>
+              <w:spacing w:line="256" w:lineRule="auto"/>
+              <w:rPr>
+                <w:sz w:val="20"/>
+                <w:szCs w:val="20"/>
+                <w:lang w:eastAsia="ru-RU"/>
+              </w:rPr>
+            </w:pPr>
+            <w:r>
+              <w:t>1</w:t>
+            </w:r>
+          </w:p>
+        </w:tc>
+      </w:tr>
+      <w:tr>
+        <w:trPr>
+          <w:trHeight w:val="288"/>
+        </w:trPr>
+        <w:tc>
+          <w:tcPr>
+            <w:tcW w:w="856" w:type="pct"/>
+            <w:tcBorders>
+              <w:top w:val="single" w:sz="4" w:space="0" w:color="auto"/>
+              <w:left w:val="single" w:sz="4" w:space="0" w:color="auto"/>
+              <w:bottom w:val="single" w:sz="4" w:space="0" w:color="auto"/>
+              <w:right w:val="single" w:sz="4" w:space="0" w:color="auto"/>
+            </w:tcBorders>
+            <w:noWrap/>
+          </w:tcPr>
+          <w:p>
+            <w:pPr>
+              <w:rPr>
+                <w:rFonts w:ascii="Calibri" w:hAnsi="Calibri" w:cs="Calibri"/>
+                <w:color w:val="000000"/>
+                <w:lang w:eastAsia="ru-RU"/>
+              </w:rPr>
+            </w:pPr>
+            <w:proofErr w:type="spellStart"/>
+            <w:r>
+              <w:t>HighliteGraphicItem</w:t>
+            </w:r>
+            <w:proofErr w:type="spellEnd"/>
+          </w:p>
+        </w:tc>
+        <w:tc>
+          <w:tcPr>
+            <w:tcW w:w="414" w:type="pct"/>
+            <w:tcBorders>
+              <w:top w:val="single" w:sz="4" w:space="0" w:color="auto"/>
+              <w:left w:val="single" w:sz="4" w:space="0" w:color="auto"/>
+              <w:bottom w:val="single" w:sz="4" w:space="0" w:color="auto"/>
+              <w:right w:val="single" w:sz="4" w:space="0" w:color="auto"/>
+            </w:tcBorders>
+            <w:noWrap/>
+          </w:tcPr>
+          <w:p>
+            <w:pPr>
+              <w:jc w:val="right"/>
+              <w:rPr>
+                <w:rFonts w:ascii="Calibri" w:hAnsi="Calibri" w:cs="Calibri"/>
+                <w:color w:val="000000"/>
+                <w:lang w:eastAsia="ru-RU"/>
+              </w:rPr>
+            </w:pPr>
+            <w:r>
+              <w:t>1</w:t>
+            </w:r>
+          </w:p>
+        </w:tc>
+        <w:tc>
+          <w:tcPr>
+            <w:tcW w:w="414" w:type="pct"/>
+            <w:tcBorders>
+              <w:top w:val="single" w:sz="4" w:space="0" w:color="auto"/>
+              <w:left w:val="single" w:sz="4" w:space="0" w:color="auto"/>
+              <w:bottom w:val="single" w:sz="4" w:space="0" w:color="auto"/>
+              <w:right w:val="single" w:sz="4" w:space="0" w:color="auto"/>
+            </w:tcBorders>
+            <w:noWrap/>
+          </w:tcPr>
+          <w:p>
+            <w:pPr>
+              <w:jc w:val="right"/>
+              <w:rPr>
+                <w:rFonts w:ascii="Calibri" w:hAnsi="Calibri" w:cs="Calibri"/>
+                <w:color w:val="000000"/>
+                <w:lang w:eastAsia="ru-RU"/>
+              </w:rPr>
+            </w:pPr>
+            <w:r>
+              <w:t>0</w:t>
+            </w:r>
+          </w:p>
+        </w:tc>
+        <w:tc>
+          <w:tcPr>
+            <w:tcW w:w="414" w:type="pct"/>
+            <w:tcBorders>
+              <w:top w:val="single" w:sz="4" w:space="0" w:color="auto"/>
+              <w:left w:val="single" w:sz="4" w:space="0" w:color="auto"/>
+              <w:bottom w:val="single" w:sz="4" w:space="0" w:color="auto"/>
+              <w:right w:val="single" w:sz="4" w:space="0" w:color="auto"/>
+            </w:tcBorders>
+            <w:noWrap/>
+          </w:tcPr>
+          <w:p>
+            <w:pPr>
+              <w:jc w:val="right"/>
+              <w:rPr>
+                <w:rFonts w:ascii="Calibri" w:hAnsi="Calibri" w:cs="Calibri"/>
+                <w:color w:val="000000"/>
+                <w:lang w:eastAsia="ru-RU"/>
+              </w:rPr>
+            </w:pPr>
+            <w:r>
+              <w:t>0</w:t>
+            </w:r>
+          </w:p>
+        </w:tc>
+        <w:tc>
+          <w:tcPr>
+            <w:tcW w:w="414" w:type="pct"/>
+            <w:tcBorders>
+              <w:top w:val="single" w:sz="4" w:space="0" w:color="auto"/>
+              <w:left w:val="single" w:sz="4" w:space="0" w:color="auto"/>
+              <w:bottom w:val="single" w:sz="4" w:space="0" w:color="auto"/>
+              <w:right w:val="single" w:sz="4" w:space="0" w:color="auto"/>
+            </w:tcBorders>
+            <w:noWrap/>
+          </w:tcPr>
+          <w:p>
+            <w:pPr>
+              <w:jc w:val="right"/>
+              <w:rPr>
+                <w:rFonts w:ascii="Calibri" w:hAnsi="Calibri" w:cs="Calibri"/>
+                <w:color w:val="000000"/>
+                <w:lang w:eastAsia="ru-RU"/>
+              </w:rPr>
+            </w:pPr>
+            <w:r>
+              <w:t>0.1</w:t>
+            </w:r>
+          </w:p>
+        </w:tc>
+        <w:tc>
+          <w:tcPr>
+            <w:tcW w:w="415" w:type="pct"/>
+            <w:tcBorders>
+              <w:top w:val="single" w:sz="4" w:space="0" w:color="auto"/>
+              <w:left w:val="single" w:sz="4" w:space="0" w:color="auto"/>
+              <w:bottom w:val="single" w:sz="4" w:space="0" w:color="auto"/>
+              <w:right w:val="single" w:sz="4" w:space="0" w:color="auto"/>
+            </w:tcBorders>
+            <w:noWrap/>
+          </w:tcPr>
+          <w:p>
+            <w:pPr>
+              <w:jc w:val="right"/>
+              <w:rPr>
+                <w:rFonts w:ascii="Calibri" w:hAnsi="Calibri" w:cs="Calibri"/>
+                <w:color w:val="000000"/>
+                <w:lang w:eastAsia="ru-RU"/>
+              </w:rPr>
+            </w:pPr>
+            <w:r>
+              <w:t>0.5</w:t>
+            </w:r>
+          </w:p>
+        </w:tc>
+        <w:tc>
+          <w:tcPr>
+            <w:tcW w:w="414" w:type="pct"/>
+            <w:tcBorders>
+              <w:top w:val="single" w:sz="4" w:space="0" w:color="auto"/>
+              <w:left w:val="single" w:sz="4" w:space="0" w:color="auto"/>
+              <w:bottom w:val="single" w:sz="4" w:space="0" w:color="auto"/>
+              <w:right w:val="single" w:sz="4" w:space="0" w:color="auto"/>
+            </w:tcBorders>
+            <w:noWrap/>
+          </w:tcPr>
+          <w:p>
+            <w:pPr>
+              <w:rPr>
+                <w:rFonts w:ascii="Calibri" w:hAnsi="Calibri" w:cs="Calibri"/>
+                <w:color w:val="000000"/>
+                <w:lang w:eastAsia="ru-RU"/>
+              </w:rPr>
+            </w:pPr>
+            <w:r>
+              <w:t>0.3</w:t>
+            </w:r>
+          </w:p>
+        </w:tc>
+        <w:tc>
+          <w:tcPr>
+            <w:tcW w:w="414" w:type="pct"/>
+            <w:tcBorders>
+              <w:top w:val="single" w:sz="4" w:space="0" w:color="auto"/>
+              <w:left w:val="single" w:sz="4" w:space="0" w:color="auto"/>
+              <w:bottom w:val="single" w:sz="4" w:space="0" w:color="auto"/>
+              <w:right w:val="single" w:sz="4" w:space="0" w:color="auto"/>
+            </w:tcBorders>
+            <w:noWrap/>
+          </w:tcPr>
+          <w:p>
+            <w:pPr>
+              <w:jc w:val="right"/>
+              <w:rPr>
+                <w:rFonts w:ascii="Calibri" w:hAnsi="Calibri" w:cs="Calibri"/>
+                <w:color w:val="000000"/>
+                <w:lang w:eastAsia="ru-RU"/>
+              </w:rPr>
+            </w:pPr>
+            <w:r>
+              <w:t>0.1</w:t>
+            </w:r>
+          </w:p>
+        </w:tc>
+        <w:tc>
+          <w:tcPr>
+            <w:tcW w:w="414" w:type="pct"/>
+            <w:tcBorders>
+              <w:top w:val="single" w:sz="4" w:space="0" w:color="auto"/>
+              <w:left w:val="single" w:sz="4" w:space="0" w:color="auto"/>
+              <w:bottom w:val="single" w:sz="4" w:space="0" w:color="auto"/>
+              <w:right w:val="single" w:sz="4" w:space="0" w:color="auto"/>
+            </w:tcBorders>
+            <w:noWrap/>
+          </w:tcPr>
+          <w:p>
+            <w:pPr>
+              <w:rPr>
+                <w:rFonts w:ascii="Calibri" w:hAnsi="Calibri" w:cs="Calibri"/>
+                <w:color w:val="000000"/>
+                <w:lang w:eastAsia="ru-RU"/>
+              </w:rPr>
+            </w:pPr>
+            <w:r>
+              <w:t>0</w:t>
+            </w:r>
+          </w:p>
+        </w:tc>
+        <w:tc>
+          <w:tcPr>
+            <w:tcW w:w="414" w:type="pct"/>
+            <w:tcBorders>
+              <w:top w:val="single" w:sz="4" w:space="0" w:color="auto"/>
+              <w:left w:val="single" w:sz="4" w:space="0" w:color="auto"/>
+              <w:bottom w:val="single" w:sz="4" w:space="0" w:color="auto"/>
+              <w:right w:val="single" w:sz="4" w:space="0" w:color="auto"/>
+            </w:tcBorders>
+            <w:noWrap/>
+          </w:tcPr>
+          <w:p>
+            <w:pPr>
+              <w:spacing w:line="256" w:lineRule="auto"/>
+              <w:rPr>
+                <w:sz w:val="20"/>
+                <w:szCs w:val="20"/>
+                <w:lang w:eastAsia="ru-RU"/>
+              </w:rPr>
+            </w:pPr>
+            <w:r>
+              <w:t>0</w:t>
+            </w:r>
+          </w:p>
+        </w:tc>
+        <w:tc>
+          <w:tcPr>
+            <w:tcW w:w="415" w:type="pct"/>
+            <w:tcBorders>
+              <w:top w:val="single" w:sz="4" w:space="0" w:color="auto"/>
+              <w:left w:val="single" w:sz="4" w:space="0" w:color="auto"/>
+              <w:bottom w:val="single" w:sz="4" w:space="0" w:color="auto"/>
+              <w:right w:val="single" w:sz="4" w:space="0" w:color="auto"/>
+            </w:tcBorders>
+            <w:noWrap/>
+          </w:tcPr>
+          <w:p>
+            <w:pPr>
+              <w:spacing w:line="256" w:lineRule="auto"/>
+              <w:rPr>
+                <w:sz w:val="20"/>
+                <w:szCs w:val="20"/>
+                <w:lang w:eastAsia="ru-RU"/>
+              </w:rPr>
+            </w:pPr>
+            <w:r>
+              <w:t>0</w:t>
+            </w:r>
+          </w:p>
+        </w:tc>
+      </w:tr>
+      <w:tr>
+        <w:trPr>
+          <w:trHeight w:val="288"/>
+        </w:trPr>
+        <w:tc>
+          <w:tcPr>
+            <w:tcW w:w="856" w:type="pct"/>
+            <w:tcBorders>
+              <w:top w:val="single" w:sz="4" w:space="0" w:color="auto"/>
+              <w:left w:val="single" w:sz="4" w:space="0" w:color="auto"/>
+              <w:bottom w:val="single" w:sz="4" w:space="0" w:color="auto"/>
+              <w:right w:val="single" w:sz="4" w:space="0" w:color="auto"/>
+            </w:tcBorders>
+            <w:noWrap/>
+          </w:tcPr>
+          <w:p>
+            <w:pPr>
+              <w:rPr>
+                <w:rFonts w:ascii="Calibri" w:hAnsi="Calibri" w:cs="Calibri"/>
+                <w:color w:val="000000"/>
+                <w:lang w:eastAsia="ru-RU"/>
+              </w:rPr>
+            </w:pPr>
+            <w:proofErr w:type="spellStart"/>
+            <w:r>
+              <w:t>FigureGraphicItem</w:t>
+            </w:r>
+            <w:proofErr w:type="spellEnd"/>
+          </w:p>
+        </w:tc>
+        <w:tc>
+          <w:tcPr>
+            <w:tcW w:w="414" w:type="pct"/>
+            <w:tcBorders>
+              <w:top w:val="single" w:sz="4" w:space="0" w:color="auto"/>
+              <w:left w:val="single" w:sz="4" w:space="0" w:color="auto"/>
+              <w:bottom w:val="single" w:sz="4" w:space="0" w:color="auto"/>
+              <w:right w:val="single" w:sz="4" w:space="0" w:color="auto"/>
+            </w:tcBorders>
+            <w:noWrap/>
+          </w:tcPr>
+          <w:p>
+            <w:pPr>
+              <w:jc w:val="right"/>
+              <w:rPr>
+                <w:rFonts w:ascii="Calibri" w:hAnsi="Calibri" w:cs="Calibri"/>
+                <w:color w:val="000000"/>
+                <w:lang w:eastAsia="ru-RU"/>
+              </w:rPr>
+            </w:pPr>
+            <w:r>
+              <w:t>2</w:t>
+            </w:r>
+          </w:p>
+        </w:tc>
+        <w:tc>
+          <w:tcPr>
+            <w:tcW w:w="414" w:type="pct"/>
+            <w:tcBorders>
+              <w:top w:val="single" w:sz="4" w:space="0" w:color="auto"/>
+              <w:left w:val="single" w:sz="4" w:space="0" w:color="auto"/>
+              <w:bottom w:val="single" w:sz="4" w:space="0" w:color="auto"/>
+              <w:right w:val="single" w:sz="4" w:space="0" w:color="auto"/>
+            </w:tcBorders>
+            <w:noWrap/>
+          </w:tcPr>
+          <w:p>
+            <w:pPr>
+              <w:jc w:val="right"/>
+              <w:rPr>
+                <w:rFonts w:ascii="Calibri" w:hAnsi="Calibri" w:cs="Calibri"/>
+                <w:color w:val="000000"/>
+                <w:lang w:eastAsia="ru-RU"/>
+              </w:rPr>
+            </w:pPr>
+            <w:r>
+              <w:t>0</w:t>
+            </w:r>
+          </w:p>
+        </w:tc>
+        <w:tc>
+          <w:tcPr>
+            <w:tcW w:w="414" w:type="pct"/>
+            <w:tcBorders>
+              <w:top w:val="single" w:sz="4" w:space="0" w:color="auto"/>
+              <w:left w:val="single" w:sz="4" w:space="0" w:color="auto"/>
+              <w:bottom w:val="single" w:sz="4" w:space="0" w:color="auto"/>
+              <w:right w:val="single" w:sz="4" w:space="0" w:color="auto"/>
+            </w:tcBorders>
+            <w:noWrap/>
+          </w:tcPr>
+          <w:p>
+            <w:pPr>
+              <w:jc w:val="right"/>
+              <w:rPr>
+                <w:rFonts w:ascii="Calibri" w:hAnsi="Calibri" w:cs="Calibri"/>
+                <w:color w:val="000000"/>
+                <w:lang w:eastAsia="ru-RU"/>
+              </w:rPr>
+            </w:pPr>
+            <w:r>
+              <w:t>0</w:t>
+            </w:r>
+          </w:p>
+        </w:tc>
+        <w:tc>
+          <w:tcPr>
+            <w:tcW w:w="414" w:type="pct"/>
+            <w:tcBorders>
+              <w:top w:val="single" w:sz="4" w:space="0" w:color="auto"/>
+              <w:left w:val="single" w:sz="4" w:space="0" w:color="auto"/>
+              <w:bottom w:val="single" w:sz="4" w:space="0" w:color="auto"/>
+              <w:right w:val="single" w:sz="4" w:space="0" w:color="auto"/>
+            </w:tcBorders>
+            <w:noWrap/>
+          </w:tcPr>
+          <w:p>
+            <w:pPr>
+              <w:jc w:val="right"/>
+              <w:rPr>
+                <w:rFonts w:ascii="Calibri" w:hAnsi="Calibri" w:cs="Calibri"/>
+                <w:color w:val="000000"/>
+                <w:lang w:eastAsia="ru-RU"/>
+              </w:rPr>
+            </w:pPr>
+            <w:r>
+              <w:t>0.2</w:t>
+            </w:r>
+          </w:p>
+        </w:tc>
+        <w:tc>
+          <w:tcPr>
+            <w:tcW w:w="415" w:type="pct"/>
+            <w:tcBorders>
+              <w:top w:val="single" w:sz="4" w:space="0" w:color="auto"/>
+              <w:left w:val="single" w:sz="4" w:space="0" w:color="auto"/>
+              <w:bottom w:val="single" w:sz="4" w:space="0" w:color="auto"/>
+              <w:right w:val="single" w:sz="4" w:space="0" w:color="auto"/>
+            </w:tcBorders>
+            <w:noWrap/>
+          </w:tcPr>
+          <w:p>
+            <w:pPr>
+              <w:jc w:val="right"/>
+              <w:rPr>
+                <w:rFonts w:ascii="Calibri" w:hAnsi="Calibri" w:cs="Calibri"/>
+                <w:color w:val="000000"/>
+                <w:lang w:eastAsia="ru-RU"/>
+              </w:rPr>
+            </w:pPr>
+            <w:r>
+              <w:t>1.0</w:t>
+            </w:r>
+          </w:p>
+        </w:tc>
+        <w:tc>
+          <w:tcPr>
+            <w:tcW w:w="414" w:type="pct"/>
+            <w:tcBorders>
+              <w:top w:val="single" w:sz="4" w:space="0" w:color="auto"/>
+              <w:left w:val="single" w:sz="4" w:space="0" w:color="auto"/>
+              <w:bottom w:val="single" w:sz="4" w:space="0" w:color="auto"/>
+              <w:right w:val="single" w:sz="4" w:space="0" w:color="auto"/>
+            </w:tcBorders>
+            <w:noWrap/>
+          </w:tcPr>
+          <w:p>
+            <w:pPr>
+              <w:rPr>
+                <w:rFonts w:ascii="Calibri" w:hAnsi="Calibri" w:cs="Calibri"/>
+                <w:color w:val="000000"/>
+                <w:lang w:eastAsia="ru-RU"/>
+              </w:rPr>
+            </w:pPr>
+            <w:r>
+              <w:t>0.5</w:t>
+            </w:r>
+          </w:p>
+        </w:tc>
+        <w:tc>
+          <w:tcPr>
+            <w:tcW w:w="414" w:type="pct"/>
+            <w:tcBorders>
+              <w:top w:val="single" w:sz="4" w:space="0" w:color="auto"/>
+              <w:left w:val="single" w:sz="4" w:space="0" w:color="auto"/>
+              <w:bottom w:val="single" w:sz="4" w:space="0" w:color="auto"/>
+              <w:right w:val="single" w:sz="4" w:space="0" w:color="auto"/>
+            </w:tcBorders>
+            <w:noWrap/>
+          </w:tcPr>
+          <w:p>
+            <w:pPr>
+              <w:jc w:val="right"/>
+              <w:rPr>
+                <w:rFonts w:ascii="Calibri" w:hAnsi="Calibri" w:cs="Calibri"/>
+                <w:color w:val="000000"/>
+                <w:lang w:eastAsia="ru-RU"/>
+              </w:rPr>
+            </w:pPr>
+            <w:r>
+              <w:t>0.3</w:t>
+            </w:r>
+          </w:p>
+        </w:tc>
+        <w:tc>
+          <w:tcPr>
+            <w:tcW w:w="414" w:type="pct"/>
+            <w:tcBorders>
+              <w:top w:val="single" w:sz="4" w:space="0" w:color="auto"/>
+              <w:left w:val="single" w:sz="4" w:space="0" w:color="auto"/>
+              <w:bottom w:val="single" w:sz="4" w:space="0" w:color="auto"/>
+              <w:right w:val="single" w:sz="4" w:space="0" w:color="auto"/>
+            </w:tcBorders>
+            <w:noWrap/>
+          </w:tcPr>
+          <w:p>
+            <w:pPr>
+              <w:rPr>
+                <w:rFonts w:ascii="Calibri" w:hAnsi="Calibri" w:cs="Calibri"/>
+                <w:color w:val="000000"/>
+                <w:lang w:eastAsia="ru-RU"/>
+              </w:rPr>
+            </w:pPr>
+            <w:r>
+              <w:t>0</w:t>
+            </w:r>
+          </w:p>
+        </w:tc>
+        <w:tc>
+          <w:tcPr>
+            <w:tcW w:w="414" w:type="pct"/>
+            <w:tcBorders>
+              <w:top w:val="single" w:sz="4" w:space="0" w:color="auto"/>
+              <w:left w:val="single" w:sz="4" w:space="0" w:color="auto"/>
+              <w:bottom w:val="single" w:sz="4" w:space="0" w:color="auto"/>
+              <w:right w:val="single" w:sz="4" w:space="0" w:color="auto"/>
+            </w:tcBorders>
+            <w:noWrap/>
+          </w:tcPr>
+          <w:p>
+            <w:pPr>
+              <w:spacing w:line="256" w:lineRule="auto"/>
+              <w:rPr>
+                <w:sz w:val="20"/>
+                <w:szCs w:val="20"/>
+                <w:lang w:eastAsia="ru-RU"/>
+              </w:rPr>
+            </w:pPr>
+            <w:r>
+              <w:t>0</w:t>
+            </w:r>
+          </w:p>
+        </w:tc>
+        <w:tc>
+          <w:tcPr>
+            <w:tcW w:w="415" w:type="pct"/>
+            <w:tcBorders>
+              <w:top w:val="single" w:sz="4" w:space="0" w:color="auto"/>
+              <w:left w:val="single" w:sz="4" w:space="0" w:color="auto"/>
+              <w:bottom w:val="single" w:sz="4" w:space="0" w:color="auto"/>
+              <w:right w:val="single" w:sz="4" w:space="0" w:color="auto"/>
+            </w:tcBorders>
+            <w:noWrap/>
+          </w:tcPr>
+          <w:p>
+            <w:pPr>
+              <w:spacing w:line="256" w:lineRule="auto"/>
+              <w:rPr>
+                <w:sz w:val="20"/>
+                <w:szCs w:val="20"/>
+                <w:lang w:eastAsia="ru-RU"/>
+              </w:rPr>
+            </w:pPr>
+            <w:r>
+              <w:t>0</w:t>
+            </w:r>
+          </w:p>
+        </w:tc>
+      </w:tr>
+      <w:tr>
+        <w:trPr>
+          <w:trHeight w:val="288"/>
+        </w:trPr>
+        <w:tc>
+          <w:tcPr>
+            <w:tcW w:w="856" w:type="pct"/>
+            <w:tcBorders>
+              <w:top w:val="single" w:sz="4" w:space="0" w:color="auto"/>
+              <w:left w:val="single" w:sz="4" w:space="0" w:color="auto"/>
+              <w:bottom w:val="single" w:sz="4" w:space="0" w:color="auto"/>
+              <w:right w:val="single" w:sz="4" w:space="0" w:color="auto"/>
+            </w:tcBorders>
+            <w:noWrap/>
+          </w:tcPr>
+          <w:p>
+            <w:pPr>
+              <w:rPr>
+                <w:rFonts w:ascii="Calibri" w:hAnsi="Calibri" w:cs="Calibri"/>
+                <w:color w:val="000000"/>
+                <w:lang w:eastAsia="ru-RU"/>
+              </w:rPr>
+            </w:pPr>
+            <w:proofErr w:type="spellStart"/>
+            <w:r>
+              <w:t>CellGraphicItem</w:t>
+            </w:r>
+            <w:proofErr w:type="spellEnd"/>
+          </w:p>
+        </w:tc>
+        <w:tc>
+          <w:tcPr>
+            <w:tcW w:w="414" w:type="pct"/>
+            <w:tcBorders>
+              <w:top w:val="single" w:sz="4" w:space="0" w:color="auto"/>
+              <w:left w:val="single" w:sz="4" w:space="0" w:color="auto"/>
+              <w:bottom w:val="single" w:sz="4" w:space="0" w:color="auto"/>
+              <w:right w:val="single" w:sz="4" w:space="0" w:color="auto"/>
+            </w:tcBorders>
+            <w:noWrap/>
+          </w:tcPr>
+          <w:p>
+            <w:pPr>
+              <w:jc w:val="right"/>
+              <w:rPr>
+                <w:rFonts w:ascii="Calibri" w:hAnsi="Calibri" w:cs="Calibri"/>
+                <w:color w:val="000000"/>
+                <w:lang w:eastAsia="ru-RU"/>
+              </w:rPr>
+            </w:pPr>
+            <w:r>
+              <w:t>1</w:t>
+            </w:r>
+          </w:p>
+        </w:tc>
+        <w:tc>
+          <w:tcPr>
+            <w:tcW w:w="414" w:type="pct"/>
+            <w:tcBorders>
+              <w:top w:val="single" w:sz="4" w:space="0" w:color="auto"/>
+              <w:left w:val="single" w:sz="4" w:space="0" w:color="auto"/>
+              <w:bottom w:val="single" w:sz="4" w:space="0" w:color="auto"/>
+              <w:right w:val="single" w:sz="4" w:space="0" w:color="auto"/>
+            </w:tcBorders>
+            <w:noWrap/>
+          </w:tcPr>
+          <w:p>
+            <w:pPr>
+              <w:jc w:val="right"/>
+              <w:rPr>
+                <w:rFonts w:ascii="Calibri" w:hAnsi="Calibri" w:cs="Calibri"/>
+                <w:color w:val="000000"/>
+                <w:lang w:eastAsia="ru-RU"/>
+              </w:rPr>
+            </w:pPr>
+            <w:r>
+              <w:t>0</w:t>
+            </w:r>
+          </w:p>
+        </w:tc>
+        <w:tc>
+          <w:tcPr>
+            <w:tcW w:w="414" w:type="pct"/>
+            <w:tcBorders>
+              <w:top w:val="single" w:sz="4" w:space="0" w:color="auto"/>
+              <w:left w:val="single" w:sz="4" w:space="0" w:color="auto"/>
+              <w:bottom w:val="single" w:sz="4" w:space="0" w:color="auto"/>
+              <w:right w:val="single" w:sz="4" w:space="0" w:color="auto"/>
+            </w:tcBorders>
+            <w:noWrap/>
+          </w:tcPr>
+          <w:p>
+            <w:pPr>
+              <w:jc w:val="right"/>
+              <w:rPr>
+                <w:rFonts w:ascii="Calibri" w:hAnsi="Calibri" w:cs="Calibri"/>
+                <w:color w:val="000000"/>
+                <w:lang w:eastAsia="ru-RU"/>
+              </w:rPr>
+            </w:pPr>
+            <w:r>
+              <w:t>0</w:t>
+            </w:r>
+          </w:p>
+        </w:tc>
+        <w:tc>
+          <w:tcPr>
+            <w:tcW w:w="414" w:type="pct"/>
+            <w:tcBorders>
+              <w:top w:val="single" w:sz="4" w:space="0" w:color="auto"/>
+              <w:left w:val="single" w:sz="4" w:space="0" w:color="auto"/>
+              <w:bottom w:val="single" w:sz="4" w:space="0" w:color="auto"/>
+              <w:right w:val="single" w:sz="4" w:space="0" w:color="auto"/>
+            </w:tcBorders>
+            <w:noWrap/>
+          </w:tcPr>
+          <w:p>
+            <w:pPr>
+              <w:jc w:val="right"/>
+              <w:rPr>
+                <w:rFonts w:ascii="Calibri" w:hAnsi="Calibri" w:cs="Calibri"/>
+                <w:color w:val="000000"/>
+                <w:lang w:eastAsia="ru-RU"/>
+              </w:rPr>
+            </w:pPr>
+            <w:r>
+              <w:t>0.1</w:t>
+            </w:r>
+          </w:p>
+        </w:tc>
+        <w:tc>
+          <w:tcPr>
+            <w:tcW w:w="415" w:type="pct"/>
+            <w:tcBorders>
+              <w:top w:val="single" w:sz="4" w:space="0" w:color="auto"/>
+              <w:left w:val="single" w:sz="4" w:space="0" w:color="auto"/>
+              <w:bottom w:val="single" w:sz="4" w:space="0" w:color="auto"/>
+              <w:right w:val="single" w:sz="4" w:space="0" w:color="auto"/>
+            </w:tcBorders>
+            <w:noWrap/>
+          </w:tcPr>
+          <w:p>
+            <w:pPr>
+              <w:jc w:val="right"/>
+              <w:rPr>
+                <w:rFonts w:ascii="Calibri" w:hAnsi="Calibri" w:cs="Calibri"/>
+                <w:color w:val="000000"/>
+                <w:lang w:eastAsia="ru-RU"/>
+              </w:rPr>
+            </w:pPr>
+            <w:r>
+              <w:t>0.5</w:t>
+            </w:r>
+          </w:p>
+        </w:tc>
+        <w:tc>
+          <w:tcPr>
+            <w:tcW w:w="414" w:type="pct"/>
+            <w:tcBorders>
+              <w:top w:val="single" w:sz="4" w:space="0" w:color="auto"/>
+              <w:left w:val="single" w:sz="4" w:space="0" w:color="auto"/>
+              <w:bottom w:val="single" w:sz="4" w:space="0" w:color="auto"/>
+              <w:right w:val="single" w:sz="4" w:space="0" w:color="auto"/>
+            </w:tcBorders>
+            <w:noWrap/>
+          </w:tcPr>
+          <w:p>
+            <w:pPr>
+              <w:rPr>
+                <w:rFonts w:ascii="Calibri" w:hAnsi="Calibri" w:cs="Calibri"/>
+                <w:color w:val="000000"/>
+                <w:lang w:eastAsia="ru-RU"/>
+              </w:rPr>
+            </w:pPr>
+            <w:r>
+              <w:t>0.3</w:t>
+            </w:r>
+          </w:p>
+        </w:tc>
+        <w:tc>
+          <w:tcPr>
+            <w:tcW w:w="414" w:type="pct"/>
+            <w:tcBorders>
+              <w:top w:val="single" w:sz="4" w:space="0" w:color="auto"/>
+              <w:left w:val="single" w:sz="4" w:space="0" w:color="auto"/>
+              <w:bottom w:val="single" w:sz="4" w:space="0" w:color="auto"/>
+              <w:right w:val="single" w:sz="4" w:space="0" w:color="auto"/>
+            </w:tcBorders>
+            <w:noWrap/>
+          </w:tcPr>
+          <w:p>
+            <w:pPr>
+              <w:jc w:val="right"/>
+              <w:rPr>
+                <w:rFonts w:ascii="Calibri" w:hAnsi="Calibri" w:cs="Calibri"/>
+                <w:color w:val="000000"/>
+                <w:lang w:eastAsia="ru-RU"/>
+              </w:rPr>
+            </w:pPr>
+            <w:r>
+              <w:t>0.1</w:t>
+            </w:r>
+          </w:p>
+        </w:tc>
+        <w:tc>
+          <w:tcPr>
+            <w:tcW w:w="414" w:type="pct"/>
+            <w:tcBorders>
+              <w:top w:val="single" w:sz="4" w:space="0" w:color="auto"/>
+              <w:left w:val="single" w:sz="4" w:space="0" w:color="auto"/>
+              <w:bottom w:val="single" w:sz="4" w:space="0" w:color="auto"/>
+              <w:right w:val="single" w:sz="4" w:space="0" w:color="auto"/>
+            </w:tcBorders>
+            <w:noWrap/>
+          </w:tcPr>
+          <w:p>
+            <w:pPr>
+              <w:rPr>
+                <w:rFonts w:ascii="Calibri" w:hAnsi="Calibri" w:cs="Calibri"/>
+                <w:color w:val="000000"/>
+                <w:lang w:eastAsia="ru-RU"/>
+              </w:rPr>
+            </w:pPr>
+            <w:r>
+              <w:t>0</w:t>
+            </w:r>
+          </w:p>
+        </w:tc>
+        <w:tc>
+          <w:tcPr>
+            <w:tcW w:w="414" w:type="pct"/>
+            <w:tcBorders>
+              <w:top w:val="single" w:sz="4" w:space="0" w:color="auto"/>
+              <w:left w:val="single" w:sz="4" w:space="0" w:color="auto"/>
+              <w:bottom w:val="single" w:sz="4" w:space="0" w:color="auto"/>
+              <w:right w:val="single" w:sz="4" w:space="0" w:color="auto"/>
+            </w:tcBorders>
+            <w:noWrap/>
+          </w:tcPr>
+          <w:p>
+            <w:pPr>
+              <w:spacing w:line="256" w:lineRule="auto"/>
+              <w:rPr>
+                <w:sz w:val="20"/>
+                <w:szCs w:val="20"/>
+                <w:lang w:eastAsia="ru-RU"/>
+              </w:rPr>
+            </w:pPr>
+            <w:r>
+              <w:t>0</w:t>
+            </w:r>
+          </w:p>
+        </w:tc>
+        <w:tc>
+          <w:tcPr>
+            <w:tcW w:w="415" w:type="pct"/>
+            <w:tcBorders>
+              <w:top w:val="single" w:sz="4" w:space="0" w:color="auto"/>
+              <w:left w:val="single" w:sz="4" w:space="0" w:color="auto"/>
+              <w:bottom w:val="single" w:sz="4" w:space="0" w:color="auto"/>
+              <w:right w:val="single" w:sz="4" w:space="0" w:color="auto"/>
+            </w:tcBorders>
+            <w:noWrap/>
+          </w:tcPr>
+          <w:p>
+            <w:pPr>
+              <w:spacing w:line="256" w:lineRule="auto"/>
+              <w:rPr>
+                <w:sz w:val="20"/>
+                <w:szCs w:val="20"/>
+                <w:lang w:eastAsia="ru-RU"/>
+              </w:rPr>
+            </w:pPr>
+            <w:r>
+              <w:t>0</w:t>
+            </w:r>
+          </w:p>
+        </w:tc>
+      </w:tr>
+      <w:tr>
+        <w:trPr>
+          <w:trHeight w:val="288"/>
+        </w:trPr>
+        <w:tc>
+          <w:tcPr>
+            <w:tcW w:w="856" w:type="pct"/>
+            <w:tcBorders>
+              <w:top w:val="single" w:sz="4" w:space="0" w:color="auto"/>
+              <w:left w:val="single" w:sz="4" w:space="0" w:color="auto"/>
+              <w:bottom w:val="single" w:sz="4" w:space="0" w:color="auto"/>
+              <w:right w:val="single" w:sz="4" w:space="0" w:color="auto"/>
+            </w:tcBorders>
+            <w:noWrap/>
+          </w:tcPr>
+          <w:p>
+            <w:pPr>
+              <w:jc w:val="both"/>
+              <w:rPr>
+                <w:rFonts w:ascii="Calibri" w:hAnsi="Calibri" w:cs="Calibri"/>
+                <w:color w:val="000000"/>
+                <w:lang w:eastAsia="ru-RU"/>
+              </w:rPr>
+            </w:pPr>
+            <w:proofErr w:type="spellStart"/>
+            <w:r>
+              <w:t>WindowHolder</w:t>
+            </w:r>
+            <w:proofErr w:type="spellEnd"/>
+          </w:p>
+        </w:tc>
+        <w:tc>
+          <w:tcPr>
+            <w:tcW w:w="414" w:type="pct"/>
+            <w:tcBorders>
+              <w:top w:val="single" w:sz="4" w:space="0" w:color="auto"/>
+              <w:left w:val="single" w:sz="4" w:space="0" w:color="auto"/>
+              <w:bottom w:val="single" w:sz="4" w:space="0" w:color="auto"/>
+              <w:right w:val="single" w:sz="4" w:space="0" w:color="auto"/>
+            </w:tcBorders>
+            <w:noWrap/>
+          </w:tcPr>
+          <w:p>
+            <w:pPr>
+              <w:jc w:val="right"/>
+              <w:rPr>
+                <w:rFonts w:ascii="Calibri" w:hAnsi="Calibri" w:cs="Calibri"/>
+                <w:color w:val="000000"/>
+                <w:lang w:eastAsia="ru-RU"/>
+              </w:rPr>
+            </w:pPr>
+            <w:r>
+              <w:t>2</w:t>
+            </w:r>
+          </w:p>
+        </w:tc>
+        <w:tc>
+          <w:tcPr>
+            <w:tcW w:w="414" w:type="pct"/>
+            <w:tcBorders>
+              <w:top w:val="single" w:sz="4" w:space="0" w:color="auto"/>
+              <w:left w:val="single" w:sz="4" w:space="0" w:color="auto"/>
+              <w:bottom w:val="single" w:sz="4" w:space="0" w:color="auto"/>
+              <w:right w:val="single" w:sz="4" w:space="0" w:color="auto"/>
+            </w:tcBorders>
+            <w:noWrap/>
+          </w:tcPr>
+          <w:p>
+            <w:pPr>
+              <w:jc w:val="right"/>
+              <w:rPr>
+                <w:rFonts w:ascii="Calibri" w:hAnsi="Calibri" w:cs="Calibri"/>
+                <w:color w:val="000000"/>
+                <w:lang w:eastAsia="ru-RU"/>
+              </w:rPr>
+            </w:pPr>
+            <w:r>
+              <w:t>0</w:t>
+            </w:r>
+          </w:p>
+        </w:tc>
+        <w:tc>
+          <w:tcPr>
+            <w:tcW w:w="414" w:type="pct"/>
+            <w:tcBorders>
+              <w:top w:val="single" w:sz="4" w:space="0" w:color="auto"/>
+              <w:left w:val="single" w:sz="4" w:space="0" w:color="auto"/>
+              <w:bottom w:val="single" w:sz="4" w:space="0" w:color="auto"/>
+              <w:right w:val="single" w:sz="4" w:space="0" w:color="auto"/>
+            </w:tcBorders>
+            <w:noWrap/>
+          </w:tcPr>
+          <w:p>
+            <w:pPr>
+              <w:jc w:val="right"/>
+              <w:rPr>
+                <w:rFonts w:ascii="Calibri" w:hAnsi="Calibri" w:cs="Calibri"/>
+                <w:color w:val="000000"/>
+                <w:lang w:eastAsia="ru-RU"/>
+              </w:rPr>
+            </w:pPr>
+            <w:r>
+              <w:t>0</w:t>
+            </w:r>
+          </w:p>
+        </w:tc>
+        <w:tc>
+          <w:tcPr>
+            <w:tcW w:w="414" w:type="pct"/>
+            <w:tcBorders>
+              <w:top w:val="single" w:sz="4" w:space="0" w:color="auto"/>
+              <w:left w:val="single" w:sz="4" w:space="0" w:color="auto"/>
+              <w:bottom w:val="single" w:sz="4" w:space="0" w:color="auto"/>
+              <w:right w:val="single" w:sz="4" w:space="0" w:color="auto"/>
+            </w:tcBorders>
+            <w:noWrap/>
+          </w:tcPr>
+          <w:p>
+            <w:pPr>
+              <w:jc w:val="right"/>
+              <w:rPr>
+                <w:rFonts w:ascii="Calibri" w:hAnsi="Calibri" w:cs="Calibri"/>
+                <w:color w:val="000000"/>
+                <w:lang w:eastAsia="ru-RU"/>
+              </w:rPr>
+            </w:pPr>
+            <w:r>
+              <w:t>0.2</w:t>
+            </w:r>
+          </w:p>
+        </w:tc>
+        <w:tc>
+          <w:tcPr>
+            <w:tcW w:w="415" w:type="pct"/>
+            <w:tcBorders>
+              <w:top w:val="single" w:sz="4" w:space="0" w:color="auto"/>
+              <w:left w:val="single" w:sz="4" w:space="0" w:color="auto"/>
+              <w:bottom w:val="single" w:sz="4" w:space="0" w:color="auto"/>
+              <w:right w:val="single" w:sz="4" w:space="0" w:color="auto"/>
+            </w:tcBorders>
+            <w:noWrap/>
+          </w:tcPr>
+          <w:p>
+            <w:pPr>
+              <w:jc w:val="right"/>
+              <w:rPr>
+                <w:rFonts w:ascii="Calibri" w:hAnsi="Calibri" w:cs="Calibri"/>
+                <w:color w:val="000000"/>
+                <w:lang w:eastAsia="ru-RU"/>
+              </w:rPr>
+            </w:pPr>
+            <w:r>
+              <w:t>1.0</w:t>
+            </w:r>
+          </w:p>
+        </w:tc>
+        <w:tc>
+          <w:tcPr>
+            <w:tcW w:w="414" w:type="pct"/>
+            <w:tcBorders>
+              <w:top w:val="single" w:sz="4" w:space="0" w:color="auto"/>
+              <w:left w:val="single" w:sz="4" w:space="0" w:color="auto"/>
+              <w:bottom w:val="single" w:sz="4" w:space="0" w:color="auto"/>
+              <w:right w:val="single" w:sz="4" w:space="0" w:color="auto"/>
+            </w:tcBorders>
+            <w:noWrap/>
+          </w:tcPr>
+          <w:p>
+            <w:pPr>
+              <w:rPr>
+                <w:rFonts w:ascii="Calibri" w:hAnsi="Calibri" w:cs="Calibri"/>
+                <w:color w:val="000000"/>
+                <w:lang w:eastAsia="ru-RU"/>
+              </w:rPr>
+            </w:pPr>
+            <w:r>
+              <w:t>0.5</w:t>
+            </w:r>
+          </w:p>
+        </w:tc>
+        <w:tc>
+          <w:tcPr>
+            <w:tcW w:w="414" w:type="pct"/>
+            <w:tcBorders>
+              <w:top w:val="single" w:sz="4" w:space="0" w:color="auto"/>
+              <w:left w:val="single" w:sz="4" w:space="0" w:color="auto"/>
+              <w:bottom w:val="single" w:sz="4" w:space="0" w:color="auto"/>
+              <w:right w:val="single" w:sz="4" w:space="0" w:color="auto"/>
+            </w:tcBorders>
+            <w:noWrap/>
+          </w:tcPr>
+          <w:p>
+            <w:pPr>
+              <w:jc w:val="right"/>
+              <w:rPr>
+                <w:rFonts w:ascii="Calibri" w:hAnsi="Calibri" w:cs="Calibri"/>
+                <w:color w:val="000000"/>
+                <w:lang w:eastAsia="ru-RU"/>
+              </w:rPr>
+            </w:pPr>
+            <w:r>
+              <w:t>0.3</w:t>
+            </w:r>
+          </w:p>
+        </w:tc>
+        <w:tc>
+          <w:tcPr>
+            <w:tcW w:w="414" w:type="pct"/>
+            <w:tcBorders>
+              <w:top w:val="single" w:sz="4" w:space="0" w:color="auto"/>
+              <w:left w:val="single" w:sz="4" w:space="0" w:color="auto"/>
+              <w:bottom w:val="single" w:sz="4" w:space="0" w:color="auto"/>
+              <w:right w:val="single" w:sz="4" w:space="0" w:color="auto"/>
+            </w:tcBorders>
+            <w:noWrap/>
+          </w:tcPr>
+          <w:p>
+            <w:pPr>
+              <w:rPr>
+                <w:rFonts w:ascii="Calibri" w:hAnsi="Calibri" w:cs="Calibri"/>
+                <w:color w:val="000000"/>
+                <w:lang w:eastAsia="ru-RU"/>
+              </w:rPr>
+            </w:pPr>
+            <w:r>
+              <w:t>0</w:t>
+            </w:r>
+          </w:p>
+        </w:tc>
+        <w:tc>
+          <w:tcPr>
+            <w:tcW w:w="414" w:type="pct"/>
+            <w:tcBorders>
+              <w:top w:val="single" w:sz="4" w:space="0" w:color="auto"/>
+              <w:left w:val="single" w:sz="4" w:space="0" w:color="auto"/>
+              <w:bottom w:val="single" w:sz="4" w:space="0" w:color="auto"/>
+              <w:right w:val="single" w:sz="4" w:space="0" w:color="auto"/>
+            </w:tcBorders>
+            <w:noWrap/>
+          </w:tcPr>
+          <w:p>
+            <w:pPr>
+              <w:spacing w:line="256" w:lineRule="auto"/>
+              <w:rPr>
+                <w:sz w:val="20"/>
+                <w:szCs w:val="20"/>
+                <w:lang w:eastAsia="ru-RU"/>
+              </w:rPr>
+            </w:pPr>
+            <w:r>
+              <w:t>0</w:t>
+            </w:r>
+          </w:p>
+        </w:tc>
+        <w:tc>
+          <w:tcPr>
+            <w:tcW w:w="415" w:type="pct"/>
+            <w:tcBorders>
+              <w:top w:val="single" w:sz="4" w:space="0" w:color="auto"/>
+              <w:left w:val="single" w:sz="4" w:space="0" w:color="auto"/>
+              <w:bottom w:val="single" w:sz="4" w:space="0" w:color="auto"/>
+              <w:right w:val="single" w:sz="4" w:space="0" w:color="auto"/>
+            </w:tcBorders>
+            <w:noWrap/>
+          </w:tcPr>
+          <w:p>
+            <w:pPr>
+              <w:spacing w:line="256" w:lineRule="auto"/>
+              <w:rPr>
+                <w:sz w:val="20"/>
+                <w:szCs w:val="20"/>
+                <w:lang w:eastAsia="ru-RU"/>
+              </w:rPr>
+            </w:pPr>
+            <w:r>
+              <w:t>0</w:t>
+            </w:r>
+          </w:p>
+        </w:tc>
+      </w:tr>
+      <w:tr>
+        <w:trPr>
+          <w:trHeight w:val="288"/>
+        </w:trPr>
+        <w:tc>
+          <w:tcPr>
+            <w:tcW w:w="856" w:type="pct"/>
+            <w:tcBorders>
+              <w:top w:val="single" w:sz="4" w:space="0" w:color="auto"/>
+              <w:left w:val="single" w:sz="4" w:space="0" w:color="auto"/>
+              <w:bottom w:val="single" w:sz="4" w:space="0" w:color="auto"/>
+              <w:right w:val="single" w:sz="4" w:space="0" w:color="auto"/>
+            </w:tcBorders>
+            <w:noWrap/>
+          </w:tcPr>
+          <w:p>
+            <w:pPr>
+              <w:rPr>
+                <w:rFonts w:ascii="Calibri" w:hAnsi="Calibri" w:cs="Calibri"/>
+                <w:color w:val="000000"/>
+                <w:lang w:eastAsia="ru-RU"/>
+              </w:rPr>
+            </w:pPr>
+            <w:proofErr w:type="spellStart"/>
+            <w:r>
+              <w:t>GameModesMenuWindow</w:t>
+            </w:r>
+            <w:proofErr w:type="spellEnd"/>
+          </w:p>
+        </w:tc>
+        <w:tc>
+          <w:tcPr>
+            <w:tcW w:w="414" w:type="pct"/>
+            <w:tcBorders>
+              <w:top w:val="single" w:sz="4" w:space="0" w:color="auto"/>
+              <w:left w:val="single" w:sz="4" w:space="0" w:color="auto"/>
+              <w:bottom w:val="single" w:sz="4" w:space="0" w:color="auto"/>
+              <w:right w:val="single" w:sz="4" w:space="0" w:color="auto"/>
+            </w:tcBorders>
+            <w:noWrap/>
+          </w:tcPr>
+          <w:p>
+            <w:pPr>
+              <w:jc w:val="right"/>
+              <w:rPr>
+                <w:rFonts w:ascii="Calibri" w:hAnsi="Calibri" w:cs="Calibri"/>
+                <w:color w:val="000000"/>
+                <w:lang w:eastAsia="ru-RU"/>
+              </w:rPr>
+            </w:pPr>
+            <w:r>
+              <w:t>6</w:t>
+            </w:r>
+          </w:p>
+        </w:tc>
+        <w:tc>
+          <w:tcPr>
+            <w:tcW w:w="414" w:type="pct"/>
+            <w:tcBorders>
+              <w:top w:val="single" w:sz="4" w:space="0" w:color="auto"/>
+              <w:left w:val="single" w:sz="4" w:space="0" w:color="auto"/>
+              <w:bottom w:val="single" w:sz="4" w:space="0" w:color="auto"/>
+              <w:right w:val="single" w:sz="4" w:space="0" w:color="auto"/>
+            </w:tcBorders>
+            <w:noWrap/>
+          </w:tcPr>
+          <w:p>
+            <w:pPr>
+              <w:jc w:val="right"/>
+              <w:rPr>
+                <w:rFonts w:ascii="Calibri" w:hAnsi="Calibri" w:cs="Calibri"/>
+                <w:color w:val="000000"/>
+                <w:lang w:eastAsia="ru-RU"/>
+              </w:rPr>
+            </w:pPr>
+            <w:r>
+              <w:t>0</w:t>
+            </w:r>
+          </w:p>
+        </w:tc>
+        <w:tc>
+          <w:tcPr>
+            <w:tcW w:w="414" w:type="pct"/>
+            <w:tcBorders>
+              <w:top w:val="single" w:sz="4" w:space="0" w:color="auto"/>
+              <w:left w:val="single" w:sz="4" w:space="0" w:color="auto"/>
+              <w:bottom w:val="single" w:sz="4" w:space="0" w:color="auto"/>
+              <w:right w:val="single" w:sz="4" w:space="0" w:color="auto"/>
+            </w:tcBorders>
+            <w:noWrap/>
+          </w:tcPr>
+          <w:p>
+            <w:pPr>
+              <w:jc w:val="right"/>
+              <w:rPr>
+                <w:rFonts w:ascii="Calibri" w:hAnsi="Calibri" w:cs="Calibri"/>
+                <w:color w:val="000000"/>
+                <w:lang w:eastAsia="ru-RU"/>
+              </w:rPr>
+            </w:pPr>
+            <w:r>
+              <w:t>1</w:t>
+            </w:r>
+          </w:p>
+        </w:tc>
+        <w:tc>
+          <w:tcPr>
+            <w:tcW w:w="414" w:type="pct"/>
+            <w:tcBorders>
+              <w:top w:val="single" w:sz="4" w:space="0" w:color="auto"/>
+              <w:left w:val="single" w:sz="4" w:space="0" w:color="auto"/>
+              <w:bottom w:val="single" w:sz="4" w:space="0" w:color="auto"/>
+              <w:right w:val="single" w:sz="4" w:space="0" w:color="auto"/>
+            </w:tcBorders>
+            <w:noWrap/>
+          </w:tcPr>
+          <w:p>
+            <w:pPr>
+              <w:jc w:val="right"/>
+              <w:rPr>
+                <w:rFonts w:ascii="Calibri" w:hAnsi="Calibri" w:cs="Calibri"/>
+                <w:color w:val="000000"/>
+                <w:lang w:eastAsia="ru-RU"/>
+              </w:rPr>
+            </w:pPr>
+            <w:r>
+              <w:t>0.5</w:t>
+            </w:r>
+          </w:p>
+        </w:tc>
+        <w:tc>
+          <w:tcPr>
+            <w:tcW w:w="415" w:type="pct"/>
+            <w:tcBorders>
+              <w:top w:val="single" w:sz="4" w:space="0" w:color="auto"/>
+              <w:left w:val="single" w:sz="4" w:space="0" w:color="auto"/>
+              <w:bottom w:val="single" w:sz="4" w:space="0" w:color="auto"/>
+              <w:right w:val="single" w:sz="4" w:space="0" w:color="auto"/>
+            </w:tcBorders>
+            <w:noWrap/>
+          </w:tcPr>
+          <w:p>
+            <w:pPr>
+              <w:jc w:val="right"/>
+              <w:rPr>
+                <w:rFonts w:ascii="Calibri" w:hAnsi="Calibri" w:cs="Calibri"/>
+                <w:color w:val="000000"/>
+                <w:lang w:eastAsia="ru-RU"/>
+              </w:rPr>
+            </w:pPr>
+            <w:r>
+              <w:t>2.0</w:t>
+            </w:r>
+          </w:p>
+        </w:tc>
+        <w:tc>
+          <w:tcPr>
+            <w:tcW w:w="414" w:type="pct"/>
+            <w:tcBorders>
+              <w:top w:val="single" w:sz="4" w:space="0" w:color="auto"/>
+              <w:left w:val="single" w:sz="4" w:space="0" w:color="auto"/>
+              <w:bottom w:val="single" w:sz="4" w:space="0" w:color="auto"/>
+              <w:right w:val="single" w:sz="4" w:space="0" w:color="auto"/>
+            </w:tcBorders>
+            <w:noWrap/>
+          </w:tcPr>
+          <w:p>
+            <w:pPr>
+              <w:rPr>
+                <w:rFonts w:ascii="Calibri" w:hAnsi="Calibri" w:cs="Calibri"/>
+                <w:color w:val="000000"/>
+                <w:lang w:eastAsia="ru-RU"/>
+              </w:rPr>
+            </w:pPr>
+            <w:r>
+              <w:t>1.5</w:t>
+            </w:r>
+          </w:p>
+        </w:tc>
+        <w:tc>
+          <w:tcPr>
+            <w:tcW w:w="414" w:type="pct"/>
+            <w:tcBorders>
+              <w:top w:val="single" w:sz="4" w:space="0" w:color="auto"/>
+              <w:left w:val="single" w:sz="4" w:space="0" w:color="auto"/>
+              <w:bottom w:val="single" w:sz="4" w:space="0" w:color="auto"/>
+              <w:right w:val="single" w:sz="4" w:space="0" w:color="auto"/>
+            </w:tcBorders>
+            <w:noWrap/>
+          </w:tcPr>
+          <w:p>
+            <w:pPr>
+              <w:jc w:val="right"/>
+              <w:rPr>
+                <w:rFonts w:ascii="Calibri" w:hAnsi="Calibri" w:cs="Calibri"/>
+                <w:color w:val="000000"/>
+                <w:lang w:eastAsia="ru-RU"/>
+              </w:rPr>
+            </w:pPr>
+            <w:r>
+              <w:t>1.0</w:t>
+            </w:r>
+          </w:p>
+        </w:tc>
+        <w:tc>
+          <w:tcPr>
+            <w:tcW w:w="414" w:type="pct"/>
+            <w:tcBorders>
+              <w:top w:val="single" w:sz="4" w:space="0" w:color="auto"/>
+              <w:left w:val="single" w:sz="4" w:space="0" w:color="auto"/>
+              <w:bottom w:val="single" w:sz="4" w:space="0" w:color="auto"/>
+              <w:right w:val="single" w:sz="4" w:space="0" w:color="auto"/>
+            </w:tcBorders>
+            <w:noWrap/>
+          </w:tcPr>
+          <w:p>
+            <w:pPr>
+              <w:rPr>
+                <w:rFonts w:ascii="Calibri" w:hAnsi="Calibri" w:cs="Calibri"/>
+                <w:color w:val="000000"/>
+                <w:lang w:eastAsia="ru-RU"/>
+              </w:rPr>
+            </w:pPr>
+            <w:r>
+              <w:t>1</w:t>
+            </w:r>
+          </w:p>
+        </w:tc>
+        <w:tc>
+          <w:tcPr>
+            <w:tcW w:w="414" w:type="pct"/>
+            <w:tcBorders>
+              <w:top w:val="single" w:sz="4" w:space="0" w:color="auto"/>
+              <w:left w:val="single" w:sz="4" w:space="0" w:color="auto"/>
+              <w:bottom w:val="single" w:sz="4" w:space="0" w:color="auto"/>
+              <w:right w:val="single" w:sz="4" w:space="0" w:color="auto"/>
+            </w:tcBorders>
+            <w:noWrap/>
+          </w:tcPr>
+          <w:p>
+            <w:pPr>
+              <w:spacing w:line="256" w:lineRule="auto"/>
+              <w:rPr>
+                <w:sz w:val="20"/>
+                <w:szCs w:val="20"/>
+                <w:lang w:eastAsia="ru-RU"/>
+              </w:rPr>
+            </w:pPr>
+            <w:r>
+              <w:t>0</w:t>
+            </w:r>
+          </w:p>
+        </w:tc>
+        <w:tc>
+          <w:tcPr>
+            <w:tcW w:w="415" w:type="pct"/>
+            <w:tcBorders>
+              <w:top w:val="single" w:sz="4" w:space="0" w:color="auto"/>
+              <w:left w:val="single" w:sz="4" w:space="0" w:color="auto"/>
+              <w:bottom w:val="single" w:sz="4" w:space="0" w:color="auto"/>
+              <w:right w:val="single" w:sz="4" w:space="0" w:color="auto"/>
+            </w:tcBorders>
+            <w:noWrap/>
+          </w:tcPr>
+          <w:p>
+            <w:pPr>
+              <w:spacing w:line="256" w:lineRule="auto"/>
+              <w:rPr>
+                <w:sz w:val="20"/>
+                <w:szCs w:val="20"/>
+                <w:lang w:eastAsia="ru-RU"/>
+              </w:rPr>
+            </w:pPr>
+            <w:r>
+              <w:t>1</w:t>
+            </w:r>
+          </w:p>
+        </w:tc>
+      </w:tr>
+      <w:tr>
+        <w:trPr>
+          <w:trHeight w:val="288"/>
+        </w:trPr>
+        <w:tc>
+          <w:tcPr>
+            <w:tcW w:w="856" w:type="pct"/>
+            <w:tcBorders>
+              <w:top w:val="single" w:sz="4" w:space="0" w:color="auto"/>
+              <w:left w:val="single" w:sz="4" w:space="0" w:color="auto"/>
+              <w:bottom w:val="single" w:sz="4" w:space="0" w:color="auto"/>
+              <w:right w:val="single" w:sz="4" w:space="0" w:color="auto"/>
+            </w:tcBorders>
+            <w:noWrap/>
+          </w:tcPr>
+          <w:p>
+            <w:pPr>
+              <w:rPr>
+                <w:rFonts w:ascii="Calibri" w:hAnsi="Calibri" w:cs="Calibri"/>
+                <w:color w:val="000000"/>
+                <w:lang w:eastAsia="ru-RU"/>
+              </w:rPr>
+            </w:pPr>
+            <w:proofErr w:type="spellStart"/>
+            <w:r>
+              <w:t>MenuWindow</w:t>
+            </w:r>
+            <w:proofErr w:type="spellEnd"/>
+          </w:p>
+        </w:tc>
+        <w:tc>
+          <w:tcPr>
+            <w:tcW w:w="414" w:type="pct"/>
+            <w:tcBorders>
+              <w:top w:val="single" w:sz="4" w:space="0" w:color="auto"/>
+              <w:left w:val="single" w:sz="4" w:space="0" w:color="auto"/>
+              <w:bottom w:val="single" w:sz="4" w:space="0" w:color="auto"/>
+              <w:right w:val="single" w:sz="4" w:space="0" w:color="auto"/>
+            </w:tcBorders>
+            <w:noWrap/>
+          </w:tcPr>
+          <w:p>
+            <w:pPr>
+              <w:jc w:val="right"/>
+              <w:rPr>
+                <w:rFonts w:ascii="Calibri" w:hAnsi="Calibri" w:cs="Calibri"/>
+                <w:color w:val="000000"/>
+                <w:lang w:eastAsia="ru-RU"/>
+              </w:rPr>
+            </w:pPr>
+            <w:r>
+              <w:t>3</w:t>
+            </w:r>
+          </w:p>
+        </w:tc>
+        <w:tc>
+          <w:tcPr>
+            <w:tcW w:w="414" w:type="pct"/>
+            <w:tcBorders>
+              <w:top w:val="single" w:sz="4" w:space="0" w:color="auto"/>
+              <w:left w:val="single" w:sz="4" w:space="0" w:color="auto"/>
+              <w:bottom w:val="single" w:sz="4" w:space="0" w:color="auto"/>
+              <w:right w:val="single" w:sz="4" w:space="0" w:color="auto"/>
+            </w:tcBorders>
+            <w:noWrap/>
+          </w:tcPr>
+          <w:p>
+            <w:pPr>
+              <w:jc w:val="right"/>
+              <w:rPr>
+                <w:rFonts w:ascii="Calibri" w:hAnsi="Calibri" w:cs="Calibri"/>
+                <w:color w:val="000000"/>
+                <w:lang w:eastAsia="ru-RU"/>
+              </w:rPr>
+            </w:pPr>
+            <w:r>
+              <w:t>0</w:t>
+            </w:r>
+          </w:p>
+        </w:tc>
+        <w:tc>
+          <w:tcPr>
+            <w:tcW w:w="414" w:type="pct"/>
+            <w:tcBorders>
+              <w:top w:val="single" w:sz="4" w:space="0" w:color="auto"/>
+              <w:left w:val="single" w:sz="4" w:space="0" w:color="auto"/>
+              <w:bottom w:val="single" w:sz="4" w:space="0" w:color="auto"/>
+              <w:right w:val="single" w:sz="4" w:space="0" w:color="auto"/>
+            </w:tcBorders>
+            <w:noWrap/>
+          </w:tcPr>
+          <w:p>
+            <w:pPr>
+              <w:jc w:val="right"/>
+              <w:rPr>
+                <w:rFonts w:ascii="Calibri" w:hAnsi="Calibri" w:cs="Calibri"/>
+                <w:color w:val="000000"/>
+                <w:lang w:eastAsia="ru-RU"/>
+              </w:rPr>
+            </w:pPr>
+            <w:r>
+              <w:t>1</w:t>
+            </w:r>
+          </w:p>
+        </w:tc>
+        <w:tc>
+          <w:tcPr>
+            <w:tcW w:w="414" w:type="pct"/>
+            <w:tcBorders>
+              <w:top w:val="single" w:sz="4" w:space="0" w:color="auto"/>
+              <w:left w:val="single" w:sz="4" w:space="0" w:color="auto"/>
+              <w:bottom w:val="single" w:sz="4" w:space="0" w:color="auto"/>
+              <w:right w:val="single" w:sz="4" w:space="0" w:color="auto"/>
+            </w:tcBorders>
+            <w:noWrap/>
+          </w:tcPr>
+          <w:p>
+            <w:pPr>
+              <w:jc w:val="right"/>
+              <w:rPr>
+                <w:rFonts w:ascii="Calibri" w:hAnsi="Calibri" w:cs="Calibri"/>
+                <w:color w:val="000000"/>
+                <w:lang w:eastAsia="ru-RU"/>
+              </w:rPr>
+            </w:pPr>
+            <w:r>
+              <w:t>0.3</w:t>
+            </w:r>
+          </w:p>
+        </w:tc>
+        <w:tc>
+          <w:tcPr>
+            <w:tcW w:w="415" w:type="pct"/>
+            <w:tcBorders>
+              <w:top w:val="single" w:sz="4" w:space="0" w:color="auto"/>
+              <w:left w:val="single" w:sz="4" w:space="0" w:color="auto"/>
+              <w:bottom w:val="single" w:sz="4" w:space="0" w:color="auto"/>
+              <w:right w:val="single" w:sz="4" w:space="0" w:color="auto"/>
+            </w:tcBorders>
+            <w:noWrap/>
+          </w:tcPr>
+          <w:p>
+            <w:pPr>
+              <w:jc w:val="right"/>
+              <w:rPr>
+                <w:rFonts w:ascii="Calibri" w:hAnsi="Calibri" w:cs="Calibri"/>
+                <w:color w:val="000000"/>
+                <w:lang w:eastAsia="ru-RU"/>
+              </w:rPr>
+            </w:pPr>
+            <w:r>
+              <w:t>1.5</w:t>
+            </w:r>
+          </w:p>
+        </w:tc>
+        <w:tc>
+          <w:tcPr>
+            <w:tcW w:w="414" w:type="pct"/>
+            <w:tcBorders>
+              <w:top w:val="single" w:sz="4" w:space="0" w:color="auto"/>
+              <w:left w:val="single" w:sz="4" w:space="0" w:color="auto"/>
+              <w:bottom w:val="single" w:sz="4" w:space="0" w:color="auto"/>
+              <w:right w:val="single" w:sz="4" w:space="0" w:color="auto"/>
+            </w:tcBorders>
+            <w:noWrap/>
+          </w:tcPr>
+          <w:p>
+            <w:pPr>
+              <w:rPr>
+                <w:rFonts w:ascii="Calibri" w:hAnsi="Calibri" w:cs="Calibri"/>
+                <w:color w:val="000000"/>
+                <w:lang w:eastAsia="ru-RU"/>
+              </w:rPr>
+            </w:pPr>
+            <w:r>
+              <w:t>1.0</w:t>
+            </w:r>
+          </w:p>
+        </w:tc>
+        <w:tc>
+          <w:tcPr>
+            <w:tcW w:w="414" w:type="pct"/>
+            <w:tcBorders>
+              <w:top w:val="single" w:sz="4" w:space="0" w:color="auto"/>
+              <w:left w:val="single" w:sz="4" w:space="0" w:color="auto"/>
+              <w:bottom w:val="single" w:sz="4" w:space="0" w:color="auto"/>
+              <w:right w:val="single" w:sz="4" w:space="0" w:color="auto"/>
+            </w:tcBorders>
+            <w:noWrap/>
+          </w:tcPr>
+          <w:p>
+            <w:pPr>
+              <w:jc w:val="right"/>
+              <w:rPr>
+                <w:rFonts w:ascii="Calibri" w:hAnsi="Calibri" w:cs="Calibri"/>
+                <w:color w:val="000000"/>
+                <w:lang w:eastAsia="ru-RU"/>
+              </w:rPr>
+            </w:pPr>
+            <w:r>
+              <w:t>0.5</w:t>
+            </w:r>
+          </w:p>
+        </w:tc>
+        <w:tc>
+          <w:tcPr>
+            <w:tcW w:w="414" w:type="pct"/>
+            <w:tcBorders>
+              <w:top w:val="single" w:sz="4" w:space="0" w:color="auto"/>
+              <w:left w:val="single" w:sz="4" w:space="0" w:color="auto"/>
+              <w:bottom w:val="single" w:sz="4" w:space="0" w:color="auto"/>
+              <w:right w:val="single" w:sz="4" w:space="0" w:color="auto"/>
+            </w:tcBorders>
+            <w:noWrap/>
+          </w:tcPr>
+          <w:p>
+            <w:pPr>
+              <w:rPr>
+                <w:rFonts w:ascii="Calibri" w:hAnsi="Calibri" w:cs="Calibri"/>
+                <w:color w:val="000000"/>
+                <w:lang w:eastAsia="ru-RU"/>
+              </w:rPr>
+            </w:pPr>
+            <w:r>
+              <w:t>1</w:t>
+            </w:r>
+          </w:p>
+        </w:tc>
+        <w:tc>
+          <w:tcPr>
+            <w:tcW w:w="414" w:type="pct"/>
+            <w:tcBorders>
+              <w:top w:val="single" w:sz="4" w:space="0" w:color="auto"/>
+              <w:left w:val="single" w:sz="4" w:space="0" w:color="auto"/>
+              <w:bottom w:val="single" w:sz="4" w:space="0" w:color="auto"/>
+              <w:right w:val="single" w:sz="4" w:space="0" w:color="auto"/>
+            </w:tcBorders>
+            <w:noWrap/>
+          </w:tcPr>
+          <w:p>
+            <w:pPr>
+              <w:spacing w:line="256" w:lineRule="auto"/>
+              <w:rPr>
+                <w:sz w:val="20"/>
+                <w:szCs w:val="20"/>
+                <w:lang w:eastAsia="ru-RU"/>
+              </w:rPr>
+            </w:pPr>
+            <w:r>
+              <w:t>0</w:t>
+            </w:r>
+          </w:p>
+        </w:tc>
+        <w:tc>
+          <w:tcPr>
+            <w:tcW w:w="415" w:type="pct"/>
+            <w:tcBorders>
+              <w:top w:val="single" w:sz="4" w:space="0" w:color="auto"/>
+              <w:left w:val="single" w:sz="4" w:space="0" w:color="auto"/>
+              <w:bottom w:val="single" w:sz="4" w:space="0" w:color="auto"/>
+              <w:right w:val="single" w:sz="4" w:space="0" w:color="auto"/>
+            </w:tcBorders>
+            <w:noWrap/>
+          </w:tcPr>
+          <w:p>
+            <w:pPr>
+              <w:spacing w:line="256" w:lineRule="auto"/>
+              <w:rPr>
+                <w:sz w:val="20"/>
+                <w:szCs w:val="20"/>
+                <w:lang w:eastAsia="ru-RU"/>
+              </w:rPr>
+            </w:pPr>
+            <w:r>
+              <w:t>0</w:t>
+            </w:r>
+          </w:p>
+        </w:tc>
+      </w:tr>
+      <w:tr>
+        <w:trPr>
+          <w:trHeight w:val="288"/>
+        </w:trPr>
+        <w:tc>
+          <w:tcPr>
+            <w:tcW w:w="856" w:type="pct"/>
+            <w:tcBorders>
+              <w:top w:val="single" w:sz="4" w:space="0" w:color="auto"/>
+              <w:left w:val="single" w:sz="4" w:space="0" w:color="auto"/>
+              <w:bottom w:val="single" w:sz="4" w:space="0" w:color="auto"/>
+              <w:right w:val="single" w:sz="4" w:space="0" w:color="auto"/>
+            </w:tcBorders>
+            <w:noWrap/>
+          </w:tcPr>
+          <w:p>
+            <w:pPr>
+              <w:jc w:val="both"/>
+              <w:rPr>
+                <w:rFonts w:ascii="Calibri" w:hAnsi="Calibri" w:cs="Calibri"/>
+                <w:color w:val="000000"/>
+                <w:lang w:eastAsia="ru-RU"/>
+              </w:rPr>
+            </w:pPr>
+            <w:proofErr w:type="spellStart"/>
+            <w:r>
+              <w:t>SettingsWindow</w:t>
+            </w:r>
+            <w:proofErr w:type="spellEnd"/>
+          </w:p>
+        </w:tc>
+        <w:tc>
+          <w:tcPr>
+            <w:tcW w:w="414" w:type="pct"/>
+            <w:tcBorders>
+              <w:top w:val="single" w:sz="4" w:space="0" w:color="auto"/>
+              <w:left w:val="single" w:sz="4" w:space="0" w:color="auto"/>
+              <w:bottom w:val="single" w:sz="4" w:space="0" w:color="auto"/>
+              <w:right w:val="single" w:sz="4" w:space="0" w:color="auto"/>
+            </w:tcBorders>
+            <w:noWrap/>
+          </w:tcPr>
+          <w:p>
+            <w:pPr>
+              <w:jc w:val="right"/>
+              <w:rPr>
+                <w:rFonts w:ascii="Calibri" w:hAnsi="Calibri" w:cs="Calibri"/>
+                <w:color w:val="000000"/>
+                <w:lang w:eastAsia="ru-RU"/>
+              </w:rPr>
+            </w:pPr>
+            <w:r>
+              <w:t>4</w:t>
+            </w:r>
+          </w:p>
+        </w:tc>
+        <w:tc>
+          <w:tcPr>
+            <w:tcW w:w="414" w:type="pct"/>
+            <w:tcBorders>
+              <w:top w:val="single" w:sz="4" w:space="0" w:color="auto"/>
+              <w:left w:val="single" w:sz="4" w:space="0" w:color="auto"/>
+              <w:bottom w:val="single" w:sz="4" w:space="0" w:color="auto"/>
+              <w:right w:val="single" w:sz="4" w:space="0" w:color="auto"/>
+            </w:tcBorders>
+            <w:noWrap/>
+          </w:tcPr>
+          <w:p>
+            <w:pPr>
+              <w:jc w:val="right"/>
+              <w:rPr>
+                <w:rFonts w:ascii="Calibri" w:hAnsi="Calibri" w:cs="Calibri"/>
+                <w:color w:val="000000"/>
+                <w:lang w:eastAsia="ru-RU"/>
+              </w:rPr>
+            </w:pPr>
+            <w:r>
+              <w:t>0</w:t>
+            </w:r>
+          </w:p>
+        </w:tc>
+        <w:tc>
+          <w:tcPr>
+            <w:tcW w:w="414" w:type="pct"/>
+            <w:tcBorders>
+              <w:top w:val="single" w:sz="4" w:space="0" w:color="auto"/>
+              <w:left w:val="single" w:sz="4" w:space="0" w:color="auto"/>
+              <w:bottom w:val="single" w:sz="4" w:space="0" w:color="auto"/>
+              <w:right w:val="single" w:sz="4" w:space="0" w:color="auto"/>
+            </w:tcBorders>
+            <w:noWrap/>
+          </w:tcPr>
+          <w:p>
+            <w:pPr>
+              <w:jc w:val="right"/>
+              <w:rPr>
+                <w:rFonts w:ascii="Calibri" w:hAnsi="Calibri" w:cs="Calibri"/>
+                <w:color w:val="000000"/>
+                <w:lang w:eastAsia="ru-RU"/>
+              </w:rPr>
+            </w:pPr>
+            <w:r>
+              <w:t>1</w:t>
+            </w:r>
+          </w:p>
+        </w:tc>
+        <w:tc>
+          <w:tcPr>
+            <w:tcW w:w="414" w:type="pct"/>
+            <w:tcBorders>
+              <w:top w:val="single" w:sz="4" w:space="0" w:color="auto"/>
+              <w:left w:val="single" w:sz="4" w:space="0" w:color="auto"/>
+              <w:bottom w:val="single" w:sz="4" w:space="0" w:color="auto"/>
+              <w:right w:val="single" w:sz="4" w:space="0" w:color="auto"/>
+            </w:tcBorders>
+            <w:noWrap/>
+          </w:tcPr>
+          <w:p>
+            <w:pPr>
+              <w:jc w:val="right"/>
+              <w:rPr>
+                <w:rFonts w:ascii="Calibri" w:hAnsi="Calibri" w:cs="Calibri"/>
+                <w:color w:val="000000"/>
+                <w:lang w:eastAsia="ru-RU"/>
+              </w:rPr>
+            </w:pPr>
+            <w:r>
+              <w:t>0.4</w:t>
+            </w:r>
+          </w:p>
+        </w:tc>
+        <w:tc>
+          <w:tcPr>
+            <w:tcW w:w="415" w:type="pct"/>
+            <w:tcBorders>
+              <w:top w:val="single" w:sz="4" w:space="0" w:color="auto"/>
+              <w:left w:val="single" w:sz="4" w:space="0" w:color="auto"/>
+              <w:bottom w:val="single" w:sz="4" w:space="0" w:color="auto"/>
+              <w:right w:val="single" w:sz="4" w:space="0" w:color="auto"/>
+            </w:tcBorders>
+            <w:noWrap/>
+          </w:tcPr>
+          <w:p>
+            <w:pPr>
+              <w:jc w:val="right"/>
+              <w:rPr>
+                <w:rFonts w:ascii="Calibri" w:hAnsi="Calibri" w:cs="Calibri"/>
+                <w:color w:val="000000"/>
+                <w:lang w:eastAsia="ru-RU"/>
+              </w:rPr>
+            </w:pPr>
+            <w:r>
+              <w:t>1.8</w:t>
+            </w:r>
+          </w:p>
+        </w:tc>
+        <w:tc>
+          <w:tcPr>
+            <w:tcW w:w="414" w:type="pct"/>
+            <w:tcBorders>
+              <w:top w:val="single" w:sz="4" w:space="0" w:color="auto"/>
+              <w:left w:val="single" w:sz="4" w:space="0" w:color="auto"/>
+              <w:bottom w:val="single" w:sz="4" w:space="0" w:color="auto"/>
+              <w:right w:val="single" w:sz="4" w:space="0" w:color="auto"/>
+            </w:tcBorders>
+            <w:noWrap/>
+          </w:tcPr>
+          <w:p>
+            <w:pPr>
+              <w:rPr>
+                <w:rFonts w:ascii="Calibri" w:hAnsi="Calibri" w:cs="Calibri"/>
+                <w:color w:val="000000"/>
+                <w:lang w:eastAsia="ru-RU"/>
+              </w:rPr>
+            </w:pPr>
+            <w:r>
+              <w:t>1.2</w:t>
+            </w:r>
+          </w:p>
+        </w:tc>
+        <w:tc>
+          <w:tcPr>
+            <w:tcW w:w="414" w:type="pct"/>
+            <w:tcBorders>
+              <w:top w:val="single" w:sz="4" w:space="0" w:color="auto"/>
+              <w:left w:val="single" w:sz="4" w:space="0" w:color="auto"/>
+              <w:bottom w:val="single" w:sz="4" w:space="0" w:color="auto"/>
+              <w:right w:val="single" w:sz="4" w:space="0" w:color="auto"/>
+            </w:tcBorders>
+            <w:noWrap/>
+          </w:tcPr>
+          <w:p>
+            <w:pPr>
+              <w:jc w:val="right"/>
+              <w:rPr>
+                <w:rFonts w:ascii="Calibri" w:hAnsi="Calibri" w:cs="Calibri"/>
+                <w:color w:val="000000"/>
+                <w:lang w:eastAsia="ru-RU"/>
+              </w:rPr>
+            </w:pPr>
+            <w:r>
+              <w:t>0.7</w:t>
+            </w:r>
+          </w:p>
+        </w:tc>
+        <w:tc>
+          <w:tcPr>
+            <w:tcW w:w="414" w:type="pct"/>
+            <w:tcBorders>
+              <w:top w:val="single" w:sz="4" w:space="0" w:color="auto"/>
+              <w:left w:val="single" w:sz="4" w:space="0" w:color="auto"/>
+              <w:bottom w:val="single" w:sz="4" w:space="0" w:color="auto"/>
+              <w:right w:val="single" w:sz="4" w:space="0" w:color="auto"/>
+            </w:tcBorders>
+            <w:noWrap/>
+          </w:tcPr>
+          <w:p>
+            <w:pPr>
+              <w:rPr>
+                <w:rFonts w:ascii="Calibri" w:hAnsi="Calibri" w:cs="Calibri"/>
+                <w:color w:val="000000"/>
+                <w:lang w:eastAsia="ru-RU"/>
+              </w:rPr>
+            </w:pPr>
+            <w:r>
+              <w:t>1</w:t>
+            </w:r>
+          </w:p>
+        </w:tc>
+        <w:tc>
+          <w:tcPr>
+            <w:tcW w:w="414" w:type="pct"/>
+            <w:tcBorders>
+              <w:top w:val="single" w:sz="4" w:space="0" w:color="auto"/>
+              <w:left w:val="single" w:sz="4" w:space="0" w:color="auto"/>
+              <w:bottom w:val="single" w:sz="4" w:space="0" w:color="auto"/>
+              <w:right w:val="single" w:sz="4" w:space="0" w:color="auto"/>
+            </w:tcBorders>
+            <w:noWrap/>
+          </w:tcPr>
+          <w:p>
+            <w:pPr>
+              <w:spacing w:line="256" w:lineRule="auto"/>
+              <w:rPr>
+                <w:sz w:val="20"/>
+                <w:szCs w:val="20"/>
+                <w:lang w:eastAsia="ru-RU"/>
+              </w:rPr>
+            </w:pPr>
+            <w:r>
+              <w:t>0</w:t>
+            </w:r>
+          </w:p>
+        </w:tc>
+        <w:tc>
+          <w:tcPr>
+            <w:tcW w:w="415" w:type="pct"/>
+            <w:tcBorders>
+              <w:top w:val="single" w:sz="4" w:space="0" w:color="auto"/>
+              <w:left w:val="single" w:sz="4" w:space="0" w:color="auto"/>
+              <w:bottom w:val="single" w:sz="4" w:space="0" w:color="auto"/>
+              <w:right w:val="single" w:sz="4" w:space="0" w:color="auto"/>
+            </w:tcBorders>
+            <w:noWrap/>
+          </w:tcPr>
+          <w:p>
+            <w:pPr>
+              <w:spacing w:line="256" w:lineRule="auto"/>
+              <w:rPr>
+                <w:sz w:val="20"/>
+                <w:szCs w:val="20"/>
+                <w:lang w:eastAsia="ru-RU"/>
+              </w:rPr>
+            </w:pPr>
+            <w:r>
+              <w:t>1</w:t>
+            </w:r>
+          </w:p>
+        </w:tc>
+      </w:tr>
+      <w:tr>
+        <w:trPr>
+          <w:trHeight w:val="288"/>
+        </w:trPr>
+        <w:tc>
+          <w:tcPr>
+            <w:tcW w:w="856" w:type="pct"/>
+            <w:tcBorders>
+              <w:top w:val="single" w:sz="4" w:space="0" w:color="auto"/>
+              <w:left w:val="single" w:sz="4" w:space="0" w:color="auto"/>
+              <w:bottom w:val="single" w:sz="4" w:space="0" w:color="auto"/>
+              <w:right w:val="single" w:sz="4" w:space="0" w:color="auto"/>
+            </w:tcBorders>
+            <w:noWrap/>
+          </w:tcPr>
+          <w:p>
+            <w:pPr>
+              <w:rPr>
+                <w:rFonts w:ascii="Calibri" w:hAnsi="Calibri" w:cs="Calibri"/>
+                <w:color w:val="000000"/>
+                <w:lang w:eastAsia="ru-RU"/>
+              </w:rPr>
+            </w:pPr>
+            <w:proofErr w:type="spellStart"/>
+            <w:r>
+              <w:t>GameWindow</w:t>
+            </w:r>
+            <w:proofErr w:type="spellEnd"/>
+          </w:p>
+        </w:tc>
+        <w:tc>
+          <w:tcPr>
+            <w:tcW w:w="414" w:type="pct"/>
+            <w:tcBorders>
+              <w:top w:val="single" w:sz="4" w:space="0" w:color="auto"/>
+              <w:left w:val="single" w:sz="4" w:space="0" w:color="auto"/>
+              <w:bottom w:val="single" w:sz="4" w:space="0" w:color="auto"/>
+              <w:right w:val="single" w:sz="4" w:space="0" w:color="auto"/>
+            </w:tcBorders>
+            <w:noWrap/>
+          </w:tcPr>
+          <w:p>
+            <w:pPr>
+              <w:jc w:val="right"/>
+              <w:rPr>
+                <w:rFonts w:ascii="Calibri" w:hAnsi="Calibri" w:cs="Calibri"/>
+                <w:color w:val="000000"/>
+                <w:lang w:eastAsia="ru-RU"/>
+              </w:rPr>
+            </w:pPr>
+            <w:r>
+              <w:t>6</w:t>
+            </w:r>
+          </w:p>
+        </w:tc>
+        <w:tc>
+          <w:tcPr>
+            <w:tcW w:w="414" w:type="pct"/>
+            <w:tcBorders>
+              <w:top w:val="single" w:sz="4" w:space="0" w:color="auto"/>
+              <w:left w:val="single" w:sz="4" w:space="0" w:color="auto"/>
+              <w:bottom w:val="single" w:sz="4" w:space="0" w:color="auto"/>
+              <w:right w:val="single" w:sz="4" w:space="0" w:color="auto"/>
+            </w:tcBorders>
+            <w:noWrap/>
+          </w:tcPr>
+          <w:p>
+            <w:pPr>
+              <w:jc w:val="right"/>
+              <w:rPr>
+                <w:rFonts w:ascii="Calibri" w:hAnsi="Calibri" w:cs="Calibri"/>
+                <w:color w:val="000000"/>
+                <w:lang w:eastAsia="ru-RU"/>
+              </w:rPr>
+            </w:pPr>
+            <w:r>
+              <w:t>0</w:t>
+            </w:r>
+          </w:p>
+        </w:tc>
+        <w:tc>
+          <w:tcPr>
+            <w:tcW w:w="414" w:type="pct"/>
+            <w:tcBorders>
+              <w:top w:val="single" w:sz="4" w:space="0" w:color="auto"/>
+              <w:left w:val="single" w:sz="4" w:space="0" w:color="auto"/>
+              <w:bottom w:val="single" w:sz="4" w:space="0" w:color="auto"/>
+              <w:right w:val="single" w:sz="4" w:space="0" w:color="auto"/>
+            </w:tcBorders>
+            <w:noWrap/>
+          </w:tcPr>
+          <w:p>
+            <w:pPr>
+              <w:jc w:val="right"/>
+              <w:rPr>
+                <w:rFonts w:ascii="Calibri" w:hAnsi="Calibri" w:cs="Calibri"/>
+                <w:color w:val="000000"/>
+                <w:lang w:eastAsia="ru-RU"/>
+              </w:rPr>
+            </w:pPr>
+            <w:r>
+              <w:t>3</w:t>
+            </w:r>
+          </w:p>
+        </w:tc>
+        <w:tc>
+          <w:tcPr>
+            <w:tcW w:w="414" w:type="pct"/>
+            <w:tcBorders>
+              <w:top w:val="single" w:sz="4" w:space="0" w:color="auto"/>
+              <w:left w:val="single" w:sz="4" w:space="0" w:color="auto"/>
+              <w:bottom w:val="single" w:sz="4" w:space="0" w:color="auto"/>
+              <w:right w:val="single" w:sz="4" w:space="0" w:color="auto"/>
+            </w:tcBorders>
+            <w:noWrap/>
+          </w:tcPr>
+          <w:p>
+            <w:pPr>
+              <w:jc w:val="right"/>
+              <w:rPr>
+                <w:rFonts w:ascii="Calibri" w:hAnsi="Calibri" w:cs="Calibri"/>
+                <w:color w:val="000000"/>
+                <w:lang w:eastAsia="ru-RU"/>
+              </w:rPr>
+            </w:pPr>
+            <w:r>
+              <w:t>0.6</w:t>
+            </w:r>
+          </w:p>
+        </w:tc>
+        <w:tc>
+          <w:tcPr>
+            <w:tcW w:w="415" w:type="pct"/>
+            <w:tcBorders>
+              <w:top w:val="single" w:sz="4" w:space="0" w:color="auto"/>
+              <w:left w:val="single" w:sz="4" w:space="0" w:color="auto"/>
+              <w:bottom w:val="single" w:sz="4" w:space="0" w:color="auto"/>
+              <w:right w:val="single" w:sz="4" w:space="0" w:color="auto"/>
+            </w:tcBorders>
+            <w:noWrap/>
+          </w:tcPr>
+          <w:p>
+            <w:pPr>
+              <w:jc w:val="center"/>
+              <w:rPr>
+                <w:rFonts w:ascii="Calibri" w:hAnsi="Calibri" w:cs="Calibri"/>
+                <w:color w:val="000000"/>
+                <w:lang w:eastAsia="ru-RU"/>
+              </w:rPr>
+            </w:pPr>
+            <w:r>
+              <w:t>2.5</w:t>
+            </w:r>
+          </w:p>
+        </w:tc>
+        <w:tc>
+          <w:tcPr>
+            <w:tcW w:w="414" w:type="pct"/>
+            <w:tcBorders>
+              <w:top w:val="single" w:sz="4" w:space="0" w:color="auto"/>
+              <w:left w:val="single" w:sz="4" w:space="0" w:color="auto"/>
+              <w:bottom w:val="single" w:sz="4" w:space="0" w:color="auto"/>
+              <w:right w:val="single" w:sz="4" w:space="0" w:color="auto"/>
+            </w:tcBorders>
+            <w:noWrap/>
+          </w:tcPr>
+          <w:p>
+            <w:pPr>
+              <w:rPr>
+                <w:rFonts w:ascii="Calibri" w:hAnsi="Calibri" w:cs="Calibri"/>
+                <w:color w:val="000000"/>
+                <w:lang w:eastAsia="ru-RU"/>
+              </w:rPr>
+            </w:pPr>
+            <w:r>
+              <w:t>2.0</w:t>
+            </w:r>
+          </w:p>
+        </w:tc>
+        <w:tc>
+          <w:tcPr>
+            <w:tcW w:w="414" w:type="pct"/>
+            <w:tcBorders>
+              <w:top w:val="single" w:sz="4" w:space="0" w:color="auto"/>
+              <w:left w:val="single" w:sz="4" w:space="0" w:color="auto"/>
+              <w:bottom w:val="single" w:sz="4" w:space="0" w:color="auto"/>
+              <w:right w:val="single" w:sz="4" w:space="0" w:color="auto"/>
+            </w:tcBorders>
+            <w:noWrap/>
+          </w:tcPr>
+          <w:p>
+            <w:pPr>
+              <w:jc w:val="center"/>
+              <w:rPr>
+                <w:rFonts w:ascii="Calibri" w:hAnsi="Calibri" w:cs="Calibri"/>
+                <w:color w:val="000000"/>
+                <w:lang w:eastAsia="ru-RU"/>
+              </w:rPr>
+            </w:pPr>
+            <w:r>
+              <w:t>1.5</w:t>
+            </w:r>
+          </w:p>
+        </w:tc>
+        <w:tc>
+          <w:tcPr>
+            <w:tcW w:w="414" w:type="pct"/>
+            <w:tcBorders>
+              <w:top w:val="single" w:sz="4" w:space="0" w:color="auto"/>
+              <w:left w:val="single" w:sz="4" w:space="0" w:color="auto"/>
+              <w:bottom w:val="single" w:sz="4" w:space="0" w:color="auto"/>
+              <w:right w:val="single" w:sz="4" w:space="0" w:color="auto"/>
+            </w:tcBorders>
+            <w:noWrap/>
+          </w:tcPr>
+          <w:p>
+            <w:pPr>
+              <w:rPr>
+                <w:rFonts w:ascii="Calibri" w:hAnsi="Calibri" w:cs="Calibri"/>
+                <w:color w:val="000000"/>
+                <w:lang w:eastAsia="ru-RU"/>
+              </w:rPr>
+            </w:pPr>
+            <w:r>
+              <w:t>2</w:t>
+            </w:r>
+          </w:p>
+        </w:tc>
+        <w:tc>
+          <w:tcPr>
+            <w:tcW w:w="414" w:type="pct"/>
+            <w:tcBorders>
+              <w:top w:val="single" w:sz="4" w:space="0" w:color="auto"/>
+              <w:left w:val="single" w:sz="4" w:space="0" w:color="auto"/>
+              <w:bottom w:val="single" w:sz="4" w:space="0" w:color="auto"/>
+              <w:right w:val="single" w:sz="4" w:space="0" w:color="auto"/>
+            </w:tcBorders>
+            <w:noWrap/>
+          </w:tcPr>
+          <w:p>
+            <w:pPr>
+              <w:spacing w:line="256" w:lineRule="auto"/>
+              <w:rPr>
+                <w:sz w:val="20"/>
+                <w:szCs w:val="20"/>
+                <w:lang w:eastAsia="ru-RU"/>
+              </w:rPr>
+            </w:pPr>
+            <w:r>
+              <w:t>0</w:t>
+            </w:r>
+          </w:p>
+        </w:tc>
+        <w:tc>
+          <w:tcPr>
+            <w:tcW w:w="415" w:type="pct"/>
+            <w:tcBorders>
+              <w:top w:val="single" w:sz="4" w:space="0" w:color="auto"/>
+              <w:left w:val="single" w:sz="4" w:space="0" w:color="auto"/>
+              <w:bottom w:val="single" w:sz="4" w:space="0" w:color="auto"/>
+              <w:right w:val="single" w:sz="4" w:space="0" w:color="auto"/>
+            </w:tcBorders>
+            <w:noWrap/>
+          </w:tcPr>
+          <w:p>
+            <w:pPr>
+              <w:spacing w:line="256" w:lineRule="auto"/>
+              <w:rPr>
+                <w:sz w:val="20"/>
+                <w:szCs w:val="20"/>
+                <w:lang w:eastAsia="ru-RU"/>
+              </w:rPr>
+            </w:pPr>
+            <w:r>
+              <w:t>1</w:t>
+            </w:r>
+          </w:p>
+        </w:tc>
+      </w:tr>
+      <w:tr>
+        <w:trPr>
+          <w:trHeight w:val="288"/>
+        </w:trPr>
+        <w:tc>
+          <w:tcPr>
+            <w:tcW w:w="856" w:type="pct"/>
+            <w:tcBorders>
+              <w:top w:val="single" w:sz="4" w:space="0" w:color="auto"/>
+              <w:left w:val="single" w:sz="4" w:space="0" w:color="auto"/>
+              <w:bottom w:val="single" w:sz="4" w:space="0" w:color="auto"/>
+              <w:right w:val="single" w:sz="4" w:space="0" w:color="auto"/>
+            </w:tcBorders>
+            <w:noWrap/>
+          </w:tcPr>
+          <w:p>
+            <w:pPr>
+              <w:rPr>
+                <w:rFonts w:ascii="Calibri" w:hAnsi="Calibri" w:cs="Calibri"/>
+                <w:color w:val="000000"/>
+                <w:lang w:eastAsia="ru-RU"/>
+              </w:rPr>
+            </w:pPr>
+            <w:proofErr w:type="spellStart"/>
+            <w:r>
+              <w:t>WinDialog</w:t>
+            </w:r>
+            <w:proofErr w:type="spellEnd"/>
+          </w:p>
+        </w:tc>
+        <w:tc>
+          <w:tcPr>
+            <w:tcW w:w="414" w:type="pct"/>
+            <w:tcBorders>
+              <w:top w:val="single" w:sz="4" w:space="0" w:color="auto"/>
+              <w:left w:val="single" w:sz="4" w:space="0" w:color="auto"/>
+              <w:bottom w:val="single" w:sz="4" w:space="0" w:color="auto"/>
+              <w:right w:val="single" w:sz="4" w:space="0" w:color="auto"/>
+            </w:tcBorders>
+            <w:noWrap/>
+          </w:tcPr>
+          <w:p>
+            <w:pPr>
+              <w:jc w:val="right"/>
+              <w:rPr>
+                <w:rFonts w:ascii="Calibri" w:hAnsi="Calibri" w:cs="Calibri"/>
+                <w:color w:val="000000"/>
+                <w:lang w:eastAsia="ru-RU"/>
+              </w:rPr>
+            </w:pPr>
+            <w:r>
+              <w:t>1</w:t>
+            </w:r>
+          </w:p>
+        </w:tc>
+        <w:tc>
+          <w:tcPr>
+            <w:tcW w:w="414" w:type="pct"/>
+            <w:tcBorders>
+              <w:top w:val="single" w:sz="4" w:space="0" w:color="auto"/>
+              <w:left w:val="single" w:sz="4" w:space="0" w:color="auto"/>
+              <w:bottom w:val="single" w:sz="4" w:space="0" w:color="auto"/>
+              <w:right w:val="single" w:sz="4" w:space="0" w:color="auto"/>
+            </w:tcBorders>
+            <w:noWrap/>
+          </w:tcPr>
+          <w:p>
+            <w:pPr>
+              <w:jc w:val="right"/>
+              <w:rPr>
+                <w:rFonts w:ascii="Calibri" w:hAnsi="Calibri" w:cs="Calibri"/>
+                <w:color w:val="000000"/>
+                <w:lang w:eastAsia="ru-RU"/>
+              </w:rPr>
+            </w:pPr>
+            <w:r>
+              <w:t>0</w:t>
+            </w:r>
+          </w:p>
+        </w:tc>
+        <w:tc>
+          <w:tcPr>
+            <w:tcW w:w="414" w:type="pct"/>
+            <w:tcBorders>
+              <w:top w:val="single" w:sz="4" w:space="0" w:color="auto"/>
+              <w:left w:val="single" w:sz="4" w:space="0" w:color="auto"/>
+              <w:bottom w:val="single" w:sz="4" w:space="0" w:color="auto"/>
+              <w:right w:val="single" w:sz="4" w:space="0" w:color="auto"/>
+            </w:tcBorders>
+            <w:noWrap/>
+          </w:tcPr>
+          <w:p>
+            <w:pPr>
+              <w:jc w:val="right"/>
+              <w:rPr>
+                <w:rFonts w:ascii="Calibri" w:hAnsi="Calibri" w:cs="Calibri"/>
+                <w:color w:val="000000"/>
+                <w:lang w:eastAsia="ru-RU"/>
+              </w:rPr>
+            </w:pPr>
+            <w:r>
+              <w:t>0</w:t>
+            </w:r>
+          </w:p>
+        </w:tc>
+        <w:tc>
+          <w:tcPr>
+            <w:tcW w:w="414" w:type="pct"/>
+            <w:tcBorders>
+              <w:top w:val="single" w:sz="4" w:space="0" w:color="auto"/>
+              <w:left w:val="single" w:sz="4" w:space="0" w:color="auto"/>
+              <w:bottom w:val="single" w:sz="4" w:space="0" w:color="auto"/>
+              <w:right w:val="single" w:sz="4" w:space="0" w:color="auto"/>
+            </w:tcBorders>
+            <w:noWrap/>
+          </w:tcPr>
+          <w:p>
+            <w:pPr>
+              <w:jc w:val="right"/>
+              <w:rPr>
+                <w:rFonts w:ascii="Calibri" w:hAnsi="Calibri" w:cs="Calibri"/>
+                <w:color w:val="000000"/>
+                <w:lang w:eastAsia="ru-RU"/>
+              </w:rPr>
+            </w:pPr>
+            <w:r>
+              <w:t>0.1</w:t>
+            </w:r>
+          </w:p>
+        </w:tc>
+        <w:tc>
+          <w:tcPr>
+            <w:tcW w:w="415" w:type="pct"/>
+            <w:tcBorders>
+              <w:top w:val="single" w:sz="4" w:space="0" w:color="auto"/>
+              <w:left w:val="single" w:sz="4" w:space="0" w:color="auto"/>
+              <w:bottom w:val="single" w:sz="4" w:space="0" w:color="auto"/>
+              <w:right w:val="single" w:sz="4" w:space="0" w:color="auto"/>
+            </w:tcBorders>
+            <w:noWrap/>
+          </w:tcPr>
+          <w:p>
+            <w:pPr>
+              <w:jc w:val="right"/>
+              <w:rPr>
+                <w:rFonts w:ascii="Calibri" w:hAnsi="Calibri" w:cs="Calibri"/>
+                <w:color w:val="000000"/>
+                <w:lang w:eastAsia="ru-RU"/>
+              </w:rPr>
+            </w:pPr>
+            <w:r>
+              <w:t>0.5</w:t>
+            </w:r>
+          </w:p>
+        </w:tc>
+        <w:tc>
+          <w:tcPr>
+            <w:tcW w:w="414" w:type="pct"/>
+            <w:tcBorders>
+              <w:top w:val="single" w:sz="4" w:space="0" w:color="auto"/>
+              <w:left w:val="single" w:sz="4" w:space="0" w:color="auto"/>
+              <w:bottom w:val="single" w:sz="4" w:space="0" w:color="auto"/>
+              <w:right w:val="single" w:sz="4" w:space="0" w:color="auto"/>
+            </w:tcBorders>
+            <w:noWrap/>
+          </w:tcPr>
+          <w:p>
+            <w:pPr>
+              <w:rPr>
+                <w:rFonts w:ascii="Calibri" w:hAnsi="Calibri" w:cs="Calibri"/>
+                <w:color w:val="000000"/>
+                <w:lang w:eastAsia="ru-RU"/>
+              </w:rPr>
+            </w:pPr>
+            <w:r>
+              <w:t>0.3</w:t>
+            </w:r>
+          </w:p>
+        </w:tc>
+        <w:tc>
+          <w:tcPr>
+            <w:tcW w:w="414" w:type="pct"/>
+            <w:tcBorders>
+              <w:top w:val="single" w:sz="4" w:space="0" w:color="auto"/>
+              <w:left w:val="single" w:sz="4" w:space="0" w:color="auto"/>
+              <w:bottom w:val="single" w:sz="4" w:space="0" w:color="auto"/>
+              <w:right w:val="single" w:sz="4" w:space="0" w:color="auto"/>
+            </w:tcBorders>
+            <w:noWrap/>
+          </w:tcPr>
+          <w:p>
+            <w:pPr>
+              <w:jc w:val="right"/>
+              <w:rPr>
+                <w:rFonts w:ascii="Calibri" w:hAnsi="Calibri" w:cs="Calibri"/>
+                <w:color w:val="000000"/>
+                <w:lang w:eastAsia="ru-RU"/>
+              </w:rPr>
+            </w:pPr>
+            <w:r>
+              <w:t>0.1</w:t>
+            </w:r>
+          </w:p>
+        </w:tc>
+        <w:tc>
+          <w:tcPr>
+            <w:tcW w:w="414" w:type="pct"/>
+            <w:tcBorders>
+              <w:top w:val="single" w:sz="4" w:space="0" w:color="auto"/>
+              <w:left w:val="single" w:sz="4" w:space="0" w:color="auto"/>
+              <w:bottom w:val="single" w:sz="4" w:space="0" w:color="auto"/>
+              <w:right w:val="single" w:sz="4" w:space="0" w:color="auto"/>
+            </w:tcBorders>
+            <w:noWrap/>
+          </w:tcPr>
+          <w:p>
+            <w:pPr>
+              <w:rPr>
+                <w:rFonts w:ascii="Calibri" w:hAnsi="Calibri" w:cs="Calibri"/>
+                <w:color w:val="000000"/>
+                <w:lang w:eastAsia="ru-RU"/>
+              </w:rPr>
+            </w:pPr>
+            <w:r>
+              <w:t>0</w:t>
+            </w:r>
+          </w:p>
+        </w:tc>
+        <w:tc>
+          <w:tcPr>
+            <w:tcW w:w="414" w:type="pct"/>
+            <w:tcBorders>
+              <w:top w:val="single" w:sz="4" w:space="0" w:color="auto"/>
+              <w:left w:val="single" w:sz="4" w:space="0" w:color="auto"/>
+              <w:bottom w:val="single" w:sz="4" w:space="0" w:color="auto"/>
+              <w:right w:val="single" w:sz="4" w:space="0" w:color="auto"/>
+            </w:tcBorders>
+            <w:noWrap/>
+          </w:tcPr>
+          <w:p>
+            <w:pPr>
+              <w:spacing w:line="256" w:lineRule="auto"/>
+              <w:rPr>
+                <w:sz w:val="20"/>
+                <w:szCs w:val="20"/>
+                <w:lang w:eastAsia="ru-RU"/>
+              </w:rPr>
+            </w:pPr>
+            <w:r>
+              <w:t>0</w:t>
+            </w:r>
+          </w:p>
+        </w:tc>
+        <w:tc>
+          <w:tcPr>
+            <w:tcW w:w="415" w:type="pct"/>
+            <w:tcBorders>
+              <w:top w:val="single" w:sz="4" w:space="0" w:color="auto"/>
+              <w:left w:val="single" w:sz="4" w:space="0" w:color="auto"/>
+              <w:bottom w:val="single" w:sz="4" w:space="0" w:color="auto"/>
+              <w:right w:val="single" w:sz="4" w:space="0" w:color="auto"/>
+            </w:tcBorders>
+            <w:noWrap/>
+          </w:tcPr>
+          <w:p>
+            <w:pPr>
+              <w:spacing w:line="256" w:lineRule="auto"/>
+              <w:rPr>
+                <w:sz w:val="20"/>
+                <w:szCs w:val="20"/>
+                <w:lang w:eastAsia="ru-RU"/>
+              </w:rPr>
+            </w:pPr>
+            <w:r>
+              <w:t>0</w:t>
+            </w:r>
+          </w:p>
+        </w:tc>
+      </w:tr>
+      <w:tr>
+        <w:trPr>
+          <w:trHeight w:val="288"/>
+        </w:trPr>
+        <w:tc>
+          <w:tcPr>
+            <w:tcW w:w="856" w:type="pct"/>
+            <w:tcBorders>
+              <w:top w:val="single" w:sz="4" w:space="0" w:color="auto"/>
+              <w:left w:val="single" w:sz="4" w:space="0" w:color="auto"/>
+              <w:bottom w:val="single" w:sz="4" w:space="0" w:color="auto"/>
+              <w:right w:val="single" w:sz="4" w:space="0" w:color="auto"/>
+            </w:tcBorders>
+            <w:noWrap/>
+            <w:vAlign w:val="bottom"/>
+          </w:tcPr>
+          <w:p>
+            <w:pPr>
+              <w:rPr>
+                <w:rFonts w:ascii="Calibri" w:hAnsi="Calibri" w:cs="Calibri"/>
+                <w:color w:val="000000"/>
+                <w:lang w:eastAsia="ru-RU"/>
+              </w:rPr>
+            </w:pPr>
+          </w:p>
+        </w:tc>
+        <w:tc>
+          <w:tcPr>
+            <w:tcW w:w="414" w:type="pct"/>
+            <w:tcBorders>
+              <w:top w:val="single" w:sz="4" w:space="0" w:color="auto"/>
+              <w:left w:val="single" w:sz="4" w:space="0" w:color="auto"/>
+              <w:bottom w:val="single" w:sz="4" w:space="0" w:color="auto"/>
+              <w:right w:val="single" w:sz="4" w:space="0" w:color="auto"/>
+            </w:tcBorders>
+            <w:noWrap/>
+            <w:vAlign w:val="bottom"/>
+          </w:tcPr>
+          <w:p>
+            <w:pPr>
+              <w:jc w:val="right"/>
+              <w:rPr>
+                <w:rFonts w:ascii="Calibri" w:hAnsi="Calibri" w:cs="Calibri"/>
+                <w:color w:val="000000"/>
+                <w:lang w:eastAsia="ru-RU"/>
+              </w:rPr>
+            </w:pPr>
+          </w:p>
+        </w:tc>
+        <w:tc>
+          <w:tcPr>
+            <w:tcW w:w="414" w:type="pct"/>
+            <w:tcBorders>
+              <w:top w:val="single" w:sz="4" w:space="0" w:color="auto"/>
+              <w:left w:val="single" w:sz="4" w:space="0" w:color="auto"/>
+              <w:bottom w:val="single" w:sz="4" w:space="0" w:color="auto"/>
+              <w:right w:val="single" w:sz="4" w:space="0" w:color="auto"/>
+            </w:tcBorders>
+            <w:noWrap/>
+            <w:vAlign w:val="bottom"/>
+          </w:tcPr>
+          <w:p>
+            <w:pPr>
+              <w:jc w:val="right"/>
+              <w:rPr>
+                <w:rFonts w:ascii="Calibri" w:hAnsi="Calibri" w:cs="Calibri"/>
+                <w:color w:val="000000"/>
+                <w:lang w:eastAsia="ru-RU"/>
+              </w:rPr>
+            </w:pPr>
+          </w:p>
+        </w:tc>
+        <w:tc>
+          <w:tcPr>
+            <w:tcW w:w="414" w:type="pct"/>
+            <w:tcBorders>
+              <w:top w:val="single" w:sz="4" w:space="0" w:color="auto"/>
+              <w:left w:val="single" w:sz="4" w:space="0" w:color="auto"/>
+              <w:bottom w:val="single" w:sz="4" w:space="0" w:color="auto"/>
+              <w:right w:val="single" w:sz="4" w:space="0" w:color="auto"/>
+            </w:tcBorders>
+            <w:noWrap/>
+            <w:vAlign w:val="bottom"/>
+          </w:tcPr>
+          <w:p>
+            <w:pPr>
+              <w:jc w:val="right"/>
+              <w:rPr>
+                <w:rFonts w:ascii="Calibri" w:hAnsi="Calibri" w:cs="Calibri"/>
+                <w:color w:val="000000"/>
+                <w:lang w:eastAsia="ru-RU"/>
+              </w:rPr>
+            </w:pPr>
+          </w:p>
+        </w:tc>
+        <w:tc>
+          <w:tcPr>
+            <w:tcW w:w="414" w:type="pct"/>
+            <w:tcBorders>
+              <w:top w:val="single" w:sz="4" w:space="0" w:color="auto"/>
+              <w:left w:val="single" w:sz="4" w:space="0" w:color="auto"/>
+              <w:bottom w:val="single" w:sz="4" w:space="0" w:color="auto"/>
+              <w:right w:val="single" w:sz="4" w:space="0" w:color="auto"/>
+            </w:tcBorders>
+            <w:noWrap/>
+            <w:vAlign w:val="bottom"/>
+          </w:tcPr>
+          <w:p>
+            <w:pPr>
+              <w:jc w:val="right"/>
+              <w:rPr>
+                <w:rFonts w:ascii="Calibri" w:hAnsi="Calibri" w:cs="Calibri"/>
+                <w:color w:val="000000"/>
+                <w:lang w:eastAsia="ru-RU"/>
+              </w:rPr>
+            </w:pPr>
+          </w:p>
+        </w:tc>
+        <w:tc>
+          <w:tcPr>
+            <w:tcW w:w="415" w:type="pct"/>
+            <w:tcBorders>
+              <w:top w:val="single" w:sz="4" w:space="0" w:color="auto"/>
+              <w:left w:val="single" w:sz="4" w:space="0" w:color="auto"/>
+              <w:bottom w:val="single" w:sz="4" w:space="0" w:color="auto"/>
+              <w:right w:val="single" w:sz="4" w:space="0" w:color="auto"/>
+            </w:tcBorders>
+            <w:noWrap/>
+            <w:vAlign w:val="bottom"/>
+          </w:tcPr>
+          <w:p>
+            <w:pPr>
+              <w:jc w:val="right"/>
+              <w:rPr>
+                <w:rFonts w:ascii="Calibri" w:hAnsi="Calibri" w:cs="Calibri"/>
+                <w:color w:val="000000"/>
+                <w:lang w:eastAsia="ru-RU"/>
+              </w:rPr>
+            </w:pPr>
+          </w:p>
+        </w:tc>
+        <w:tc>
+          <w:tcPr>
+            <w:tcW w:w="414" w:type="pct"/>
+            <w:tcBorders>
+              <w:top w:val="single" w:sz="4" w:space="0" w:color="auto"/>
+              <w:left w:val="single" w:sz="4" w:space="0" w:color="auto"/>
+              <w:bottom w:val="single" w:sz="4" w:space="0" w:color="auto"/>
+              <w:right w:val="single" w:sz="4" w:space="0" w:color="auto"/>
+            </w:tcBorders>
+            <w:noWrap/>
+            <w:vAlign w:val="bottom"/>
+          </w:tcPr>
+          <w:p>
+            <w:pPr>
+              <w:rPr>
+                <w:rFonts w:ascii="Calibri" w:hAnsi="Calibri" w:cs="Calibri"/>
+                <w:color w:val="000000"/>
+                <w:lang w:eastAsia="ru-RU"/>
+              </w:rPr>
+            </w:pPr>
+          </w:p>
+        </w:tc>
+        <w:tc>
+          <w:tcPr>
+            <w:tcW w:w="414" w:type="pct"/>
+            <w:tcBorders>
+              <w:top w:val="single" w:sz="4" w:space="0" w:color="auto"/>
+              <w:left w:val="single" w:sz="4" w:space="0" w:color="auto"/>
+              <w:bottom w:val="single" w:sz="4" w:space="0" w:color="auto"/>
+              <w:right w:val="single" w:sz="4" w:space="0" w:color="auto"/>
+            </w:tcBorders>
+            <w:noWrap/>
+            <w:vAlign w:val="bottom"/>
+          </w:tcPr>
+          <w:p>
+            <w:pPr>
+              <w:jc w:val="right"/>
+              <w:rPr>
+                <w:rFonts w:ascii="Calibri" w:hAnsi="Calibri" w:cs="Calibri"/>
+                <w:color w:val="000000"/>
+                <w:lang w:eastAsia="ru-RU"/>
+              </w:rPr>
+            </w:pPr>
+          </w:p>
+        </w:tc>
+        <w:tc>
+          <w:tcPr>
+            <w:tcW w:w="414" w:type="pct"/>
+            <w:tcBorders>
+              <w:top w:val="single" w:sz="4" w:space="0" w:color="auto"/>
+              <w:left w:val="single" w:sz="4" w:space="0" w:color="auto"/>
+              <w:bottom w:val="single" w:sz="4" w:space="0" w:color="auto"/>
+              <w:right w:val="single" w:sz="4" w:space="0" w:color="auto"/>
+            </w:tcBorders>
+            <w:noWrap/>
+            <w:vAlign w:val="bottom"/>
+          </w:tcPr>
+          <w:p>
+            <w:pPr>
+              <w:rPr>
+                <w:rFonts w:ascii="Calibri" w:hAnsi="Calibri" w:cs="Calibri"/>
+                <w:color w:val="000000"/>
+                <w:lang w:eastAsia="ru-RU"/>
+              </w:rPr>
+            </w:pPr>
+          </w:p>
+        </w:tc>
+        <w:tc>
+          <w:tcPr>
+            <w:tcW w:w="414" w:type="pct"/>
+            <w:tcBorders>
+              <w:top w:val="single" w:sz="4" w:space="0" w:color="auto"/>
+              <w:left w:val="single" w:sz="4" w:space="0" w:color="auto"/>
+              <w:bottom w:val="single" w:sz="4" w:space="0" w:color="auto"/>
+              <w:right w:val="single" w:sz="4" w:space="0" w:color="auto"/>
+            </w:tcBorders>
+            <w:noWrap/>
+            <w:vAlign w:val="bottom"/>
+          </w:tcPr>
+          <w:p>
+            <w:pPr>
+              <w:spacing w:line="256" w:lineRule="auto"/>
+              <w:rPr>
+                <w:sz w:val="20"/>
+                <w:szCs w:val="20"/>
+                <w:lang w:eastAsia="ru-RU"/>
+              </w:rPr>
+            </w:pPr>
+          </w:p>
+        </w:tc>
+        <w:tc>
+          <w:tcPr>
+            <w:tcW w:w="415" w:type="pct"/>
+            <w:tcBorders>
+              <w:top w:val="single" w:sz="4" w:space="0" w:color="auto"/>
+              <w:left w:val="single" w:sz="4" w:space="0" w:color="auto"/>
+              <w:bottom w:val="single" w:sz="4" w:space="0" w:color="auto"/>
+              <w:right w:val="single" w:sz="4" w:space="0" w:color="auto"/>
+            </w:tcBorders>
+            <w:noWrap/>
+            <w:vAlign w:val="bottom"/>
+          </w:tcPr>
+          <w:p>
+            <w:pPr>
+              <w:spacing w:line="256" w:lineRule="auto"/>
+              <w:rPr>
+                <w:sz w:val="20"/>
+                <w:szCs w:val="20"/>
                 <w:lang w:eastAsia="ru-RU"/>
               </w:rPr>
             </w:pPr>
@@ -4215,7 +11501,6 @@
           <w:bCs/>
           <w:sz w:val="28"/>
         </w:rPr>
-        <w:lastRenderedPageBreak/>
         <w:br w:type="page"/>
       </w:r>
     </w:p>
@@ -4309,7 +11594,7 @@
           <w:sz w:val="28"/>
           <w:szCs w:val="28"/>
         </w:rPr>
-        <w:t>функционально-ориентированные метрики программного обеспечения; получ</w:t>
+        <w:t>теоретические сведения и получ</w:t>
       </w:r>
       <w:r>
         <w:rPr>
@@ -4323,22 +11608,16 @@
           <w:sz w:val="28"/>
           <w:szCs w:val="28"/>
         </w:rPr>
-        <w:t xml:space="preserve"> практические навыки использования функционально ориентированны</w:t>
-      </w:r>
-      <w:r>
+        <w:t xml:space="preserve"> практические навыки оценки иерархии классов объектно-ориентированных программных систем.</w:t>
+      </w:r>
+    </w:p>
+    <w:p>
+      <w:pPr>
         <w:rPr>
           <w:sz w:val="28"/>
           <w:szCs w:val="28"/>
         </w:rPr>
-        <w:t>х</w:t>
-      </w:r>
-      <w:r>
-        <w:rPr>
-          <w:sz w:val="28"/>
-          <w:szCs w:val="28"/>
-        </w:rPr>
-        <w:t xml:space="preserve"> метрик ПО для оценки программного проекта.</w:t>
-      </w:r>
+      </w:pPr>
     </w:p>
     <w:p>
       <w:pPr>
@@ -6589,7 +13868,7 @@
     <w:name w:val="Normal"/>
     <w:uiPriority w:val="1"/>
     <w:qFormat/>
-    <w:rsid w:val="000D432F"/>
+    <w:rsid w:val="003D3B13"/>
     <w:rPr>
       <w:rFonts w:ascii="Times New Roman" w:eastAsia="Times New Roman" w:hAnsi="Times New Roman" w:cs="Times New Roman"/>
       <w:lang w:val="ru-RU"/>
@@ -6842,6 +14121,39 @@
       <w:sz w:val="24"/>
       <w:szCs w:val="24"/>
       <w:lang w:eastAsia="ru-RU"/>
+    </w:rPr>
+  </w:style>
+  <w:style w:type="character" w:customStyle="1" w:styleId="Conditional">
+    <w:name w:val="Conditional Знак"/>
+    <w:basedOn w:val="a0"/>
+    <w:link w:val="Conditional0"/>
+    <w:locked/>
+    <w:rsid w:val="000767F6"/>
+    <w:rPr>
+      <w:rFonts w:ascii="Times New Roman" w:hAnsi="Times New Roman" w:cs="Times New Roman"/>
+      <w:sz w:val="28"/>
+      <w:szCs w:val="36"/>
+    </w:rPr>
+  </w:style>
+  <w:style w:type="paragraph" w:customStyle="1" w:styleId="Conditional0">
+    <w:name w:val="Conditional"/>
+    <w:basedOn w:val="a"/>
+    <w:link w:val="Conditional"/>
+    <w:qFormat/>
+    <w:rsid w:val="000767F6"/>
+    <w:pPr>
+      <w:widowControl/>
+      <w:autoSpaceDE/>
+      <w:autoSpaceDN/>
+      <w:spacing w:after="160"/>
+      <w:contextualSpacing/>
+      <w:jc w:val="both"/>
+    </w:pPr>
+    <w:rPr>
+      <w:rFonts w:eastAsiaTheme="minorHAnsi"/>
+      <w:sz w:val="28"/>
+      <w:szCs w:val="36"/>
+      <w:lang w:val="en-US"/>
     </w:rPr>
   </w:style>
 </w:styles>
